--- a/report/Every_Coin_Counts_Poster.docx
+++ b/report/Every_Coin_Counts_Poster.docx
@@ -273,7 +273,7 @@
                 <w:sz w:val="64"/>
                 <w:szCs w:val="64"/>
               </w:rPr>
-              <w:t xml:space="preserve">90.29%</w:t>
+              <w:t xml:space="preserve">89.6%</w:t>
             </w:r>
           </w:p>
           <w:p>
@@ -290,7 +290,7 @@
                 <w:sz w:val="24"/>
                 <w:szCs w:val="24"/>
               </w:rPr>
-              <w:t xml:space="preserve">count accuracy</w:t>
+              <w:t xml:space="preserve">recall</w:t>
             </w:r>
           </w:p>
           <w:p>
@@ -305,7 +305,7 @@
                 <w:sz w:val="19"/>
                 <w:szCs w:val="19"/>
               </w:rPr>
-              <w:t xml:space="preserve">33 coins off out of 340</w:t>
+              <w:t xml:space="preserve">294 of 328 coins found</w:t>
             </w:r>
           </w:p>
         </w:tc>
@@ -341,7 +341,7 @@
                 <w:sz w:val="64"/>
                 <w:szCs w:val="64"/>
               </w:rPr>
-              <w:t xml:space="preserve">1.27</w:t>
+              <w:t xml:space="preserve">88.3%</w:t>
             </w:r>
           </w:p>
           <w:p>
@@ -358,7 +358,7 @@
                 <w:sz w:val="24"/>
                 <w:szCs w:val="24"/>
               </w:rPr>
-              <w:t xml:space="preserve">mean abs. error</w:t>
+              <w:t xml:space="preserve">precision</w:t>
             </w:r>
           </w:p>
           <w:p>
@@ -373,7 +373,7 @@
                 <w:sz w:val="19"/>
                 <w:szCs w:val="19"/>
               </w:rPr>
-              <w:t xml:space="preserve">coins per photo</w:t>
+              <w:t xml:space="preserve">294 of 333 detections were coins</w:t>
             </w:r>
           </w:p>
         </w:tc>
@@ -409,7 +409,7 @@
                 <w:sz w:val="64"/>
                 <w:szCs w:val="64"/>
               </w:rPr>
-              <w:t xml:space="preserve">11/26</w:t>
+              <w:t xml:space="preserve">39 / 34</w:t>
             </w:r>
           </w:p>
           <w:p>
@@ -426,7 +426,7 @@
                 <w:sz w:val="24"/>
                 <w:szCs w:val="24"/>
               </w:rPr>
-              <w:t xml:space="preserve">exact photos</w:t>
+              <w:t xml:space="preserve">false / missed</w:t>
             </w:r>
           </w:p>
           <w:p>
@@ -441,7 +441,7 @@
                 <w:sz w:val="19"/>
                 <w:szCs w:val="19"/>
               </w:rPr>
-              <w:t xml:space="preserve">19/26 within ±1 coin</w:t>
+              <w:t xml:space="preserve">FP non-coins · FN missed coins</w:t>
             </w:r>
           </w:p>
         </w:tc>
@@ -477,7 +477,7 @@
                 <w:sz w:val="64"/>
                 <w:szCs w:val="64"/>
               </w:rPr>
-              <w:t xml:space="preserve">9/12</w:t>
+              <w:t xml:space="preserve">12/26</w:t>
             </w:r>
           </w:p>
           <w:p>
@@ -494,7 +494,7 @@
                 <w:sz w:val="24"/>
                 <w:szCs w:val="24"/>
               </w:rPr>
-              <w:t xml:space="preserve">buttons excluded</w:t>
+              <w:t xml:space="preserve">exact counts</w:t>
             </w:r>
           </w:p>
           <w:p>
@@ -509,7 +509,7 @@
                 <w:sz w:val="19"/>
                 <w:szCs w:val="19"/>
               </w:rPr>
-              <w:t xml:space="preserve">by holes or colour</w:t>
+              <w:t xml:space="preserve">only 7 with no mistake at all</w:t>
             </w:r>
           </w:p>
         </w:tc>
@@ -645,7 +645,7 @@
                 <w:sz w:val="23"/>
                 <w:szCs w:val="23"/>
               </w:rPr>
-              <w:t xml:space="preserve">26 photos · 340 coins · 12 buttons, hand-counted and split into clean, noisy (dark / blurred) and damaged (piles, cut coins, buttons). A synthetic image with 6 discs checked the code: 6 of 6 found.</w:t>
+              <w:t xml:space="preserve">26 photos · 328 coins · 12 buttons, hand-counted and split into clean, noisy (dark / blurred) and damaged (piles, cut coins, buttons). Then every circle the program drew was checked: coin (TP), not a coin (FP) or a coin without a circle (FN).</w:t>
             </w:r>
           </w:p>
         </w:tc>
@@ -1147,7 +1147,7 @@
                 <w:sz w:val="19"/>
                 <w:szCs w:val="19"/>
               </w:rPr>
-              <w:t xml:space="preserve">Exact counts on clean and dark photos.</w:t>
+              <w:t xml:space="preserve">Three clean photos with no mistake.</w:t>
             </w:r>
           </w:p>
           <w:p>
@@ -1161,7 +1161,7 @@
                 <w:sz w:val="23"/>
                 <w:szCs w:val="23"/>
               </w:rPr>
-              <w:t xml:space="preserve">Clean photos: MAE 0.13, all within one coin. About 0.7 s per 1600 × 900 photo.</w:t>
+              <w:t xml:space="preserve">Clean photos: all 98 coins found, 1 false detection. Dark photos add false coins; piles and the frame hide real ones.</w:t>
             </w:r>
           </w:p>
         </w:tc>
@@ -1231,7 +1231,7 @@
                 <w:sz w:val="34"/>
                 <w:szCs w:val="34"/>
               </w:rPr>
-              <w:t xml:space="preserve"> What made it work</w:t>
+              <w:t xml:space="preserve"> What was mistaken for a coin</w:t>
             </w:r>
           </w:p>
           <w:p>
@@ -1242,7 +1242,7 @@
             <w:r>
               <w:drawing>
                 <wp:inline distT="0" distB="0" distL="0" distR="0">
-                  <wp:extent cx="3171825" cy="1524000"/>
+                  <wp:extent cx="3171825" cy="1447800"/>
                   <wp:effectExtent t="0" r="0" b="0" l="0"/>
                   <wp:docPr id="4" name="" descr="" title=""/>
                   <wp:cNvGraphicFramePr>
@@ -1267,7 +1267,7 @@
                         <pic:spPr bwMode="auto">
                           <a:xfrm>
                             <a:off x="0" y="0"/>
-                            <a:ext cx="3171825" cy="1524000"/>
+                            <a:ext cx="3171825" cy="1447800"/>
                           </a:xfrm>
                           <a:prstGeom prst="rect">
                             <a:avLst/>
@@ -1292,7 +1292,7 @@
                 <w:sz w:val="19"/>
                 <w:szCs w:val="19"/>
               </w:rPr>
-              <w:t xml:space="preserve">Error after each development step.</w:t>
+              <w:t xml:space="preserve">Causes of the 39 false positives.</w:t>
             </w:r>
           </w:p>
           <w:p>
@@ -1306,7 +1306,7 @@
                 <w:sz w:val="23"/>
                 <w:szCs w:val="23"/>
               </w:rPr>
-              <w:t xml:space="preserve">Pad folds fooled every early version. The Hessian test, round versus ridge, cut the error by more than half.</w:t>
+              <w:t xml:space="preserve">12 photos got the exact total, but in 5 of them a false coin and a missed coin cancelled out.</w:t>
             </w:r>
           </w:p>
         </w:tc>
@@ -1376,7 +1376,7 @@
                 <w:sz w:val="34"/>
                 <w:szCs w:val="34"/>
               </w:rPr>
-              <w:t xml:space="preserve"> Coins vs. buttons</w:t>
+              <w:t xml:space="preserve"> Round, but not a coin</w:t>
             </w:r>
           </w:p>
           <w:p>
@@ -1387,7 +1387,7 @@
             <w:r>
               <w:drawing>
                 <wp:inline distT="0" distB="0" distL="0" distR="0">
-                  <wp:extent cx="3171825" cy="1343025"/>
+                  <wp:extent cx="3171825" cy="1295400"/>
                   <wp:effectExtent t="0" r="0" b="0" l="0"/>
                   <wp:docPr id="5" name="" descr="" title=""/>
                   <wp:cNvGraphicFramePr>
@@ -1412,7 +1412,7 @@
                         <pic:spPr bwMode="auto">
                           <a:xfrm>
                             <a:off x="0" y="0"/>
-                            <a:ext cx="3171825" cy="1343025"/>
+                            <a:ext cx="3171825" cy="1295400"/>
                           </a:xfrm>
                           <a:prstGeom prst="rect">
                             <a:avLst/>
@@ -1451,7 +1451,7 @@
                 <w:sz w:val="23"/>
                 <w:szCs w:val="23"/>
               </w:rPr>
-              <w:t xml:space="preserve">Blue, navy and pink buttons fail the colour test; for the rest, black-hat reveals 2–4 sewing holes around the centre.</w:t>
+              <w:t xml:space="preserve">9 of 12 buttons rejected by colour or sewing holes (black-hat); 2 grey buttons passed as coins.</w:t>
             </w:r>
           </w:p>
         </w:tc>
@@ -1536,7 +1536,7 @@
                 <w:sz w:val="23"/>
                 <w:szCs w:val="23"/>
               </w:rPr>
-              <w:t xml:space="preserve">Classical tools alone reached 90.29% count accuracy and excluded 9 of 12 buttons. Shape (Hessian) beat brightness for ignoring folds, and LoG + Hough together handled blurry and touching coins.</w:t>
+              <w:t xml:space="preserve">Classical tools alone found 89.6% of the coins with 88.3% precision and rejected 9 of 12 buttons. Checking every circle, not just the total, showed where and why the machine fails.</w:t>
             </w:r>
           </w:p>
         </w:tc>
@@ -1586,7 +1586,7 @@
                 <w:sz w:val="23"/>
                 <w:szCs w:val="23"/>
               </w:rPr>
-              <w:t xml:space="preserve">Strong motion blur splits a coin into several blobs (22 vs 14). Dense piles hide coins, coins cut by the frame are half-circles, and a grey button without visible holes looks like a coin.</w:t>
+              <w:t xml:space="preserve">Motion blur splits a coin into several blobs (22 counted vs 12). Dense piles hide coins, coins cut by the frame are half-circles, and a grey button without visible holes looks like a coin.</w:t>
             </w:r>
           </w:p>
         </w:tc>
@@ -1636,7 +1636,7 @@
                 <w:sz w:val="23"/>
                 <w:szCs w:val="23"/>
               </w:rPr>
-              <w:t xml:space="preserve">Merge detections along the blur direction, fit partial circles at the image border, use rim colour for grey buttons, and mark coin positions to separate false positives from misses.</w:t>
+              <w:t xml:space="preserve">Merge detections along the blur direction, drop the white hem from the pad mask, fit partial circles at the image border, and use rim colour to catch grey buttons.</w:t>
             </w:r>
           </w:p>
         </w:tc>

--- a/report/Every_Coin_Counts_Poster.docx
+++ b/report/Every_Coin_Counts_Poster.docx
@@ -1,50 +1,59 @@
 
 <file path=word/document.xml><?xml version="1.0" encoding="utf-8"?>
-<w:document xmlns:wpc="http://schemas.microsoft.com/office/word/2010/wordprocessingCanvas" xmlns:mc="http://schemas.openxmlformats.org/markup-compatibility/2006" xmlns:o="urn:schemas-microsoft-com:office:office" xmlns:r="http://schemas.openxmlformats.org/officeDocument/2006/relationships" xmlns:m="http://schemas.openxmlformats.org/officeDocument/2006/math" xmlns:v="urn:schemas-microsoft-com:vml" xmlns:wp14="http://schemas.microsoft.com/office/word/2010/wordprocessingDrawing" xmlns:wp="http://schemas.openxmlformats.org/drawingml/2006/wordprocessingDrawing" xmlns:w10="urn:schemas-microsoft-com:office:word" xmlns:w="http://schemas.openxmlformats.org/wordprocessingml/2006/main" xmlns:w14="http://schemas.microsoft.com/office/word/2010/wordml" xmlns:w15="http://schemas.microsoft.com/office/word/2012/wordml" xmlns:wpg="http://schemas.microsoft.com/office/word/2010/wordprocessingGroup" xmlns:wpi="http://schemas.microsoft.com/office/word/2010/wordprocessingInk" xmlns:wne="http://schemas.microsoft.com/office/word/2006/wordml" xmlns:wps="http://schemas.microsoft.com/office/word/2010/wordprocessingShape" xmlns:cx="http://schemas.microsoft.com/office/drawing/2014/chartex" xmlns:cx1="http://schemas.microsoft.com/office/drawing/2015/9/8/chartex" xmlns:cx2="http://schemas.microsoft.com/office/drawing/2015/10/21/chartex" xmlns:cx3="http://schemas.microsoft.com/office/drawing/2016/5/9/chartex" xmlns:cx4="http://schemas.microsoft.com/office/drawing/2016/5/10/chartex" xmlns:cx5="http://schemas.microsoft.com/office/drawing/2016/5/11/chartex" xmlns:cx6="http://schemas.microsoft.com/office/drawing/2016/5/12/chartex" xmlns:cx7="http://schemas.microsoft.com/office/drawing/2016/5/13/chartex" xmlns:cx8="http://schemas.microsoft.com/office/drawing/2016/5/14/chartex" xmlns:aink="http://schemas.microsoft.com/office/drawing/2016/ink" xmlns:am3d="http://schemas.microsoft.com/office/drawing/2017/model3d" xmlns:w16cex="http://schemas.microsoft.com/office/word/2018/wordml/cex" xmlns:w16cid="http://schemas.microsoft.com/office/word/2016/wordml/cid" xmlns:w16="http://schemas.microsoft.com/office/word/2018/wordml" xmlns:w16sdtdh="http://schemas.microsoft.com/office/word/2020/wordml/sdtdatahash" xmlns:w16se="http://schemas.microsoft.com/office/word/2015/wordml/symex" mc:Ignorable="w14 w15 wp14">
+<w:document xmlns:wpc="http://schemas.microsoft.com/office/word/2010/wordprocessingCanvas" xmlns:cx="http://schemas.microsoft.com/office/drawing/2014/chartex" xmlns:cx1="http://schemas.microsoft.com/office/drawing/2015/9/8/chartex" xmlns:cx2="http://schemas.microsoft.com/office/drawing/2015/10/21/chartex" xmlns:cx3="http://schemas.microsoft.com/office/drawing/2016/5/9/chartex" xmlns:cx4="http://schemas.microsoft.com/office/drawing/2016/5/10/chartex" xmlns:cx5="http://schemas.microsoft.com/office/drawing/2016/5/11/chartex" xmlns:cx6="http://schemas.microsoft.com/office/drawing/2016/5/12/chartex" xmlns:cx7="http://schemas.microsoft.com/office/drawing/2016/5/13/chartex" xmlns:cx8="http://schemas.microsoft.com/office/drawing/2016/5/14/chartex" xmlns:mc="http://schemas.openxmlformats.org/markup-compatibility/2006" xmlns:aink="http://schemas.microsoft.com/office/drawing/2016/ink" xmlns:am3d="http://schemas.microsoft.com/office/drawing/2017/model3d" xmlns:o="urn:schemas-microsoft-com:office:office" xmlns:oel="http://schemas.microsoft.com/office/2019/extlst" xmlns:r="http://schemas.openxmlformats.org/officeDocument/2006/relationships" xmlns:m="http://schemas.openxmlformats.org/officeDocument/2006/math" xmlns:v="urn:schemas-microsoft-com:vml" xmlns:wp14="http://schemas.microsoft.com/office/word/2010/wordprocessingDrawing" xmlns:wp="http://schemas.openxmlformats.org/drawingml/2006/wordprocessingDrawing" xmlns:w10="urn:schemas-microsoft-com:office:word" xmlns:w="http://schemas.openxmlformats.org/wordprocessingml/2006/main" xmlns:w14="http://schemas.microsoft.com/office/word/2010/wordml" xmlns:w15="http://schemas.microsoft.com/office/word/2012/wordml" xmlns:w16cex="http://schemas.microsoft.com/office/word/2018/wordml/cex" xmlns:w16cid="http://schemas.microsoft.com/office/word/2016/wordml/cid" xmlns:w16="http://schemas.microsoft.com/office/word/2018/wordml" xmlns:w16du="http://schemas.microsoft.com/office/word/2023/wordml/word16du" xmlns:w16sdtdh="http://schemas.microsoft.com/office/word/2020/wordml/sdtdatahash" xmlns:w16sdtfl="http://schemas.microsoft.com/office/word/2024/wordml/sdtformatlock" xmlns:w16se="http://schemas.microsoft.com/office/word/2015/wordml/symex" xmlns:wpg="http://schemas.microsoft.com/office/word/2010/wordprocessingGroup" xmlns:wpi="http://schemas.microsoft.com/office/word/2010/wordprocessingInk" xmlns:wne="http://schemas.microsoft.com/office/word/2006/wordml" xmlns:wps="http://schemas.microsoft.com/office/word/2010/wordprocessingShape" mc:Ignorable="w14 w15 w16se w16cid w16 w16cex w16sdtdh w16sdtfl w16du wp14">
   <w:body>
     <w:tbl>
       <w:tblPr>
-        <w:tblW w:type="dxa" w:w="15598"/>
+        <w:tblW w:w="15598" w:type="dxa"/>
         <w:tblBorders>
-          <w:top w:val="single" w:color="auto" w:sz="4"/>
-          <w:left w:val="single" w:color="auto" w:sz="4"/>
-          <w:bottom w:val="single" w:color="auto" w:sz="4"/>
-          <w:right w:val="single" w:color="auto" w:sz="4"/>
-          <w:insideH w:val="single" w:color="auto" w:sz="4"/>
-          <w:insideV w:val="single" w:color="auto" w:sz="4"/>
+          <w:top w:val="single" w:sz="4" w:space="0" w:color="auto"/>
+          <w:left w:val="single" w:sz="4" w:space="0" w:color="auto"/>
+          <w:bottom w:val="single" w:sz="4" w:space="0" w:color="auto"/>
+          <w:right w:val="single" w:sz="4" w:space="0" w:color="auto"/>
+          <w:insideH w:val="single" w:sz="4" w:space="0" w:color="auto"/>
+          <w:insideV w:val="single" w:sz="4" w:space="0" w:color="auto"/>
         </w:tblBorders>
+        <w:tblCellMar>
+          <w:left w:w="10" w:type="dxa"/>
+          <w:right w:w="10" w:type="dxa"/>
+        </w:tblCellMar>
+        <w:tblLook w:val="0000" w:firstRow="0" w:lastRow="0" w:firstColumn="0" w:lastColumn="0" w:noHBand="0" w:noVBand="0"/>
       </w:tblPr>
       <w:tblGrid>
         <w:gridCol w:w="10295"/>
         <w:gridCol w:w="5303"/>
       </w:tblGrid>
       <w:tr>
+        <w:tblPrEx>
+          <w:tblCellMar>
+            <w:top w:w="0" w:type="dxa"/>
+            <w:bottom w:w="0" w:type="dxa"/>
+          </w:tblCellMar>
+        </w:tblPrEx>
         <w:tc>
           <w:tcPr>
-            <w:tcW w:type="dxa" w:w="10295"/>
+            <w:tcW w:w="10295" w:type="dxa"/>
             <w:tcBorders>
-              <w:top w:val="none" w:color="FFFFFF" w:sz="0"/>
-              <w:left w:val="none" w:color="FFFFFF" w:sz="0"/>
-              <w:bottom w:val="none" w:color="FFFFFF" w:sz="0"/>
-              <w:right w:val="none" w:color="FFFFFF" w:sz="0"/>
+              <w:top w:val="none" w:sz="0" w:space="0" w:color="FFFFFF"/>
+              <w:left w:val="none" w:sz="0" w:space="0" w:color="FFFFFF"/>
+              <w:bottom w:val="none" w:sz="0" w:space="0" w:color="FFFFFF"/>
+              <w:right w:val="none" w:sz="0" w:space="0" w:color="FFFFFF"/>
             </w:tcBorders>
-            <w:shd w:fill="0B3C74" w:color="auto" w:val="clear"/>
+            <w:shd w:val="clear" w:color="auto" w:fill="0B3C74"/>
             <w:tcMar>
-              <w:top w:type="dxa" w:w="420"/>
-              <w:left w:type="dxa" w:w="500"/>
-              <w:bottom w:type="dxa" w:w="420"/>
-              <w:right w:type="dxa" w:w="500"/>
+              <w:top w:w="420" w:type="dxa"/>
+              <w:left w:w="500" w:type="dxa"/>
+              <w:bottom w:w="420" w:type="dxa"/>
+              <w:right w:w="500" w:type="dxa"/>
             </w:tcMar>
             <w:vAlign w:val="center"/>
           </w:tcPr>
           <w:p>
             <w:pPr>
-              <w:spacing w:after="120" w:before="0" w:line="260"/>
-              <w:jc w:val="left"/>
-            </w:pPr>
-            <w:r>
-              <w:rPr>
-                <w:rFonts w:ascii="Calibri" w:cs="Calibri" w:eastAsia="Calibri" w:hAnsi="Calibri"/>
+              <w:spacing w:after="120" w:line="260" w:lineRule="auto"/>
+            </w:pPr>
+            <w:r>
+              <w:rPr>
                 <w:b/>
                 <w:bCs/>
                 <w:color w:val="A9E3C6"/>
@@ -52,17 +61,39 @@
                 <w:sz w:val="22"/>
                 <w:szCs w:val="22"/>
               </w:rPr>
-              <w:t xml:space="preserve">IMAGE PROCESSING  ·  FINAL PROJECT</w:t>
-            </w:r>
-          </w:p>
-          <w:p>
-            <w:pPr>
-              <w:spacing w:after="80" w:before="0" w:line="240"/>
-              <w:jc w:val="left"/>
-            </w:pPr>
-            <w:r>
-              <w:rPr>
-                <w:rFonts w:ascii="Calibri" w:cs="Calibri" w:eastAsia="Calibri" w:hAnsi="Calibri"/>
+              <w:t xml:space="preserve">IMAGE </w:t>
+            </w:r>
+            <w:proofErr w:type="gramStart"/>
+            <w:r>
+              <w:rPr>
+                <w:b/>
+                <w:bCs/>
+                <w:color w:val="A9E3C6"/>
+                <w:spacing w:val="40"/>
+                <w:sz w:val="22"/>
+                <w:szCs w:val="22"/>
+              </w:rPr>
+              <w:t>PROCESSING  ·</w:t>
+            </w:r>
+            <w:proofErr w:type="gramEnd"/>
+            <w:r>
+              <w:rPr>
+                <w:b/>
+                <w:bCs/>
+                <w:color w:val="A9E3C6"/>
+                <w:spacing w:val="40"/>
+                <w:sz w:val="22"/>
+                <w:szCs w:val="22"/>
+              </w:rPr>
+              <w:t xml:space="preserve">  FINAL PROJECT</w:t>
+            </w:r>
+          </w:p>
+          <w:p>
+            <w:pPr>
+              <w:spacing w:after="80"/>
+            </w:pPr>
+            <w:r>
+              <w:rPr>
                 <w:b/>
                 <w:bCs/>
                 <w:color w:val="FFFFFF"/>
@@ -73,142 +104,171 @@
             </w:r>
             <w:r>
               <w:rPr>
-                <w:rFonts w:ascii="Calibri" w:cs="Calibri" w:eastAsia="Calibri" w:hAnsi="Calibri"/>
                 <w:b/>
                 <w:bCs/>
                 <w:color w:val="A9E3C6"/>
                 <w:sz w:val="104"/>
                 <w:szCs w:val="104"/>
               </w:rPr>
-              <w:t xml:space="preserve">Counts</w:t>
-            </w:r>
-          </w:p>
-          <w:p>
-            <w:pPr>
-              <w:spacing w:after="0" w:before="0" w:line="260"/>
-              <w:jc w:val="left"/>
-            </w:pPr>
-            <w:r>
-              <w:rPr>
-                <w:rFonts w:ascii="Calibri" w:cs="Calibri" w:eastAsia="Calibri" w:hAnsi="Calibri"/>
+              <w:t>Counts</w:t>
+            </w:r>
+          </w:p>
+          <w:p>
+            <w:pPr>
+              <w:spacing w:line="260" w:lineRule="auto"/>
+            </w:pPr>
+            <w:r>
+              <w:rPr>
                 <w:color w:val="D6E4F5"/>
                 <w:sz w:val="36"/>
                 <w:szCs w:val="36"/>
               </w:rPr>
-              <w:t xml:space="preserve">Counting coins on a textured pad with classical image processing</w:t>
+              <w:t>Counting coins on a textured pad with classical image processing</w:t>
             </w:r>
           </w:p>
         </w:tc>
         <w:tc>
           <w:tcPr>
-            <w:tcW w:type="dxa" w:w="5303"/>
+            <w:tcW w:w="5303" w:type="dxa"/>
             <w:tcBorders>
-              <w:top w:val="none" w:color="FFFFFF" w:sz="0"/>
-              <w:left w:val="none" w:color="FFFFFF" w:sz="0"/>
-              <w:bottom w:val="none" w:color="FFFFFF" w:sz="0"/>
-              <w:right w:val="none" w:color="FFFFFF" w:sz="0"/>
+              <w:top w:val="none" w:sz="0" w:space="0" w:color="FFFFFF"/>
+              <w:left w:val="none" w:sz="0" w:space="0" w:color="FFFFFF"/>
+              <w:bottom w:val="none" w:sz="0" w:space="0" w:color="FFFFFF"/>
+              <w:right w:val="none" w:sz="0" w:space="0" w:color="FFFFFF"/>
             </w:tcBorders>
-            <w:shd w:fill="1565C0" w:color="auto" w:val="clear"/>
+            <w:shd w:val="clear" w:color="auto" w:fill="1565C0"/>
             <w:tcMar>
-              <w:top w:type="dxa" w:w="420"/>
-              <w:left w:type="dxa" w:w="360"/>
-              <w:bottom w:type="dxa" w:w="420"/>
-              <w:right w:type="dxa" w:w="360"/>
+              <w:top w:w="420" w:type="dxa"/>
+              <w:left w:w="360" w:type="dxa"/>
+              <w:bottom w:w="420" w:type="dxa"/>
+              <w:right w:w="360" w:type="dxa"/>
             </w:tcMar>
             <w:vAlign w:val="center"/>
           </w:tcPr>
           <w:p>
             <w:pPr>
-              <w:spacing w:after="20" w:before="0" w:line="260"/>
-              <w:jc w:val="left"/>
-            </w:pPr>
-            <w:r>
-              <w:rPr>
-                <w:rFonts w:ascii="Calibri" w:cs="Calibri" w:eastAsia="Calibri" w:hAnsi="Calibri"/>
+              <w:spacing w:after="20" w:line="260" w:lineRule="auto"/>
+            </w:pPr>
+            <w:r>
+              <w:rPr>
                 <w:b/>
                 <w:bCs/>
                 <w:color w:val="A9E3C6"/>
                 <w:sz w:val="20"/>
                 <w:szCs w:val="20"/>
               </w:rPr>
-              <w:t xml:space="preserve">Authors</w:t>
-            </w:r>
-          </w:p>
-          <w:p>
-            <w:pPr>
-              <w:spacing w:after="0" w:before="0" w:line="260"/>
-              <w:jc w:val="left"/>
-            </w:pPr>
-            <w:r>
-              <w:rPr>
-                <w:rFonts w:ascii="Calibri" w:cs="Calibri" w:eastAsia="Calibri" w:hAnsi="Calibri"/>
+              <w:t>Author</w:t>
+            </w:r>
+          </w:p>
+          <w:p>
+            <w:pPr>
+              <w:spacing w:line="260" w:lineRule="auto"/>
+            </w:pPr>
+            <w:r>
+              <w:rPr>
                 <w:color w:val="FFFFFF"/>
                 <w:sz w:val="26"/>
                 <w:szCs w:val="26"/>
               </w:rPr>
-              <w:t xml:space="preserve">[Student Name 1]</w:t>
-            </w:r>
-          </w:p>
-          <w:p>
-            <w:pPr>
-              <w:spacing w:after="140" w:before="0" w:line="260"/>
-              <w:jc w:val="left"/>
-            </w:pPr>
-            <w:r>
-              <w:rPr>
-                <w:rFonts w:ascii="Calibri" w:cs="Calibri" w:eastAsia="Calibri" w:hAnsi="Calibri"/>
+              <w:t xml:space="preserve">Yulia Rapana </w:t>
+            </w:r>
+          </w:p>
+          <w:p>
+            <w:pPr>
+              <w:spacing w:after="20" w:line="260" w:lineRule="auto"/>
+            </w:pPr>
+            <w:r>
+              <w:rPr>
+                <w:b/>
+                <w:bCs/>
+                <w:color w:val="A9E3C6"/>
+                <w:sz w:val="20"/>
+                <w:szCs w:val="20"/>
+              </w:rPr>
+              <w:t>Lecturer</w:t>
+            </w:r>
+          </w:p>
+          <w:p>
+            <w:pPr>
+              <w:spacing w:after="140" w:line="260" w:lineRule="auto"/>
+            </w:pPr>
+            <w:r>
+              <w:rPr>
                 <w:color w:val="FFFFFF"/>
                 <w:sz w:val="26"/>
                 <w:szCs w:val="26"/>
               </w:rPr>
-              <w:t xml:space="preserve">[Student Name 2]</w:t>
-            </w:r>
-          </w:p>
-          <w:p>
-            <w:pPr>
-              <w:spacing w:after="20" w:before="0" w:line="260"/>
-              <w:jc w:val="left"/>
-            </w:pPr>
-            <w:r>
-              <w:rPr>
-                <w:rFonts w:ascii="Calibri" w:cs="Calibri" w:eastAsia="Calibri" w:hAnsi="Calibri"/>
-                <w:b/>
-                <w:bCs/>
-                <w:color w:val="A9E3C6"/>
-                <w:sz w:val="20"/>
-                <w:szCs w:val="20"/>
-              </w:rPr>
-              <w:t xml:space="preserve">Lecturer</w:t>
-            </w:r>
-          </w:p>
-          <w:p>
-            <w:pPr>
-              <w:spacing w:after="140" w:before="0" w:line="260"/>
-              <w:jc w:val="left"/>
-            </w:pPr>
-            <w:r>
-              <w:rPr>
-                <w:rFonts w:ascii="Calibri" w:cs="Calibri" w:eastAsia="Calibri" w:hAnsi="Calibri"/>
-                <w:color w:val="FFFFFF"/>
-                <w:sz w:val="26"/>
-                <w:szCs w:val="26"/>
-              </w:rPr>
-              <w:t xml:space="preserve">[Lecturer Name]</w:t>
-            </w:r>
-          </w:p>
-          <w:p>
-            <w:pPr>
-              <w:spacing w:after="0" w:before="0" w:line="260"/>
-              <w:jc w:val="left"/>
-            </w:pPr>
-            <w:r>
-              <w:rPr>
-                <w:rFonts w:ascii="Calibri" w:cs="Calibri" w:eastAsia="Calibri" w:hAnsi="Calibri"/>
+              <w:t>Dr. Cornel Lusting</w:t>
+            </w:r>
+          </w:p>
+          <w:p>
+            <w:pPr>
+              <w:spacing w:line="260" w:lineRule="auto"/>
+              <w:rPr>
                 <w:color w:val="D6E4F5"/>
                 <w:sz w:val="22"/>
                 <w:szCs w:val="22"/>
               </w:rPr>
-              <w:t xml:space="preserve">[Institution]  ·  [Semester, Year]</w:t>
+            </w:pPr>
+            <w:r>
+              <w:rPr>
+                <w:color w:val="D6E4F5"/>
+                <w:sz w:val="22"/>
+                <w:szCs w:val="22"/>
+              </w:rPr>
+              <w:t xml:space="preserve">Holon </w:t>
+            </w:r>
+            <w:proofErr w:type="gramStart"/>
+            <w:r>
+              <w:rPr>
+                <w:color w:val="D6E4F5"/>
+                <w:sz w:val="22"/>
+                <w:szCs w:val="22"/>
+              </w:rPr>
+              <w:t>institute</w:t>
+            </w:r>
+            <w:proofErr w:type="gramEnd"/>
+            <w:r>
+              <w:rPr>
+                <w:color w:val="D6E4F5"/>
+                <w:sz w:val="22"/>
+                <w:szCs w:val="22"/>
+              </w:rPr>
+              <w:t xml:space="preserve"> of Technology </w:t>
+            </w:r>
+            <w:proofErr w:type="gramStart"/>
+            <w:r>
+              <w:rPr>
+                <w:color w:val="D6E4F5"/>
+                <w:sz w:val="22"/>
+                <w:szCs w:val="22"/>
+              </w:rPr>
+              <w:t>HIT</w:t>
+            </w:r>
+            <w:r>
+              <w:rPr>
+                <w:color w:val="D6E4F5"/>
+                <w:sz w:val="22"/>
+                <w:szCs w:val="22"/>
+              </w:rPr>
+              <w:t xml:space="preserve">  ·</w:t>
+            </w:r>
+            <w:proofErr w:type="gramEnd"/>
+            <w:r>
+              <w:rPr>
+                <w:color w:val="D6E4F5"/>
+                <w:sz w:val="22"/>
+                <w:szCs w:val="22"/>
+              </w:rPr>
+              <w:t xml:space="preserve"> </w:t>
+            </w:r>
+            <w:r>
+              <w:rPr>
+                <w:color w:val="D6E4F5"/>
+                <w:sz w:val="22"/>
+                <w:szCs w:val="22"/>
+              </w:rPr>
+              <w:t>summer 2026</w:t>
             </w:r>
           </w:p>
         </w:tc>
@@ -217,22 +277,27 @@
     <w:p>
       <w:pPr>
         <w:pBdr>
-          <w:top w:val="single" w:color="2E9E6B" w:sz="48" w:space="0"/>
+          <w:top w:val="single" w:sz="48" w:space="0" w:color="2E9E6B"/>
         </w:pBdr>
-        <w:spacing w:after="200" w:before="0"/>
+        <w:spacing w:after="200"/>
       </w:pPr>
     </w:p>
     <w:tbl>
       <w:tblPr>
-        <w:tblW w:type="dxa" w:w="15598"/>
+        <w:tblW w:w="15598" w:type="dxa"/>
         <w:tblBorders>
-          <w:top w:val="single" w:color="auto" w:sz="4"/>
-          <w:left w:val="single" w:color="auto" w:sz="4"/>
-          <w:bottom w:val="single" w:color="auto" w:sz="4"/>
-          <w:right w:val="single" w:color="auto" w:sz="4"/>
-          <w:insideH w:val="single" w:color="auto" w:sz="4"/>
-          <w:insideV w:val="single" w:color="auto" w:sz="4"/>
+          <w:top w:val="single" w:sz="4" w:space="0" w:color="auto"/>
+          <w:left w:val="single" w:sz="4" w:space="0" w:color="auto"/>
+          <w:bottom w:val="single" w:sz="4" w:space="0" w:color="auto"/>
+          <w:right w:val="single" w:sz="4" w:space="0" w:color="auto"/>
+          <w:insideH w:val="single" w:sz="4" w:space="0" w:color="auto"/>
+          <w:insideV w:val="single" w:sz="4" w:space="0" w:color="auto"/>
         </w:tblBorders>
+        <w:tblCellMar>
+          <w:left w:w="10" w:type="dxa"/>
+          <w:right w:w="10" w:type="dxa"/>
+        </w:tblCellMar>
+        <w:tblLook w:val="0000" w:firstRow="0" w:lastRow="0" w:firstColumn="0" w:lastColumn="0" w:noHBand="0" w:noVBand="0"/>
       </w:tblPr>
       <w:tblGrid>
         <w:gridCol w:w="3899"/>
@@ -241,275 +306,279 @@
         <w:gridCol w:w="3901"/>
       </w:tblGrid>
       <w:tr>
+        <w:tblPrEx>
+          <w:tblCellMar>
+            <w:top w:w="0" w:type="dxa"/>
+            <w:bottom w:w="0" w:type="dxa"/>
+          </w:tblCellMar>
+        </w:tblPrEx>
         <w:tc>
           <w:tcPr>
-            <w:tcW w:type="dxa" w:w="3899"/>
+            <w:tcW w:w="3899" w:type="dxa"/>
             <w:tcBorders>
-              <w:top w:val="none" w:color="FFFFFF" w:sz="0"/>
-              <w:left w:val="none" w:color="FFFFFF" w:sz="0"/>
-              <w:bottom w:val="none" w:color="FFFFFF" w:sz="0"/>
-              <w:right w:val="none" w:color="FFFFFF" w:sz="0"/>
+              <w:top w:val="none" w:sz="0" w:space="0" w:color="FFFFFF"/>
+              <w:left w:val="none" w:sz="0" w:space="0" w:color="FFFFFF"/>
+              <w:bottom w:val="none" w:sz="0" w:space="0" w:color="FFFFFF"/>
+              <w:right w:val="none" w:sz="0" w:space="0" w:color="FFFFFF"/>
             </w:tcBorders>
-            <w:shd w:fill="1565C0" w:color="auto" w:val="clear"/>
+            <w:shd w:val="clear" w:color="auto" w:fill="1565C0"/>
             <w:tcMar>
-              <w:top w:type="dxa" w:w="160"/>
-              <w:left w:type="dxa" w:w="80"/>
-              <w:bottom w:type="dxa" w:w="160"/>
-              <w:right w:type="dxa" w:w="80"/>
+              <w:top w:w="160" w:type="dxa"/>
+              <w:left w:w="80" w:type="dxa"/>
+              <w:bottom w:w="160" w:type="dxa"/>
+              <w:right w:w="80" w:type="dxa"/>
             </w:tcMar>
-            <w:vAlign w:val="top"/>
           </w:tcPr>
           <w:p>
             <w:pPr>
-              <w:spacing w:after="0" w:before="0" w:line="240"/>
               <w:jc w:val="center"/>
             </w:pPr>
             <w:r>
               <w:rPr>
-                <w:rFonts w:ascii="Calibri" w:cs="Calibri" w:eastAsia="Calibri" w:hAnsi="Calibri"/>
                 <w:b/>
                 <w:bCs/>
                 <w:color w:val="FFFFFF"/>
                 <w:sz w:val="64"/>
                 <w:szCs w:val="64"/>
               </w:rPr>
-              <w:t xml:space="preserve">89.6%</w:t>
-            </w:r>
-          </w:p>
-          <w:p>
-            <w:pPr>
-              <w:spacing w:after="0" w:before="0" w:line="260"/>
+              <w:t>89.6%</w:t>
+            </w:r>
+          </w:p>
+          <w:p>
+            <w:pPr>
+              <w:spacing w:line="260" w:lineRule="auto"/>
               <w:jc w:val="center"/>
             </w:pPr>
             <w:r>
               <w:rPr>
-                <w:rFonts w:ascii="Calibri" w:cs="Calibri" w:eastAsia="Calibri" w:hAnsi="Calibri"/>
                 <w:b/>
                 <w:bCs/>
                 <w:color w:val="A9E3C6"/>
                 <w:sz w:val="24"/>
                 <w:szCs w:val="24"/>
               </w:rPr>
-              <w:t xml:space="preserve">recall</w:t>
-            </w:r>
-          </w:p>
-          <w:p>
-            <w:pPr>
-              <w:spacing w:after="0" w:before="0" w:line="260"/>
+              <w:t>recall</w:t>
+            </w:r>
+          </w:p>
+          <w:p>
+            <w:pPr>
+              <w:spacing w:line="260" w:lineRule="auto"/>
               <w:jc w:val="center"/>
             </w:pPr>
             <w:r>
               <w:rPr>
-                <w:rFonts w:ascii="Calibri" w:cs="Calibri" w:eastAsia="Calibri" w:hAnsi="Calibri"/>
                 <w:color w:val="D6E4F5"/>
                 <w:sz w:val="19"/>
                 <w:szCs w:val="19"/>
               </w:rPr>
-              <w:t xml:space="preserve">294 of 328 coins found</w:t>
+              <w:t>294 of 328 coins found</w:t>
             </w:r>
           </w:p>
         </w:tc>
         <w:tc>
           <w:tcPr>
-            <w:tcW w:type="dxa" w:w="3899"/>
+            <w:tcW w:w="3899" w:type="dxa"/>
             <w:tcBorders>
-              <w:top w:val="none" w:color="FFFFFF" w:sz="0"/>
-              <w:left w:val="none" w:color="FFFFFF" w:sz="0"/>
-              <w:bottom w:val="none" w:color="FFFFFF" w:sz="0"/>
-              <w:right w:val="none" w:color="FFFFFF" w:sz="0"/>
+              <w:top w:val="none" w:sz="0" w:space="0" w:color="FFFFFF"/>
+              <w:left w:val="none" w:sz="0" w:space="0" w:color="FFFFFF"/>
+              <w:bottom w:val="none" w:sz="0" w:space="0" w:color="FFFFFF"/>
+              <w:right w:val="none" w:sz="0" w:space="0" w:color="FFFFFF"/>
             </w:tcBorders>
-            <w:shd w:fill="E7F6EE" w:color="auto" w:val="clear"/>
+            <w:shd w:val="clear" w:color="auto" w:fill="E7F6EE"/>
             <w:tcMar>
-              <w:top w:type="dxa" w:w="160"/>
-              <w:left w:type="dxa" w:w="80"/>
-              <w:bottom w:type="dxa" w:w="160"/>
-              <w:right w:type="dxa" w:w="80"/>
+              <w:top w:w="160" w:type="dxa"/>
+              <w:left w:w="80" w:type="dxa"/>
+              <w:bottom w:w="160" w:type="dxa"/>
+              <w:right w:w="80" w:type="dxa"/>
             </w:tcMar>
-            <w:vAlign w:val="top"/>
           </w:tcPr>
           <w:p>
             <w:pPr>
-              <w:spacing w:after="0" w:before="0" w:line="240"/>
               <w:jc w:val="center"/>
             </w:pPr>
             <w:r>
               <w:rPr>
-                <w:rFonts w:ascii="Calibri" w:cs="Calibri" w:eastAsia="Calibri" w:hAnsi="Calibri"/>
                 <w:b/>
                 <w:bCs/>
                 <w:color w:val="0B3C74"/>
                 <w:sz w:val="64"/>
                 <w:szCs w:val="64"/>
               </w:rPr>
-              <w:t xml:space="preserve">88.3%</w:t>
-            </w:r>
-          </w:p>
-          <w:p>
-            <w:pPr>
-              <w:spacing w:after="0" w:before="0" w:line="260"/>
+              <w:t>88.3%</w:t>
+            </w:r>
+          </w:p>
+          <w:p>
+            <w:pPr>
+              <w:spacing w:line="260" w:lineRule="auto"/>
               <w:jc w:val="center"/>
             </w:pPr>
             <w:r>
               <w:rPr>
-                <w:rFonts w:ascii="Calibri" w:cs="Calibri" w:eastAsia="Calibri" w:hAnsi="Calibri"/>
                 <w:b/>
                 <w:bCs/>
                 <w:color w:val="2E9E6B"/>
                 <w:sz w:val="24"/>
                 <w:szCs w:val="24"/>
               </w:rPr>
-              <w:t xml:space="preserve">precision</w:t>
-            </w:r>
-          </w:p>
-          <w:p>
-            <w:pPr>
-              <w:spacing w:after="0" w:before="0" w:line="260"/>
+              <w:t>precision</w:t>
+            </w:r>
+          </w:p>
+          <w:p>
+            <w:pPr>
+              <w:spacing w:line="260" w:lineRule="auto"/>
               <w:jc w:val="center"/>
             </w:pPr>
             <w:r>
               <w:rPr>
-                <w:rFonts w:ascii="Calibri" w:cs="Calibri" w:eastAsia="Calibri" w:hAnsi="Calibri"/>
                 <w:color w:val="5F6B7A"/>
                 <w:sz w:val="19"/>
                 <w:szCs w:val="19"/>
               </w:rPr>
-              <w:t xml:space="preserve">294 of 333 detections were coins</w:t>
+              <w:t>294 of 333 detections were coins</w:t>
             </w:r>
           </w:p>
         </w:tc>
         <w:tc>
           <w:tcPr>
-            <w:tcW w:type="dxa" w:w="3899"/>
+            <w:tcW w:w="3899" w:type="dxa"/>
             <w:tcBorders>
-              <w:top w:val="none" w:color="FFFFFF" w:sz="0"/>
-              <w:left w:val="none" w:color="FFFFFF" w:sz="0"/>
-              <w:bottom w:val="none" w:color="FFFFFF" w:sz="0"/>
-              <w:right w:val="none" w:color="FFFFFF" w:sz="0"/>
+              <w:top w:val="none" w:sz="0" w:space="0" w:color="FFFFFF"/>
+              <w:left w:val="none" w:sz="0" w:space="0" w:color="FFFFFF"/>
+              <w:bottom w:val="none" w:sz="0" w:space="0" w:color="FFFFFF"/>
+              <w:right w:val="none" w:sz="0" w:space="0" w:color="FFFFFF"/>
             </w:tcBorders>
-            <w:shd w:fill="1565C0" w:color="auto" w:val="clear"/>
+            <w:shd w:val="clear" w:color="auto" w:fill="1565C0"/>
             <w:tcMar>
-              <w:top w:type="dxa" w:w="160"/>
-              <w:left w:type="dxa" w:w="80"/>
-              <w:bottom w:type="dxa" w:w="160"/>
-              <w:right w:type="dxa" w:w="80"/>
+              <w:top w:w="160" w:type="dxa"/>
+              <w:left w:w="80" w:type="dxa"/>
+              <w:bottom w:w="160" w:type="dxa"/>
+              <w:right w:w="80" w:type="dxa"/>
             </w:tcMar>
-            <w:vAlign w:val="top"/>
           </w:tcPr>
           <w:p>
             <w:pPr>
-              <w:spacing w:after="0" w:before="0" w:line="240"/>
               <w:jc w:val="center"/>
             </w:pPr>
             <w:r>
               <w:rPr>
-                <w:rFonts w:ascii="Calibri" w:cs="Calibri" w:eastAsia="Calibri" w:hAnsi="Calibri"/>
                 <w:b/>
                 <w:bCs/>
                 <w:color w:val="FFFFFF"/>
                 <w:sz w:val="64"/>
                 <w:szCs w:val="64"/>
               </w:rPr>
-              <w:t xml:space="preserve">39 / 34</w:t>
-            </w:r>
-          </w:p>
-          <w:p>
-            <w:pPr>
-              <w:spacing w:after="0" w:before="0" w:line="260"/>
+              <w:t>39 / 34</w:t>
+            </w:r>
+          </w:p>
+          <w:p>
+            <w:pPr>
+              <w:spacing w:line="260" w:lineRule="auto"/>
               <w:jc w:val="center"/>
             </w:pPr>
             <w:r>
               <w:rPr>
-                <w:rFonts w:ascii="Calibri" w:cs="Calibri" w:eastAsia="Calibri" w:hAnsi="Calibri"/>
                 <w:b/>
                 <w:bCs/>
                 <w:color w:val="A9E3C6"/>
                 <w:sz w:val="24"/>
                 <w:szCs w:val="24"/>
               </w:rPr>
-              <w:t xml:space="preserve">false / missed</w:t>
-            </w:r>
-          </w:p>
-          <w:p>
-            <w:pPr>
-              <w:spacing w:after="0" w:before="0" w:line="260"/>
+              <w:t>false / missed</w:t>
+            </w:r>
+          </w:p>
+          <w:p>
+            <w:pPr>
+              <w:spacing w:line="260" w:lineRule="auto"/>
               <w:jc w:val="center"/>
             </w:pPr>
             <w:r>
               <w:rPr>
-                <w:rFonts w:ascii="Calibri" w:cs="Calibri" w:eastAsia="Calibri" w:hAnsi="Calibri"/>
                 <w:color w:val="D6E4F5"/>
                 <w:sz w:val="19"/>
                 <w:szCs w:val="19"/>
               </w:rPr>
-              <w:t xml:space="preserve">FP non-coins · FN missed coins</w:t>
+              <w:t>FP non-coins · FN missed coins</w:t>
             </w:r>
           </w:p>
         </w:tc>
         <w:tc>
           <w:tcPr>
-            <w:tcW w:type="dxa" w:w="3901"/>
+            <w:tcW w:w="3901" w:type="dxa"/>
             <w:tcBorders>
-              <w:top w:val="none" w:color="FFFFFF" w:sz="0"/>
-              <w:left w:val="none" w:color="FFFFFF" w:sz="0"/>
-              <w:bottom w:val="none" w:color="FFFFFF" w:sz="0"/>
-              <w:right w:val="none" w:color="FFFFFF" w:sz="0"/>
+              <w:top w:val="none" w:sz="0" w:space="0" w:color="FFFFFF"/>
+              <w:left w:val="none" w:sz="0" w:space="0" w:color="FFFFFF"/>
+              <w:bottom w:val="none" w:sz="0" w:space="0" w:color="FFFFFF"/>
+              <w:right w:val="none" w:sz="0" w:space="0" w:color="FFFFFF"/>
             </w:tcBorders>
-            <w:shd w:fill="E7F6EE" w:color="auto" w:val="clear"/>
+            <w:shd w:val="clear" w:color="auto" w:fill="E7F6EE"/>
             <w:tcMar>
-              <w:top w:type="dxa" w:w="160"/>
-              <w:left w:type="dxa" w:w="80"/>
-              <w:bottom w:type="dxa" w:w="160"/>
-              <w:right w:type="dxa" w:w="80"/>
+              <w:top w:w="160" w:type="dxa"/>
+              <w:left w:w="80" w:type="dxa"/>
+              <w:bottom w:w="160" w:type="dxa"/>
+              <w:right w:w="80" w:type="dxa"/>
             </w:tcMar>
-            <w:vAlign w:val="top"/>
           </w:tcPr>
           <w:p>
             <w:pPr>
-              <w:spacing w:after="0" w:before="0" w:line="240"/>
               <w:jc w:val="center"/>
             </w:pPr>
             <w:r>
               <w:rPr>
-                <w:rFonts w:ascii="Calibri" w:cs="Calibri" w:eastAsia="Calibri" w:hAnsi="Calibri"/>
                 <w:b/>
                 <w:bCs/>
                 <w:color w:val="0B3C74"/>
                 <w:sz w:val="64"/>
                 <w:szCs w:val="64"/>
               </w:rPr>
-              <w:t xml:space="preserve">12/26</w:t>
-            </w:r>
-          </w:p>
-          <w:p>
-            <w:pPr>
-              <w:spacing w:after="0" w:before="0" w:line="260"/>
+              <w:t>12/26</w:t>
+            </w:r>
+          </w:p>
+          <w:p>
+            <w:pPr>
+              <w:spacing w:line="260" w:lineRule="auto"/>
               <w:jc w:val="center"/>
             </w:pPr>
             <w:r>
               <w:rPr>
-                <w:rFonts w:ascii="Calibri" w:cs="Calibri" w:eastAsia="Calibri" w:hAnsi="Calibri"/>
                 <w:b/>
                 <w:bCs/>
                 <w:color w:val="2E9E6B"/>
                 <w:sz w:val="24"/>
                 <w:szCs w:val="24"/>
               </w:rPr>
-              <w:t xml:space="preserve">exact counts</w:t>
-            </w:r>
-          </w:p>
-          <w:p>
-            <w:pPr>
-              <w:spacing w:after="0" w:before="0" w:line="260"/>
+              <w:t>exact counts</w:t>
+            </w:r>
+          </w:p>
+          <w:p>
+            <w:pPr>
+              <w:spacing w:line="260" w:lineRule="auto"/>
               <w:jc w:val="center"/>
             </w:pPr>
             <w:r>
               <w:rPr>
-                <w:rFonts w:ascii="Calibri" w:cs="Calibri" w:eastAsia="Calibri" w:hAnsi="Calibri"/>
                 <w:color w:val="5F6B7A"/>
                 <w:sz w:val="19"/>
                 <w:szCs w:val="19"/>
               </w:rPr>
-              <w:t xml:space="preserve">only 7 with no mistake at all</w:t>
+              <w:t xml:space="preserve">only 7 with no </w:t>
+            </w:r>
+            <w:proofErr w:type="gramStart"/>
+            <w:r>
+              <w:rPr>
+                <w:color w:val="5F6B7A"/>
+                <w:sz w:val="19"/>
+                <w:szCs w:val="19"/>
+              </w:rPr>
+              <w:t>mistake</w:t>
+            </w:r>
+            <w:proofErr w:type="gramEnd"/>
+            <w:r>
+              <w:rPr>
+                <w:color w:val="5F6B7A"/>
+                <w:sz w:val="19"/>
+                <w:szCs w:val="19"/>
+              </w:rPr>
+              <w:t xml:space="preserve"> at all</w:t>
             </w:r>
           </w:p>
         </w:tc>
@@ -517,29 +586,25 @@
     </w:tbl>
     <w:p>
       <w:pPr>
-        <w:spacing w:after="120" w:before="0" w:line="260"/>
-        <w:jc w:val="left"/>
+        <w:spacing w:after="120" w:line="260" w:lineRule="auto"/>
       </w:pPr>
-      <w:r>
-        <w:rPr>
-          <w:rFonts w:ascii="Calibri" w:cs="Calibri" w:eastAsia="Calibri" w:hAnsi="Calibri"/>
-          <w:sz w:val="23"/>
-          <w:szCs w:val="23"/>
-        </w:rPr>
-        <w:t xml:space="preserve"/>
-      </w:r>
     </w:p>
     <w:tbl>
       <w:tblPr>
-        <w:tblW w:type="dxa" w:w="15598"/>
+        <w:tblW w:w="15598" w:type="dxa"/>
         <w:tblBorders>
-          <w:top w:val="single" w:color="auto" w:sz="4"/>
-          <w:left w:val="single" w:color="auto" w:sz="4"/>
-          <w:bottom w:val="single" w:color="auto" w:sz="4"/>
-          <w:right w:val="single" w:color="auto" w:sz="4"/>
-          <w:insideH w:val="single" w:color="auto" w:sz="4"/>
-          <w:insideV w:val="single" w:color="auto" w:sz="4"/>
+          <w:top w:val="single" w:sz="4" w:space="0" w:color="auto"/>
+          <w:left w:val="single" w:sz="4" w:space="0" w:color="auto"/>
+          <w:bottom w:val="single" w:sz="4" w:space="0" w:color="auto"/>
+          <w:right w:val="single" w:sz="4" w:space="0" w:color="auto"/>
+          <w:insideH w:val="single" w:sz="4" w:space="0" w:color="auto"/>
+          <w:insideV w:val="single" w:sz="4" w:space="0" w:color="auto"/>
         </w:tblBorders>
+        <w:tblCellMar>
+          <w:left w:w="10" w:type="dxa"/>
+          <w:right w:w="10" w:type="dxa"/>
+        </w:tblCellMar>
+        <w:tblLook w:val="0000" w:firstRow="0" w:lastRow="0" w:firstColumn="0" w:lastColumn="0" w:noHBand="0" w:noVBand="0"/>
       </w:tblPr>
       <w:tblGrid>
         <w:gridCol w:w="6863"/>
@@ -547,34 +612,38 @@
         <w:gridCol w:w="8375"/>
       </w:tblGrid>
       <w:tr>
+        <w:tblPrEx>
+          <w:tblCellMar>
+            <w:top w:w="0" w:type="dxa"/>
+            <w:bottom w:w="0" w:type="dxa"/>
+          </w:tblCellMar>
+        </w:tblPrEx>
         <w:tc>
           <w:tcPr>
-            <w:tcW w:type="dxa" w:w="6863"/>
+            <w:tcW w:w="6863" w:type="dxa"/>
             <w:tcBorders>
-              <w:top w:val="none" w:color="FFFFFF" w:sz="0"/>
-              <w:left w:val="none" w:color="FFFFFF" w:sz="0"/>
-              <w:bottom w:val="none" w:color="FFFFFF" w:sz="0"/>
-              <w:right w:val="none" w:color="FFFFFF" w:sz="0"/>
+              <w:top w:val="none" w:sz="0" w:space="0" w:color="FFFFFF"/>
+              <w:left w:val="none" w:sz="0" w:space="0" w:color="FFFFFF"/>
+              <w:bottom w:val="none" w:sz="0" w:space="0" w:color="FFFFFF"/>
+              <w:right w:val="none" w:sz="0" w:space="0" w:color="FFFFFF"/>
             </w:tcBorders>
             <w:tcMar>
-              <w:top w:type="dxa" w:w="0"/>
-              <w:left w:type="dxa" w:w="0"/>
-              <w:bottom w:type="dxa" w:w="0"/>
-              <w:right w:type="dxa" w:w="0"/>
+              <w:top w:w="0" w:type="dxa"/>
+              <w:left w:w="0" w:type="dxa"/>
+              <w:bottom w:w="0" w:type="dxa"/>
+              <w:right w:w="0" w:type="dxa"/>
             </w:tcMar>
-            <w:vAlign w:val="top"/>
           </w:tcPr>
           <w:p>
             <w:pPr>
               <w:pBdr>
-                <w:left w:val="single" w:color="2E9E6B" w:sz="48" w:space="6"/>
+                <w:left w:val="single" w:sz="48" w:space="6" w:color="2E9E6B"/>
               </w:pBdr>
-              <w:shd w:fill="EAF2FC" w:color="auto" w:val="clear"/>
-              <w:spacing w:after="120" w:before="60"/>
-            </w:pPr>
-            <w:r>
-              <w:rPr>
-                <w:rFonts w:ascii="Calibri" w:cs="Calibri" w:eastAsia="Calibri" w:hAnsi="Calibri"/>
+              <w:shd w:val="clear" w:color="auto" w:fill="EAF2FC"/>
+              <w:spacing w:before="60" w:after="120"/>
+            </w:pPr>
+            <w:r>
+              <w:rPr>
                 <w:b/>
                 <w:bCs/>
                 <w:color w:val="0B3C74"/>
@@ -586,129 +655,119 @@
           </w:p>
           <w:p>
             <w:pPr>
-              <w:spacing w:after="100" w:before="0" w:line="260"/>
-              <w:jc w:val="left"/>
-            </w:pPr>
-            <w:r>
-              <w:rPr>
-                <w:rFonts w:ascii="Calibri" w:cs="Calibri" w:eastAsia="Calibri" w:hAnsi="Calibri"/>
-                <w:sz w:val="23"/>
-                <w:szCs w:val="23"/>
-              </w:rPr>
-              <w:t xml:space="preserve">People count coins at a glance; a computer sees only pixels. Our phone photos add three traps: a white pad full of folds and seams, dark or motion-blurred shots, and buttons the size of a coin mixed in.</w:t>
-            </w:r>
-          </w:p>
-          <w:p>
-            <w:pPr>
-              <w:spacing w:after="100" w:before="0" w:line="260"/>
-              <w:jc w:val="left"/>
-            </w:pPr>
-            <w:r>
-              <w:rPr>
-                <w:rFonts w:ascii="Calibri" w:cs="Calibri" w:eastAsia="Calibri" w:hAnsi="Calibri"/>
+              <w:spacing w:after="100" w:line="260" w:lineRule="auto"/>
+            </w:pPr>
+            <w:r>
+              <w:t xml:space="preserve">People count coins </w:t>
+            </w:r>
+            <w:proofErr w:type="gramStart"/>
+            <w:r>
+              <w:t>at a glance</w:t>
+            </w:r>
+            <w:proofErr w:type="gramEnd"/>
+            <w:r>
+              <w:t>; a computer sees only pixels. Our phone photos add three traps: a white pad full of folds and seams, dark or motion-blurred shots, and buttons the size of a coin mixed in.</w:t>
+            </w:r>
+          </w:p>
+          <w:p>
+            <w:pPr>
+              <w:spacing w:after="100" w:line="260" w:lineRule="auto"/>
+            </w:pPr>
+            <w:proofErr w:type="gramStart"/>
+            <w:r>
+              <w:rPr>
                 <w:b/>
                 <w:bCs/>
                 <w:color w:val="2E9E6B"/>
-                <w:sz w:val="23"/>
-                <w:szCs w:val="23"/>
               </w:rPr>
               <w:t xml:space="preserve">Question  </w:t>
             </w:r>
             <w:r>
-              <w:rPr>
-                <w:rFonts w:ascii="Calibri" w:cs="Calibri" w:eastAsia="Calibri" w:hAnsi="Calibri"/>
-                <w:sz w:val="23"/>
-                <w:szCs w:val="23"/>
-              </w:rPr>
-              <w:t xml:space="preserve">Can fixed classical rules, with no training, count only the coins under these conditions?</w:t>
-            </w:r>
-          </w:p>
-          <w:p>
-            <w:pPr>
-              <w:spacing w:after="100" w:before="0" w:line="260"/>
-              <w:jc w:val="left"/>
-            </w:pPr>
-            <w:r>
-              <w:rPr>
-                <w:rFonts w:ascii="Calibri" w:cs="Calibri" w:eastAsia="Calibri" w:hAnsi="Calibri"/>
+              <w:t>Can</w:t>
+            </w:r>
+            <w:proofErr w:type="gramEnd"/>
+            <w:r>
+              <w:t xml:space="preserve"> fixed classical rules, with no training, count only the coins under these conditions?</w:t>
+            </w:r>
+          </w:p>
+          <w:p>
+            <w:pPr>
+              <w:spacing w:after="100" w:line="260" w:lineRule="auto"/>
+            </w:pPr>
+            <w:proofErr w:type="gramStart"/>
+            <w:r>
+              <w:rPr>
                 <w:b/>
                 <w:bCs/>
                 <w:color w:val="2E9E6B"/>
-                <w:sz w:val="23"/>
-                <w:szCs w:val="23"/>
               </w:rPr>
               <w:t xml:space="preserve">Data  </w:t>
             </w:r>
             <w:r>
-              <w:rPr>
-                <w:rFonts w:ascii="Calibri" w:cs="Calibri" w:eastAsia="Calibri" w:hAnsi="Calibri"/>
-                <w:sz w:val="23"/>
-                <w:szCs w:val="23"/>
-              </w:rPr>
-              <w:t xml:space="preserve">26 photos · 328 coins · 12 buttons, hand-counted and split into clean, noisy (dark / blurred) and damaged (piles, cut coins, buttons). Then every circle the program drew was checked: coin (TP), not a coin (FP) or a coin without a circle (FN).</w:t>
+              <w:t>26</w:t>
+            </w:r>
+            <w:proofErr w:type="gramEnd"/>
+            <w:r>
+              <w:t xml:space="preserve"> photos · 328 coins · 12 buttons, hand-counted and split into clean, noisy (dark / blurred) and damaged (piles</w:t>
+            </w:r>
+            <w:proofErr w:type="gramStart"/>
+            <w:r>
+              <w:t>, cut</w:t>
+            </w:r>
+            <w:proofErr w:type="gramEnd"/>
+            <w:r>
+              <w:t xml:space="preserve"> coins, buttons). Then every circle the program drew was checked: coin (TP), not a coin (FP) or a coin without a circle (FN).</w:t>
             </w:r>
           </w:p>
         </w:tc>
         <w:tc>
           <w:tcPr>
-            <w:tcW w:type="dxa" w:w="360"/>
+            <w:tcW w:w="360" w:type="dxa"/>
             <w:tcBorders>
-              <w:top w:val="none" w:color="FFFFFF" w:sz="0"/>
-              <w:left w:val="none" w:color="FFFFFF" w:sz="0"/>
-              <w:bottom w:val="none" w:color="FFFFFF" w:sz="0"/>
-              <w:right w:val="none" w:color="FFFFFF" w:sz="0"/>
+              <w:top w:val="none" w:sz="0" w:space="0" w:color="FFFFFF"/>
+              <w:left w:val="none" w:sz="0" w:space="0" w:color="FFFFFF"/>
+              <w:bottom w:val="none" w:sz="0" w:space="0" w:color="FFFFFF"/>
+              <w:right w:val="none" w:sz="0" w:space="0" w:color="FFFFFF"/>
             </w:tcBorders>
             <w:tcMar>
-              <w:top w:type="dxa" w:w="0"/>
-              <w:left w:type="dxa" w:w="0"/>
-              <w:bottom w:type="dxa" w:w="0"/>
-              <w:right w:type="dxa" w:w="0"/>
+              <w:top w:w="0" w:type="dxa"/>
+              <w:left w:w="0" w:type="dxa"/>
+              <w:bottom w:w="0" w:type="dxa"/>
+              <w:right w:w="0" w:type="dxa"/>
             </w:tcMar>
-            <w:vAlign w:val="top"/>
           </w:tcPr>
           <w:p>
             <w:pPr>
-              <w:spacing w:after="100" w:before="0" w:line="260"/>
-              <w:jc w:val="left"/>
-            </w:pPr>
-            <w:r>
-              <w:rPr>
-                <w:rFonts w:ascii="Calibri" w:cs="Calibri" w:eastAsia="Calibri" w:hAnsi="Calibri"/>
-                <w:sz w:val="23"/>
-                <w:szCs w:val="23"/>
-              </w:rPr>
-              <w:t xml:space="preserve"/>
-            </w:r>
+              <w:spacing w:after="100" w:line="260" w:lineRule="auto"/>
+            </w:pPr>
           </w:p>
         </w:tc>
         <w:tc>
           <w:tcPr>
-            <w:tcW w:type="dxa" w:w="8375"/>
+            <w:tcW w:w="8375" w:type="dxa"/>
             <w:tcBorders>
-              <w:top w:val="none" w:color="FFFFFF" w:sz="0"/>
-              <w:left w:val="none" w:color="FFFFFF" w:sz="0"/>
-              <w:bottom w:val="none" w:color="FFFFFF" w:sz="0"/>
-              <w:right w:val="none" w:color="FFFFFF" w:sz="0"/>
+              <w:top w:val="none" w:sz="0" w:space="0" w:color="FFFFFF"/>
+              <w:left w:val="none" w:sz="0" w:space="0" w:color="FFFFFF"/>
+              <w:bottom w:val="none" w:sz="0" w:space="0" w:color="FFFFFF"/>
+              <w:right w:val="none" w:sz="0" w:space="0" w:color="FFFFFF"/>
             </w:tcBorders>
             <w:tcMar>
-              <w:top w:type="dxa" w:w="0"/>
-              <w:left w:type="dxa" w:w="0"/>
-              <w:bottom w:type="dxa" w:w="0"/>
-              <w:right w:type="dxa" w:w="0"/>
+              <w:top w:w="0" w:type="dxa"/>
+              <w:left w:w="0" w:type="dxa"/>
+              <w:bottom w:w="0" w:type="dxa"/>
+              <w:right w:w="0" w:type="dxa"/>
             </w:tcMar>
-            <w:vAlign w:val="top"/>
           </w:tcPr>
           <w:p>
             <w:pPr>
               <w:pBdr>
-                <w:left w:val="single" w:color="2E9E6B" w:sz="48" w:space="6"/>
+                <w:left w:val="single" w:sz="48" w:space="6" w:color="2E9E6B"/>
               </w:pBdr>
-              <w:shd w:fill="EAF2FC" w:color="auto" w:val="clear"/>
-              <w:spacing w:after="120" w:before="60"/>
-            </w:pPr>
-            <w:r>
-              <w:rPr>
-                <w:rFonts w:ascii="Calibri" w:cs="Calibri" w:eastAsia="Calibri" w:hAnsi="Calibri"/>
+              <w:shd w:val="clear" w:color="auto" w:fill="EAF2FC"/>
+              <w:spacing w:before="60" w:after="120"/>
+            </w:pPr>
+            <w:r>
+              <w:rPr>
                 <w:b/>
                 <w:bCs/>
                 <w:color w:val="0B3C74"/>
@@ -720,15 +779,18 @@
           </w:p>
           <w:p>
             <w:pPr>
-              <w:spacing w:after="40" w:before="40"/>
+              <w:spacing w:before="40" w:after="40"/>
               <w:jc w:val="center"/>
             </w:pPr>
             <w:r>
+              <w:rPr>
+                <w:noProof/>
+              </w:rPr>
               <w:drawing>
-                <wp:inline distT="0" distB="0" distL="0" distR="0">
+                <wp:inline distT="0" distB="0" distL="0" distR="0" wp14:anchorId="11F8E407" wp14:editId="14508DBA">
                   <wp:extent cx="5314950" cy="857250"/>
-                  <wp:effectExtent t="0" r="0" b="0" l="0"/>
-                  <wp:docPr id="1" name="" descr="" title=""/>
+                  <wp:effectExtent l="0" t="0" r="0" b="0"/>
+                  <wp:docPr id="1" name="תמונה 1"/>
                   <wp:cNvGraphicFramePr>
                     <a:graphicFrameLocks xmlns:a="http://schemas.openxmlformats.org/drawingml/2006/main" noChangeAspect="1"/>
                   </wp:cNvGraphicFramePr>
@@ -736,13 +798,13 @@
                     <a:graphicData uri="http://schemas.openxmlformats.org/drawingml/2006/picture">
                       <pic:pic xmlns:pic="http://schemas.openxmlformats.org/drawingml/2006/picture">
                         <pic:nvPicPr>
-                          <pic:cNvPr id="0" name="" descr=""/>
+                          <pic:cNvPr id="0" name=""/>
                           <pic:cNvPicPr>
                             <a:picLocks noChangeAspect="1" noChangeArrowheads="1"/>
                           </pic:cNvPicPr>
                         </pic:nvPicPr>
                         <pic:blipFill>
-                          <a:blip r:embed="rId7" cstate="none"/>
+                          <a:blip r:embed="rId5"/>
                           <a:srcRect/>
                           <a:stretch>
                             <a:fillRect/>
@@ -766,12 +828,10 @@
           </w:p>
           <w:p>
             <w:pPr>
-              <w:spacing w:after="50" w:before="0" w:line="260"/>
-              <w:jc w:val="left"/>
-            </w:pPr>
-            <w:r>
-              <w:rPr>
-                <w:rFonts w:ascii="Calibri" w:cs="Calibri" w:eastAsia="Calibri" w:hAnsi="Calibri"/>
+              <w:spacing w:after="50" w:line="260" w:lineRule="auto"/>
+            </w:pPr>
+            <w:r>
+              <w:rPr>
                 <w:color w:val="2E9E6B"/>
                 <w:sz w:val="18"/>
                 <w:szCs w:val="18"/>
@@ -780,32 +840,22 @@
             </w:r>
             <w:r>
               <w:rPr>
-                <w:rFonts w:ascii="Calibri" w:cs="Calibri" w:eastAsia="Calibri" w:hAnsi="Calibri"/>
                 <w:b/>
                 <w:bCs/>
                 <w:color w:val="0B3C74"/>
-                <w:sz w:val="23"/>
-                <w:szCs w:val="23"/>
               </w:rPr>
               <w:t xml:space="preserve">Background: </w:t>
             </w:r>
             <w:r>
-              <w:rPr>
-                <w:rFonts w:ascii="Calibri" w:cs="Calibri" w:eastAsia="Calibri" w:hAnsi="Calibri"/>
-                <w:sz w:val="23"/>
-                <w:szCs w:val="23"/>
-              </w:rPr>
-              <w:t xml:space="preserve">a huge median filter models pad and light; each pixel gets a Lab “difference from background” score.</w:t>
-            </w:r>
-          </w:p>
-          <w:p>
-            <w:pPr>
-              <w:spacing w:after="50" w:before="0" w:line="260"/>
-              <w:jc w:val="left"/>
-            </w:pPr>
-            <w:r>
-              <w:rPr>
-                <w:rFonts w:ascii="Calibri" w:cs="Calibri" w:eastAsia="Calibri" w:hAnsi="Calibri"/>
+              <w:t>a huge median filter models pad and light; each pixel gets a Lab “difference from background” score.</w:t>
+            </w:r>
+          </w:p>
+          <w:p>
+            <w:pPr>
+              <w:spacing w:after="50" w:line="260" w:lineRule="auto"/>
+            </w:pPr>
+            <w:r>
+              <w:rPr>
                 <w:color w:val="2E9E6B"/>
                 <w:sz w:val="18"/>
                 <w:szCs w:val="18"/>
@@ -814,32 +864,22 @@
             </w:r>
             <w:r>
               <w:rPr>
-                <w:rFonts w:ascii="Calibri" w:cs="Calibri" w:eastAsia="Calibri" w:hAnsi="Calibri"/>
                 <w:b/>
                 <w:bCs/>
                 <w:color w:val="0B3C74"/>
-                <w:sz w:val="23"/>
-                <w:szCs w:val="23"/>
               </w:rPr>
               <w:t xml:space="preserve">Blobs: </w:t>
             </w:r>
             <w:r>
-              <w:rPr>
-                <w:rFonts w:ascii="Calibri" w:cs="Calibri" w:eastAsia="Calibri" w:hAnsi="Calibri"/>
-                <w:sz w:val="23"/>
-                <w:szCs w:val="23"/>
-              </w:rPr>
-              <w:t xml:space="preserve">multi-scale Laplacian of Gaussian finds round, coin-sized peaks.</w:t>
-            </w:r>
-          </w:p>
-          <w:p>
-            <w:pPr>
-              <w:spacing w:after="50" w:before="0" w:line="260"/>
-              <w:jc w:val="left"/>
-            </w:pPr>
-            <w:r>
-              <w:rPr>
-                <w:rFonts w:ascii="Calibri" w:cs="Calibri" w:eastAsia="Calibri" w:hAnsi="Calibri"/>
+              <w:t>multi-scale Laplacian of Gaussian finds round, coin-sized peaks.</w:t>
+            </w:r>
+          </w:p>
+          <w:p>
+            <w:pPr>
+              <w:spacing w:after="50" w:line="260" w:lineRule="auto"/>
+            </w:pPr>
+            <w:r>
+              <w:rPr>
                 <w:color w:val="2E9E6B"/>
                 <w:sz w:val="18"/>
                 <w:szCs w:val="18"/>
@@ -848,32 +888,22 @@
             </w:r>
             <w:r>
               <w:rPr>
-                <w:rFonts w:ascii="Calibri" w:cs="Calibri" w:eastAsia="Calibri" w:hAnsi="Calibri"/>
                 <w:b/>
                 <w:bCs/>
                 <w:color w:val="0B3C74"/>
-                <w:sz w:val="23"/>
-                <w:szCs w:val="23"/>
               </w:rPr>
               <w:t xml:space="preserve">Folds: </w:t>
             </w:r>
             <w:r>
-              <w:rPr>
-                <w:rFonts w:ascii="Calibri" w:cs="Calibri" w:eastAsia="Calibri" w:hAnsi="Calibri"/>
-                <w:sz w:val="23"/>
-                <w:szCs w:val="23"/>
-              </w:rPr>
-              <w:t xml:space="preserve">a Hessian test rejects ridges; a grayscale opening removes thin seams.</w:t>
-            </w:r>
-          </w:p>
-          <w:p>
-            <w:pPr>
-              <w:spacing w:after="50" w:before="0" w:line="260"/>
-              <w:jc w:val="left"/>
-            </w:pPr>
-            <w:r>
-              <w:rPr>
-                <w:rFonts w:ascii="Calibri" w:cs="Calibri" w:eastAsia="Calibri" w:hAnsi="Calibri"/>
+              <w:t>a Hessian test rejects ridges; a grayscale opening removes thin seams.</w:t>
+            </w:r>
+          </w:p>
+          <w:p>
+            <w:pPr>
+              <w:spacing w:after="50" w:line="260" w:lineRule="auto"/>
+            </w:pPr>
+            <w:r>
+              <w:rPr>
                 <w:color w:val="2E9E6B"/>
                 <w:sz w:val="18"/>
                 <w:szCs w:val="18"/>
@@ -882,32 +912,30 @@
             </w:r>
             <w:r>
               <w:rPr>
-                <w:rFonts w:ascii="Calibri" w:cs="Calibri" w:eastAsia="Calibri" w:hAnsi="Calibri"/>
                 <w:b/>
                 <w:bCs/>
                 <w:color w:val="0B3C74"/>
-                <w:sz w:val="23"/>
-                <w:szCs w:val="23"/>
               </w:rPr>
               <w:t xml:space="preserve">Touching coins: </w:t>
             </w:r>
             <w:r>
-              <w:rPr>
-                <w:rFonts w:ascii="Calibri" w:cs="Calibri" w:eastAsia="Calibri" w:hAnsi="Calibri"/>
-                <w:sz w:val="23"/>
-                <w:szCs w:val="23"/>
-              </w:rPr>
-              <w:t xml:space="preserve">Hough circles split what LoG merges.</w:t>
-            </w:r>
-          </w:p>
-          <w:p>
-            <w:pPr>
-              <w:spacing w:after="50" w:before="0" w:line="260"/>
-              <w:jc w:val="left"/>
-            </w:pPr>
-            <w:r>
-              <w:rPr>
-                <w:rFonts w:ascii="Calibri" w:cs="Calibri" w:eastAsia="Calibri" w:hAnsi="Calibri"/>
+              <w:t xml:space="preserve">Hough circles split what </w:t>
+            </w:r>
+            <w:proofErr w:type="spellStart"/>
+            <w:r>
+              <w:t>LoG</w:t>
+            </w:r>
+            <w:proofErr w:type="spellEnd"/>
+            <w:r>
+              <w:t xml:space="preserve"> merges.</w:t>
+            </w:r>
+          </w:p>
+          <w:p>
+            <w:pPr>
+              <w:spacing w:after="50" w:line="260" w:lineRule="auto"/>
+            </w:pPr>
+            <w:r>
+              <w:rPr>
                 <w:color w:val="2E9E6B"/>
                 <w:sz w:val="18"/>
                 <w:szCs w:val="18"/>
@@ -916,22 +944,19 @@
             </w:r>
             <w:r>
               <w:rPr>
-                <w:rFonts w:ascii="Calibri" w:cs="Calibri" w:eastAsia="Calibri" w:hAnsi="Calibri"/>
                 <w:b/>
                 <w:bCs/>
                 <w:color w:val="0B3C74"/>
-                <w:sz w:val="23"/>
-                <w:szCs w:val="23"/>
               </w:rPr>
               <w:t xml:space="preserve">Buttons: </w:t>
             </w:r>
-            <w:r>
-              <w:rPr>
-                <w:rFonts w:ascii="Calibri" w:cs="Calibri" w:eastAsia="Calibri" w:hAnsi="Calibri"/>
-                <w:sz w:val="23"/>
-                <w:szCs w:val="23"/>
-              </w:rPr>
-              <w:t xml:space="preserve">black-hat reveals sewing holes; blue or pink objects are never coins.</w:t>
+            <w:proofErr w:type="gramStart"/>
+            <w:r>
+              <w:t>black-hat</w:t>
+            </w:r>
+            <w:proofErr w:type="gramEnd"/>
+            <w:r>
+              <w:t xml:space="preserve"> reveals sewing holes; blue or pink objects are never coins.</w:t>
             </w:r>
           </w:p>
         </w:tc>
@@ -939,29 +964,19 @@
     </w:tbl>
     <w:p>
       <w:pPr>
-        <w:spacing w:after="40" w:before="0" w:line="260"/>
-        <w:jc w:val="left"/>
+        <w:spacing w:after="40" w:line="260" w:lineRule="auto"/>
       </w:pPr>
-      <w:r>
-        <w:rPr>
-          <w:rFonts w:ascii="Calibri" w:cs="Calibri" w:eastAsia="Calibri" w:hAnsi="Calibri"/>
-          <w:sz w:val="23"/>
-          <w:szCs w:val="23"/>
-        </w:rPr>
-        <w:t xml:space="preserve"/>
-      </w:r>
     </w:p>
     <w:p>
       <w:pPr>
         <w:pBdr>
-          <w:left w:val="single" w:color="2E9E6B" w:sz="48" w:space="6"/>
+          <w:left w:val="single" w:sz="48" w:space="6" w:color="2E9E6B"/>
         </w:pBdr>
-        <w:shd w:fill="EAF2FC" w:color="auto" w:val="clear"/>
-        <w:spacing w:after="120" w:before="60"/>
+        <w:shd w:val="clear" w:color="auto" w:fill="EAF2FC"/>
+        <w:spacing w:before="60" w:after="120"/>
       </w:pPr>
       <w:r>
         <w:rPr>
-          <w:rFonts w:ascii="Calibri" w:cs="Calibri" w:eastAsia="Calibri" w:hAnsi="Calibri"/>
           <w:b/>
           <w:bCs/>
           <w:color w:val="0B3C74"/>
@@ -973,15 +988,18 @@
     </w:p>
     <w:p>
       <w:pPr>
-        <w:spacing w:after="40" w:before="40"/>
+        <w:spacing w:before="40" w:after="40"/>
         <w:jc w:val="center"/>
       </w:pPr>
       <w:r>
+        <w:rPr>
+          <w:noProof/>
+        </w:rPr>
         <w:drawing>
-          <wp:inline distT="0" distB="0" distL="0" distR="0">
+          <wp:inline distT="0" distB="0" distL="0" distR="0" wp14:anchorId="7159E059" wp14:editId="2000B6FC">
             <wp:extent cx="7610475" cy="2143125"/>
-            <wp:effectExtent t="0" r="0" b="0" l="0"/>
-            <wp:docPr id="2" name="" descr="" title=""/>
+            <wp:effectExtent l="0" t="0" r="0" b="0"/>
+            <wp:docPr id="2" name="תמונה 2"/>
             <wp:cNvGraphicFramePr>
               <a:graphicFrameLocks xmlns:a="http://schemas.openxmlformats.org/drawingml/2006/main" noChangeAspect="1"/>
             </wp:cNvGraphicFramePr>
@@ -989,13 +1007,13 @@
               <a:graphicData uri="http://schemas.openxmlformats.org/drawingml/2006/picture">
                 <pic:pic xmlns:pic="http://schemas.openxmlformats.org/drawingml/2006/picture">
                   <pic:nvPicPr>
-                    <pic:cNvPr id="0" name="" descr=""/>
+                    <pic:cNvPr id="0" name=""/>
                     <pic:cNvPicPr>
                       <a:picLocks noChangeAspect="1" noChangeArrowheads="1"/>
                     </pic:cNvPicPr>
                   </pic:nvPicPr>
                   <pic:blipFill>
-                    <a:blip r:embed="rId8" cstate="none"/>
+                    <a:blip r:embed="rId6"/>
                     <a:srcRect/>
                     <a:stretch>
                       <a:fillRect/>
@@ -1019,30 +1037,52 @@
     </w:p>
     <w:p>
       <w:pPr>
-        <w:spacing w:after="80" w:before="0" w:line="260"/>
+        <w:spacing w:after="80" w:line="260" w:lineRule="auto"/>
         <w:jc w:val="center"/>
       </w:pPr>
       <w:r>
         <w:rPr>
-          <w:rFonts w:ascii="Calibri" w:cs="Calibri" w:eastAsia="Calibri" w:hAnsi="Calibri"/>
           <w:color w:val="5F6B7A"/>
           <w:sz w:val="19"/>
           <w:szCs w:val="19"/>
         </w:rPr>
-        <w:t xml:space="preserve">Input → foreground map → pad mask → LoG response → raw peaks (mostly folds) → 14 coins after verification.</w:t>
+        <w:t xml:space="preserve">Input → foreground map → pad mask → </w:t>
+      </w:r>
+      <w:proofErr w:type="spellStart"/>
+      <w:r>
+        <w:rPr>
+          <w:color w:val="5F6B7A"/>
+          <w:sz w:val="19"/>
+          <w:szCs w:val="19"/>
+        </w:rPr>
+        <w:t>LoG</w:t>
+      </w:r>
+      <w:proofErr w:type="spellEnd"/>
+      <w:r>
+        <w:rPr>
+          <w:color w:val="5F6B7A"/>
+          <w:sz w:val="19"/>
+          <w:szCs w:val="19"/>
+        </w:rPr>
+        <w:t xml:space="preserve"> response → raw peaks (mostly folds) → 14 coins after verification.</w:t>
       </w:r>
     </w:p>
     <w:tbl>
       <w:tblPr>
-        <w:tblW w:type="dxa" w:w="15598"/>
+        <w:tblW w:w="15598" w:type="dxa"/>
         <w:tblBorders>
-          <w:top w:val="single" w:color="auto" w:sz="4"/>
-          <w:left w:val="single" w:color="auto" w:sz="4"/>
-          <w:bottom w:val="single" w:color="auto" w:sz="4"/>
-          <w:right w:val="single" w:color="auto" w:sz="4"/>
-          <w:insideH w:val="single" w:color="auto" w:sz="4"/>
-          <w:insideV w:val="single" w:color="auto" w:sz="4"/>
+          <w:top w:val="single" w:sz="4" w:space="0" w:color="auto"/>
+          <w:left w:val="single" w:sz="4" w:space="0" w:color="auto"/>
+          <w:bottom w:val="single" w:sz="4" w:space="0" w:color="auto"/>
+          <w:right w:val="single" w:sz="4" w:space="0" w:color="auto"/>
+          <w:insideH w:val="single" w:sz="4" w:space="0" w:color="auto"/>
+          <w:insideV w:val="single" w:sz="4" w:space="0" w:color="auto"/>
         </w:tblBorders>
+        <w:tblCellMar>
+          <w:left w:w="10" w:type="dxa"/>
+          <w:right w:w="10" w:type="dxa"/>
+        </w:tblCellMar>
+        <w:tblLook w:val="0000" w:firstRow="0" w:lastRow="0" w:firstColumn="0" w:lastColumn="0" w:noHBand="0" w:noVBand="0"/>
       </w:tblPr>
       <w:tblGrid>
         <w:gridCol w:w="4999"/>
@@ -1052,34 +1092,38 @@
         <w:gridCol w:w="5000"/>
       </w:tblGrid>
       <w:tr>
+        <w:tblPrEx>
+          <w:tblCellMar>
+            <w:top w:w="0" w:type="dxa"/>
+            <w:bottom w:w="0" w:type="dxa"/>
+          </w:tblCellMar>
+        </w:tblPrEx>
         <w:tc>
           <w:tcPr>
-            <w:tcW w:type="dxa" w:w="4999"/>
+            <w:tcW w:w="4999" w:type="dxa"/>
             <w:tcBorders>
-              <w:top w:val="none" w:color="FFFFFF" w:sz="0"/>
-              <w:left w:val="none" w:color="FFFFFF" w:sz="0"/>
-              <w:bottom w:val="none" w:color="FFFFFF" w:sz="0"/>
-              <w:right w:val="none" w:color="FFFFFF" w:sz="0"/>
+              <w:top w:val="none" w:sz="0" w:space="0" w:color="FFFFFF"/>
+              <w:left w:val="none" w:sz="0" w:space="0" w:color="FFFFFF"/>
+              <w:bottom w:val="none" w:sz="0" w:space="0" w:color="FFFFFF"/>
+              <w:right w:val="none" w:sz="0" w:space="0" w:color="FFFFFF"/>
             </w:tcBorders>
             <w:tcMar>
-              <w:top w:type="dxa" w:w="0"/>
-              <w:left w:type="dxa" w:w="0"/>
-              <w:bottom w:type="dxa" w:w="0"/>
-              <w:right w:type="dxa" w:w="0"/>
+              <w:top w:w="0" w:type="dxa"/>
+              <w:left w:w="0" w:type="dxa"/>
+              <w:bottom w:w="0" w:type="dxa"/>
+              <w:right w:w="0" w:type="dxa"/>
             </w:tcMar>
-            <w:vAlign w:val="top"/>
           </w:tcPr>
           <w:p>
             <w:pPr>
               <w:pBdr>
-                <w:left w:val="single" w:color="2E9E6B" w:sz="48" w:space="6"/>
+                <w:left w:val="single" w:sz="48" w:space="6" w:color="2E9E6B"/>
               </w:pBdr>
-              <w:shd w:fill="EAF2FC" w:color="auto" w:val="clear"/>
-              <w:spacing w:after="120" w:before="60"/>
-            </w:pPr>
-            <w:r>
-              <w:rPr>
-                <w:rFonts w:ascii="Calibri" w:cs="Calibri" w:eastAsia="Calibri" w:hAnsi="Calibri"/>
+              <w:shd w:val="clear" w:color="auto" w:fill="EAF2FC"/>
+              <w:spacing w:before="60" w:after="120"/>
+            </w:pPr>
+            <w:r>
+              <w:rPr>
                 <w:b/>
                 <w:bCs/>
                 <w:color w:val="0B3C74"/>
@@ -1091,15 +1135,18 @@
           </w:p>
           <w:p>
             <w:pPr>
-              <w:spacing w:after="40" w:before="40"/>
+              <w:spacing w:before="40" w:after="40"/>
               <w:jc w:val="center"/>
             </w:pPr>
             <w:r>
+              <w:rPr>
+                <w:noProof/>
+              </w:rPr>
               <w:drawing>
-                <wp:inline distT="0" distB="0" distL="0" distR="0">
+                <wp:inline distT="0" distB="0" distL="0" distR="0" wp14:anchorId="5678B6BD" wp14:editId="70075EA7">
                   <wp:extent cx="3171825" cy="1752600"/>
-                  <wp:effectExtent t="0" r="0" b="0" l="0"/>
-                  <wp:docPr id="3" name="" descr="" title=""/>
+                  <wp:effectExtent l="0" t="0" r="0" b="0"/>
+                  <wp:docPr id="3" name="תמונה 3"/>
                   <wp:cNvGraphicFramePr>
                     <a:graphicFrameLocks xmlns:a="http://schemas.openxmlformats.org/drawingml/2006/main" noChangeAspect="1"/>
                   </wp:cNvGraphicFramePr>
@@ -1107,13 +1154,13 @@
                     <a:graphicData uri="http://schemas.openxmlformats.org/drawingml/2006/picture">
                       <pic:pic xmlns:pic="http://schemas.openxmlformats.org/drawingml/2006/picture">
                         <pic:nvPicPr>
-                          <pic:cNvPr id="0" name="" descr=""/>
+                          <pic:cNvPr id="0" name=""/>
                           <pic:cNvPicPr>
                             <a:picLocks noChangeAspect="1" noChangeArrowheads="1"/>
                           </pic:cNvPicPr>
                         </pic:nvPicPr>
                         <pic:blipFill>
-                          <a:blip r:embed="rId9" cstate="none"/>
+                          <a:blip r:embed="rId7"/>
                           <a:srcRect/>
                           <a:stretch>
                             <a:fillRect/>
@@ -1137,94 +1184,93 @@
           </w:p>
           <w:p>
             <w:pPr>
-              <w:spacing w:after="80" w:before="0" w:line="260"/>
+              <w:spacing w:after="80" w:line="260" w:lineRule="auto"/>
               <w:jc w:val="center"/>
             </w:pPr>
             <w:r>
               <w:rPr>
-                <w:rFonts w:ascii="Calibri" w:cs="Calibri" w:eastAsia="Calibri" w:hAnsi="Calibri"/>
                 <w:color w:val="5F6B7A"/>
                 <w:sz w:val="19"/>
                 <w:szCs w:val="19"/>
               </w:rPr>
-              <w:t xml:space="preserve">Three clean photos with no mistake.</w:t>
-            </w:r>
-          </w:p>
-          <w:p>
-            <w:pPr>
-              <w:spacing w:after="100" w:before="0" w:line="260"/>
-              <w:jc w:val="left"/>
-            </w:pPr>
-            <w:r>
-              <w:rPr>
-                <w:rFonts w:ascii="Calibri" w:cs="Calibri" w:eastAsia="Calibri" w:hAnsi="Calibri"/>
-                <w:sz w:val="23"/>
-                <w:szCs w:val="23"/>
-              </w:rPr>
-              <w:t xml:space="preserve">Clean photos: all 98 coins found, 1 false detection. Dark photos add false coins; piles and the frame hide real ones.</w:t>
+              <w:t xml:space="preserve">Three clean photos with no </w:t>
+            </w:r>
+            <w:proofErr w:type="gramStart"/>
+            <w:r>
+              <w:rPr>
+                <w:color w:val="5F6B7A"/>
+                <w:sz w:val="19"/>
+                <w:szCs w:val="19"/>
+              </w:rPr>
+              <w:t>mistake</w:t>
+            </w:r>
+            <w:proofErr w:type="gramEnd"/>
+            <w:r>
+              <w:rPr>
+                <w:color w:val="5F6B7A"/>
+                <w:sz w:val="19"/>
+                <w:szCs w:val="19"/>
+              </w:rPr>
+              <w:t>.</w:t>
+            </w:r>
+          </w:p>
+          <w:p>
+            <w:pPr>
+              <w:spacing w:after="100" w:line="260" w:lineRule="auto"/>
+            </w:pPr>
+            <w:r>
+              <w:t>Clean photos: all 98 coins found, 1 false detection. Dark photos add false coins; piles and the frame hide real ones.</w:t>
             </w:r>
           </w:p>
         </w:tc>
         <w:tc>
           <w:tcPr>
-            <w:tcW w:type="dxa" w:w="300"/>
+            <w:tcW w:w="300" w:type="dxa"/>
             <w:tcBorders>
-              <w:top w:val="none" w:color="FFFFFF" w:sz="0"/>
-              <w:left w:val="none" w:color="FFFFFF" w:sz="0"/>
-              <w:bottom w:val="none" w:color="FFFFFF" w:sz="0"/>
-              <w:right w:val="none" w:color="FFFFFF" w:sz="0"/>
+              <w:top w:val="none" w:sz="0" w:space="0" w:color="FFFFFF"/>
+              <w:left w:val="none" w:sz="0" w:space="0" w:color="FFFFFF"/>
+              <w:bottom w:val="none" w:sz="0" w:space="0" w:color="FFFFFF"/>
+              <w:right w:val="none" w:sz="0" w:space="0" w:color="FFFFFF"/>
             </w:tcBorders>
             <w:tcMar>
-              <w:top w:type="dxa" w:w="0"/>
-              <w:left w:type="dxa" w:w="0"/>
-              <w:bottom w:type="dxa" w:w="0"/>
-              <w:right w:type="dxa" w:w="0"/>
+              <w:top w:w="0" w:type="dxa"/>
+              <w:left w:w="0" w:type="dxa"/>
+              <w:bottom w:w="0" w:type="dxa"/>
+              <w:right w:w="0" w:type="dxa"/>
             </w:tcMar>
-            <w:vAlign w:val="top"/>
           </w:tcPr>
           <w:p>
             <w:pPr>
-              <w:spacing w:after="100" w:before="0" w:line="260"/>
-              <w:jc w:val="left"/>
-            </w:pPr>
-            <w:r>
-              <w:rPr>
-                <w:rFonts w:ascii="Calibri" w:cs="Calibri" w:eastAsia="Calibri" w:hAnsi="Calibri"/>
-                <w:sz w:val="23"/>
-                <w:szCs w:val="23"/>
-              </w:rPr>
-              <w:t xml:space="preserve"/>
-            </w:r>
+              <w:spacing w:after="100" w:line="260" w:lineRule="auto"/>
+            </w:pPr>
           </w:p>
         </w:tc>
         <w:tc>
           <w:tcPr>
-            <w:tcW w:type="dxa" w:w="4999"/>
+            <w:tcW w:w="4999" w:type="dxa"/>
             <w:tcBorders>
-              <w:top w:val="none" w:color="FFFFFF" w:sz="0"/>
-              <w:left w:val="none" w:color="FFFFFF" w:sz="0"/>
-              <w:bottom w:val="none" w:color="FFFFFF" w:sz="0"/>
-              <w:right w:val="none" w:color="FFFFFF" w:sz="0"/>
+              <w:top w:val="none" w:sz="0" w:space="0" w:color="FFFFFF"/>
+              <w:left w:val="none" w:sz="0" w:space="0" w:color="FFFFFF"/>
+              <w:bottom w:val="none" w:sz="0" w:space="0" w:color="FFFFFF"/>
+              <w:right w:val="none" w:sz="0" w:space="0" w:color="FFFFFF"/>
             </w:tcBorders>
             <w:tcMar>
-              <w:top w:type="dxa" w:w="0"/>
-              <w:left w:type="dxa" w:w="0"/>
-              <w:bottom w:type="dxa" w:w="0"/>
-              <w:right w:type="dxa" w:w="0"/>
+              <w:top w:w="0" w:type="dxa"/>
+              <w:left w:w="0" w:type="dxa"/>
+              <w:bottom w:w="0" w:type="dxa"/>
+              <w:right w:w="0" w:type="dxa"/>
             </w:tcMar>
-            <w:vAlign w:val="top"/>
           </w:tcPr>
           <w:p>
             <w:pPr>
               <w:pBdr>
-                <w:left w:val="single" w:color="2E9E6B" w:sz="48" w:space="6"/>
+                <w:left w:val="single" w:sz="48" w:space="6" w:color="2E9E6B"/>
               </w:pBdr>
-              <w:shd w:fill="EAF2FC" w:color="auto" w:val="clear"/>
-              <w:spacing w:after="120" w:before="60"/>
-            </w:pPr>
-            <w:r>
-              <w:rPr>
-                <w:rFonts w:ascii="Calibri" w:cs="Calibri" w:eastAsia="Calibri" w:hAnsi="Calibri"/>
+              <w:shd w:val="clear" w:color="auto" w:fill="EAF2FC"/>
+              <w:spacing w:before="60" w:after="120"/>
+            </w:pPr>
+            <w:r>
+              <w:rPr>
                 <w:b/>
                 <w:bCs/>
                 <w:color w:val="0B3C74"/>
@@ -1236,15 +1282,18 @@
           </w:p>
           <w:p>
             <w:pPr>
-              <w:spacing w:after="40" w:before="40"/>
+              <w:spacing w:before="40" w:after="40"/>
               <w:jc w:val="center"/>
             </w:pPr>
             <w:r>
+              <w:rPr>
+                <w:noProof/>
+              </w:rPr>
               <w:drawing>
-                <wp:inline distT="0" distB="0" distL="0" distR="0">
+                <wp:inline distT="0" distB="0" distL="0" distR="0" wp14:anchorId="65C71F62" wp14:editId="230BD00A">
                   <wp:extent cx="3171825" cy="1447800"/>
-                  <wp:effectExtent t="0" r="0" b="0" l="0"/>
-                  <wp:docPr id="4" name="" descr="" title=""/>
+                  <wp:effectExtent l="0" t="0" r="0" b="0"/>
+                  <wp:docPr id="4" name="תמונה 4"/>
                   <wp:cNvGraphicFramePr>
                     <a:graphicFrameLocks xmlns:a="http://schemas.openxmlformats.org/drawingml/2006/main" noChangeAspect="1"/>
                   </wp:cNvGraphicFramePr>
@@ -1252,13 +1301,13 @@
                     <a:graphicData uri="http://schemas.openxmlformats.org/drawingml/2006/picture">
                       <pic:pic xmlns:pic="http://schemas.openxmlformats.org/drawingml/2006/picture">
                         <pic:nvPicPr>
-                          <pic:cNvPr id="0" name="" descr=""/>
+                          <pic:cNvPr id="0" name=""/>
                           <pic:cNvPicPr>
                             <a:picLocks noChangeAspect="1" noChangeArrowheads="1"/>
                           </pic:cNvPicPr>
                         </pic:nvPicPr>
                         <pic:blipFill>
-                          <a:blip r:embed="rId10" cstate="none"/>
+                          <a:blip r:embed="rId8"/>
                           <a:srcRect/>
                           <a:stretch>
                             <a:fillRect/>
@@ -1282,94 +1331,75 @@
           </w:p>
           <w:p>
             <w:pPr>
-              <w:spacing w:after="80" w:before="0" w:line="260"/>
+              <w:spacing w:after="80" w:line="260" w:lineRule="auto"/>
               <w:jc w:val="center"/>
             </w:pPr>
             <w:r>
               <w:rPr>
-                <w:rFonts w:ascii="Calibri" w:cs="Calibri" w:eastAsia="Calibri" w:hAnsi="Calibri"/>
                 <w:color w:val="5F6B7A"/>
                 <w:sz w:val="19"/>
                 <w:szCs w:val="19"/>
               </w:rPr>
-              <w:t xml:space="preserve">Causes of the 39 false positives.</w:t>
-            </w:r>
-          </w:p>
-          <w:p>
-            <w:pPr>
-              <w:spacing w:after="100" w:before="0" w:line="260"/>
-              <w:jc w:val="left"/>
-            </w:pPr>
-            <w:r>
-              <w:rPr>
-                <w:rFonts w:ascii="Calibri" w:cs="Calibri" w:eastAsia="Calibri" w:hAnsi="Calibri"/>
-                <w:sz w:val="23"/>
-                <w:szCs w:val="23"/>
-              </w:rPr>
-              <w:t xml:space="preserve">12 photos got the exact total, but in 5 of them a false coin and a missed coin cancelled out.</w:t>
+              <w:t>Causes of the 39 false positives.</w:t>
+            </w:r>
+          </w:p>
+          <w:p>
+            <w:pPr>
+              <w:spacing w:after="100" w:line="260" w:lineRule="auto"/>
+            </w:pPr>
+            <w:r>
+              <w:t>12 photos got the exact total, but in 5 of them a false coin and a missed coin cancelled out.</w:t>
             </w:r>
           </w:p>
         </w:tc>
         <w:tc>
           <w:tcPr>
-            <w:tcW w:type="dxa" w:w="300"/>
+            <w:tcW w:w="300" w:type="dxa"/>
             <w:tcBorders>
-              <w:top w:val="none" w:color="FFFFFF" w:sz="0"/>
-              <w:left w:val="none" w:color="FFFFFF" w:sz="0"/>
-              <w:bottom w:val="none" w:color="FFFFFF" w:sz="0"/>
-              <w:right w:val="none" w:color="FFFFFF" w:sz="0"/>
+              <w:top w:val="none" w:sz="0" w:space="0" w:color="FFFFFF"/>
+              <w:left w:val="none" w:sz="0" w:space="0" w:color="FFFFFF"/>
+              <w:bottom w:val="none" w:sz="0" w:space="0" w:color="FFFFFF"/>
+              <w:right w:val="none" w:sz="0" w:space="0" w:color="FFFFFF"/>
             </w:tcBorders>
             <w:tcMar>
-              <w:top w:type="dxa" w:w="0"/>
-              <w:left w:type="dxa" w:w="0"/>
-              <w:bottom w:type="dxa" w:w="0"/>
-              <w:right w:type="dxa" w:w="0"/>
+              <w:top w:w="0" w:type="dxa"/>
+              <w:left w:w="0" w:type="dxa"/>
+              <w:bottom w:w="0" w:type="dxa"/>
+              <w:right w:w="0" w:type="dxa"/>
             </w:tcMar>
-            <w:vAlign w:val="top"/>
           </w:tcPr>
           <w:p>
             <w:pPr>
-              <w:spacing w:after="100" w:before="0" w:line="260"/>
-              <w:jc w:val="left"/>
-            </w:pPr>
-            <w:r>
-              <w:rPr>
-                <w:rFonts w:ascii="Calibri" w:cs="Calibri" w:eastAsia="Calibri" w:hAnsi="Calibri"/>
-                <w:sz w:val="23"/>
-                <w:szCs w:val="23"/>
-              </w:rPr>
-              <w:t xml:space="preserve"/>
-            </w:r>
+              <w:spacing w:after="100" w:line="260" w:lineRule="auto"/>
+            </w:pPr>
           </w:p>
         </w:tc>
         <w:tc>
           <w:tcPr>
-            <w:tcW w:type="dxa" w:w="5000"/>
+            <w:tcW w:w="5000" w:type="dxa"/>
             <w:tcBorders>
-              <w:top w:val="none" w:color="FFFFFF" w:sz="0"/>
-              <w:left w:val="none" w:color="FFFFFF" w:sz="0"/>
-              <w:bottom w:val="none" w:color="FFFFFF" w:sz="0"/>
-              <w:right w:val="none" w:color="FFFFFF" w:sz="0"/>
+              <w:top w:val="none" w:sz="0" w:space="0" w:color="FFFFFF"/>
+              <w:left w:val="none" w:sz="0" w:space="0" w:color="FFFFFF"/>
+              <w:bottom w:val="none" w:sz="0" w:space="0" w:color="FFFFFF"/>
+              <w:right w:val="none" w:sz="0" w:space="0" w:color="FFFFFF"/>
             </w:tcBorders>
             <w:tcMar>
-              <w:top w:type="dxa" w:w="0"/>
-              <w:left w:type="dxa" w:w="0"/>
-              <w:bottom w:type="dxa" w:w="0"/>
-              <w:right w:type="dxa" w:w="0"/>
+              <w:top w:w="0" w:type="dxa"/>
+              <w:left w:w="0" w:type="dxa"/>
+              <w:bottom w:w="0" w:type="dxa"/>
+              <w:right w:w="0" w:type="dxa"/>
             </w:tcMar>
-            <w:vAlign w:val="top"/>
           </w:tcPr>
           <w:p>
             <w:pPr>
               <w:pBdr>
-                <w:left w:val="single" w:color="2E9E6B" w:sz="48" w:space="6"/>
+                <w:left w:val="single" w:sz="48" w:space="6" w:color="2E9E6B"/>
               </w:pBdr>
-              <w:shd w:fill="EAF2FC" w:color="auto" w:val="clear"/>
-              <w:spacing w:after="120" w:before="60"/>
-            </w:pPr>
-            <w:r>
-              <w:rPr>
-                <w:rFonts w:ascii="Calibri" w:cs="Calibri" w:eastAsia="Calibri" w:hAnsi="Calibri"/>
+              <w:shd w:val="clear" w:color="auto" w:fill="EAF2FC"/>
+              <w:spacing w:before="60" w:after="120"/>
+            </w:pPr>
+            <w:r>
+              <w:rPr>
                 <w:b/>
                 <w:bCs/>
                 <w:color w:val="0B3C74"/>
@@ -1381,15 +1411,18 @@
           </w:p>
           <w:p>
             <w:pPr>
-              <w:spacing w:after="40" w:before="40"/>
+              <w:spacing w:before="40" w:after="40"/>
               <w:jc w:val="center"/>
             </w:pPr>
             <w:r>
+              <w:rPr>
+                <w:noProof/>
+              </w:rPr>
               <w:drawing>
-                <wp:inline distT="0" distB="0" distL="0" distR="0">
+                <wp:inline distT="0" distB="0" distL="0" distR="0" wp14:anchorId="1738D685" wp14:editId="7A8A5958">
                   <wp:extent cx="3171825" cy="1295400"/>
-                  <wp:effectExtent t="0" r="0" b="0" l="0"/>
-                  <wp:docPr id="5" name="" descr="" title=""/>
+                  <wp:effectExtent l="0" t="0" r="0" b="0"/>
+                  <wp:docPr id="5" name="תמונה 5"/>
                   <wp:cNvGraphicFramePr>
                     <a:graphicFrameLocks xmlns:a="http://schemas.openxmlformats.org/drawingml/2006/main" noChangeAspect="1"/>
                   </wp:cNvGraphicFramePr>
@@ -1397,13 +1430,13 @@
                     <a:graphicData uri="http://schemas.openxmlformats.org/drawingml/2006/picture">
                       <pic:pic xmlns:pic="http://schemas.openxmlformats.org/drawingml/2006/picture">
                         <pic:nvPicPr>
-                          <pic:cNvPr id="0" name="" descr=""/>
+                          <pic:cNvPr id="0" name=""/>
                           <pic:cNvPicPr>
                             <a:picLocks noChangeAspect="1" noChangeArrowheads="1"/>
                           </pic:cNvPicPr>
                         </pic:nvPicPr>
                         <pic:blipFill>
-                          <a:blip r:embed="rId11" cstate="none"/>
+                          <a:blip r:embed="rId9"/>
                           <a:srcRect/>
                           <a:stretch>
                             <a:fillRect/>
@@ -1427,31 +1460,40 @@
           </w:p>
           <w:p>
             <w:pPr>
-              <w:spacing w:after="80" w:before="0" w:line="260"/>
+              <w:spacing w:after="80" w:line="260" w:lineRule="auto"/>
               <w:jc w:val="center"/>
             </w:pPr>
             <w:r>
               <w:rPr>
-                <w:rFonts w:ascii="Calibri" w:cs="Calibri" w:eastAsia="Calibri" w:hAnsi="Calibri"/>
                 <w:color w:val="5F6B7A"/>
                 <w:sz w:val="19"/>
                 <w:szCs w:val="19"/>
               </w:rPr>
-              <w:t xml:space="preserve">Red X = button, not counted.</w:t>
-            </w:r>
-          </w:p>
-          <w:p>
-            <w:pPr>
-              <w:spacing w:after="100" w:before="0" w:line="260"/>
-              <w:jc w:val="left"/>
-            </w:pPr>
-            <w:r>
-              <w:rPr>
-                <w:rFonts w:ascii="Calibri" w:cs="Calibri" w:eastAsia="Calibri" w:hAnsi="Calibri"/>
-                <w:sz w:val="23"/>
-                <w:szCs w:val="23"/>
-              </w:rPr>
-              <w:t xml:space="preserve">9 of 12 buttons rejected by colour or sewing holes (black-hat); 2 grey buttons passed as coins.</w:t>
+              <w:t>Red X = button, not counted.</w:t>
+            </w:r>
+          </w:p>
+          <w:p>
+            <w:pPr>
+              <w:spacing w:after="100" w:line="260" w:lineRule="auto"/>
+            </w:pPr>
+            <w:r>
+              <w:t xml:space="preserve">9 of 12 buttons rejected by </w:t>
+            </w:r>
+            <w:proofErr w:type="spellStart"/>
+            <w:r>
+              <w:t>colour</w:t>
+            </w:r>
+            <w:proofErr w:type="spellEnd"/>
+            <w:r>
+              <w:t xml:space="preserve"> or sewing holes (</w:t>
+            </w:r>
+            <w:proofErr w:type="gramStart"/>
+            <w:r>
+              <w:t>black-hat</w:t>
+            </w:r>
+            <w:proofErr w:type="gramEnd"/>
+            <w:r>
+              <w:t>); 2 grey buttons passed as coins.</w:t>
             </w:r>
           </w:p>
         </w:tc>
@@ -1459,29 +1501,25 @@
     </w:tbl>
     <w:p>
       <w:pPr>
-        <w:spacing w:after="120" w:before="0" w:line="260"/>
-        <w:jc w:val="left"/>
+        <w:spacing w:after="120" w:line="260" w:lineRule="auto"/>
       </w:pPr>
-      <w:r>
-        <w:rPr>
-          <w:rFonts w:ascii="Calibri" w:cs="Calibri" w:eastAsia="Calibri" w:hAnsi="Calibri"/>
-          <w:sz w:val="23"/>
-          <w:szCs w:val="23"/>
-        </w:rPr>
-        <w:t xml:space="preserve"/>
-      </w:r>
     </w:p>
     <w:tbl>
       <w:tblPr>
-        <w:tblW w:type="dxa" w:w="15598"/>
+        <w:tblW w:w="15598" w:type="dxa"/>
         <w:tblBorders>
-          <w:top w:val="single" w:color="auto" w:sz="4"/>
-          <w:left w:val="single" w:color="auto" w:sz="4"/>
-          <w:bottom w:val="single" w:color="auto" w:sz="4"/>
-          <w:right w:val="single" w:color="auto" w:sz="4"/>
-          <w:insideH w:val="single" w:color="auto" w:sz="4"/>
-          <w:insideV w:val="single" w:color="auto" w:sz="4"/>
+          <w:top w:val="single" w:sz="4" w:space="0" w:color="auto"/>
+          <w:left w:val="single" w:sz="4" w:space="0" w:color="auto"/>
+          <w:bottom w:val="single" w:sz="4" w:space="0" w:color="auto"/>
+          <w:right w:val="single" w:sz="4" w:space="0" w:color="auto"/>
+          <w:insideH w:val="single" w:sz="4" w:space="0" w:color="auto"/>
+          <w:insideV w:val="single" w:sz="4" w:space="0" w:color="auto"/>
         </w:tblBorders>
+        <w:tblCellMar>
+          <w:left w:w="10" w:type="dxa"/>
+          <w:right w:w="10" w:type="dxa"/>
+        </w:tblCellMar>
+        <w:tblLook w:val="0000" w:firstRow="0" w:lastRow="0" w:firstColumn="0" w:lastColumn="0" w:noHBand="0" w:noVBand="0"/>
       </w:tblPr>
       <w:tblGrid>
         <w:gridCol w:w="5199"/>
@@ -1489,248 +1527,166 @@
         <w:gridCol w:w="5200"/>
       </w:tblGrid>
       <w:tr>
+        <w:tblPrEx>
+          <w:tblCellMar>
+            <w:top w:w="0" w:type="dxa"/>
+            <w:bottom w:w="0" w:type="dxa"/>
+          </w:tblCellMar>
+        </w:tblPrEx>
         <w:tc>
           <w:tcPr>
-            <w:tcW w:type="dxa" w:w="5199"/>
+            <w:tcW w:w="5199" w:type="dxa"/>
             <w:tcBorders>
-              <w:top w:val="none" w:color="FFFFFF" w:sz="0"/>
-              <w:left w:val="none" w:color="FFFFFF" w:sz="0"/>
-              <w:bottom w:val="none" w:color="FFFFFF" w:sz="0"/>
-              <w:right w:val="none" w:color="FFFFFF" w:sz="0"/>
+              <w:top w:val="none" w:sz="0" w:space="0" w:color="FFFFFF"/>
+              <w:left w:val="none" w:sz="0" w:space="0" w:color="FFFFFF"/>
+              <w:bottom w:val="none" w:sz="0" w:space="0" w:color="FFFFFF"/>
+              <w:right w:val="none" w:sz="0" w:space="0" w:color="FFFFFF"/>
             </w:tcBorders>
-            <w:shd w:fill="2E9E6B" w:color="auto" w:val="clear"/>
+            <w:shd w:val="clear" w:color="auto" w:fill="2E9E6B"/>
             <w:tcMar>
-              <w:top w:type="dxa" w:w="170"/>
-              <w:left w:type="dxa" w:w="240"/>
-              <w:bottom w:type="dxa" w:w="170"/>
-              <w:right w:type="dxa" w:w="240"/>
+              <w:top w:w="170" w:type="dxa"/>
+              <w:left w:w="240" w:type="dxa"/>
+              <w:bottom w:w="170" w:type="dxa"/>
+              <w:right w:w="240" w:type="dxa"/>
             </w:tcMar>
-            <w:vAlign w:val="top"/>
           </w:tcPr>
           <w:p>
             <w:pPr>
-              <w:spacing w:after="80" w:before="0" w:line="260"/>
-              <w:jc w:val="left"/>
-            </w:pPr>
-            <w:r>
-              <w:rPr>
-                <w:rFonts w:ascii="Calibri" w:cs="Calibri" w:eastAsia="Calibri" w:hAnsi="Calibri"/>
+              <w:spacing w:after="80" w:line="260" w:lineRule="auto"/>
+            </w:pPr>
+            <w:r>
+              <w:rPr>
                 <w:b/>
                 <w:bCs/>
                 <w:color w:val="FFFFFF"/>
                 <w:sz w:val="30"/>
                 <w:szCs w:val="30"/>
               </w:rPr>
-              <w:t xml:space="preserve">Conclusion</w:t>
-            </w:r>
-          </w:p>
-          <w:p>
-            <w:pPr>
-              <w:spacing w:after="0" w:before="0" w:line="260"/>
-              <w:jc w:val="left"/>
-            </w:pPr>
-            <w:r>
-              <w:rPr>
-                <w:rFonts w:ascii="Calibri" w:cs="Calibri" w:eastAsia="Calibri" w:hAnsi="Calibri"/>
+              <w:t>Conclusion</w:t>
+            </w:r>
+          </w:p>
+          <w:p>
+            <w:pPr>
+              <w:spacing w:line="260" w:lineRule="auto"/>
+            </w:pPr>
+            <w:r>
+              <w:rPr>
                 <w:color w:val="FFFFFF"/>
-                <w:sz w:val="23"/>
-                <w:szCs w:val="23"/>
-              </w:rPr>
-              <w:t xml:space="preserve">Classical tools alone found 89.6% of the coins with 88.3% precision and rejected 9 of 12 buttons. Checking every circle, not just the total, showed where and why the machine fails.</w:t>
+              </w:rPr>
+              <w:t>Classical tools alone found 89.6% of the coins with 88.3% precision and rejected 9 of 12 buttons. Checking every circle, not just the total, showed where and why the machine fails.</w:t>
             </w:r>
           </w:p>
         </w:tc>
         <w:tc>
           <w:tcPr>
-            <w:tcW w:type="dxa" w:w="5199"/>
+            <w:tcW w:w="5199" w:type="dxa"/>
             <w:tcBorders>
-              <w:top w:val="none" w:color="FFFFFF" w:sz="0"/>
-              <w:left w:val="single" w:color="FFFFFF" w:sz="72"/>
-              <w:bottom w:val="none" w:color="FFFFFF" w:sz="0"/>
-              <w:right w:val="none" w:color="FFFFFF" w:sz="0"/>
+              <w:top w:val="none" w:sz="0" w:space="0" w:color="FFFFFF"/>
+              <w:left w:val="single" w:sz="72" w:space="0" w:color="FFFFFF"/>
+              <w:bottom w:val="none" w:sz="0" w:space="0" w:color="FFFFFF"/>
+              <w:right w:val="none" w:sz="0" w:space="0" w:color="FFFFFF"/>
             </w:tcBorders>
-            <w:shd w:fill="E7F6EE" w:color="auto" w:val="clear"/>
+            <w:shd w:val="clear" w:color="auto" w:fill="E7F6EE"/>
             <w:tcMar>
-              <w:top w:type="dxa" w:w="170"/>
-              <w:left w:type="dxa" w:w="240"/>
-              <w:bottom w:type="dxa" w:w="170"/>
-              <w:right w:type="dxa" w:w="240"/>
+              <w:top w:w="170" w:type="dxa"/>
+              <w:left w:w="240" w:type="dxa"/>
+              <w:bottom w:w="170" w:type="dxa"/>
+              <w:right w:w="240" w:type="dxa"/>
             </w:tcMar>
-            <w:vAlign w:val="top"/>
           </w:tcPr>
           <w:p>
             <w:pPr>
-              <w:spacing w:after="80" w:before="0" w:line="260"/>
-              <w:jc w:val="left"/>
-            </w:pPr>
-            <w:r>
-              <w:rPr>
-                <w:rFonts w:ascii="Calibri" w:cs="Calibri" w:eastAsia="Calibri" w:hAnsi="Calibri"/>
+              <w:spacing w:after="80" w:line="260" w:lineRule="auto"/>
+            </w:pPr>
+            <w:r>
+              <w:rPr>
                 <w:b/>
                 <w:bCs/>
                 <w:color w:val="2E9E6B"/>
                 <w:sz w:val="30"/>
                 <w:szCs w:val="30"/>
               </w:rPr>
-              <w:t xml:space="preserve">Limitations</w:t>
-            </w:r>
-          </w:p>
-          <w:p>
-            <w:pPr>
-              <w:spacing w:after="0" w:before="0" w:line="260"/>
-              <w:jc w:val="left"/>
-            </w:pPr>
-            <w:r>
-              <w:rPr>
-                <w:rFonts w:ascii="Calibri" w:cs="Calibri" w:eastAsia="Calibri" w:hAnsi="Calibri"/>
-                <w:sz w:val="23"/>
-                <w:szCs w:val="23"/>
-              </w:rPr>
-              <w:t xml:space="preserve">Motion blur splits a coin into several blobs (22 counted vs 12). Dense piles hide coins, coins cut by the frame are half-circles, and a grey button without visible holes looks like a coin.</w:t>
+              <w:t>Limitations</w:t>
+            </w:r>
+          </w:p>
+          <w:p>
+            <w:pPr>
+              <w:spacing w:line="260" w:lineRule="auto"/>
+            </w:pPr>
+            <w:r>
+              <w:t>Motion blur splits a coin into several blobs (22 counted vs 12). Dense piles hide coins, coins cut by the frame are half-circles, and a grey button without visible holes looks like a coin.</w:t>
             </w:r>
           </w:p>
         </w:tc>
         <w:tc>
           <w:tcPr>
-            <w:tcW w:type="dxa" w:w="5200"/>
+            <w:tcW w:w="5200" w:type="dxa"/>
             <w:tcBorders>
-              <w:top w:val="none" w:color="FFFFFF" w:sz="0"/>
-              <w:left w:val="single" w:color="FFFFFF" w:sz="72"/>
-              <w:bottom w:val="none" w:color="FFFFFF" w:sz="0"/>
-              <w:right w:val="none" w:color="FFFFFF" w:sz="0"/>
+              <w:top w:val="none" w:sz="0" w:space="0" w:color="FFFFFF"/>
+              <w:left w:val="single" w:sz="72" w:space="0" w:color="FFFFFF"/>
+              <w:bottom w:val="none" w:sz="0" w:space="0" w:color="FFFFFF"/>
+              <w:right w:val="none" w:sz="0" w:space="0" w:color="FFFFFF"/>
             </w:tcBorders>
-            <w:shd w:fill="E7F6EE" w:color="auto" w:val="clear"/>
+            <w:shd w:val="clear" w:color="auto" w:fill="E7F6EE"/>
             <w:tcMar>
-              <w:top w:type="dxa" w:w="170"/>
-              <w:left w:type="dxa" w:w="240"/>
-              <w:bottom w:type="dxa" w:w="170"/>
-              <w:right w:type="dxa" w:w="240"/>
+              <w:top w:w="170" w:type="dxa"/>
+              <w:left w:w="240" w:type="dxa"/>
+              <w:bottom w:w="170" w:type="dxa"/>
+              <w:right w:w="240" w:type="dxa"/>
             </w:tcMar>
-            <w:vAlign w:val="top"/>
           </w:tcPr>
           <w:p>
             <w:pPr>
-              <w:spacing w:after="80" w:before="0" w:line="260"/>
-              <w:jc w:val="left"/>
-            </w:pPr>
-            <w:r>
-              <w:rPr>
-                <w:rFonts w:ascii="Calibri" w:cs="Calibri" w:eastAsia="Calibri" w:hAnsi="Calibri"/>
+              <w:spacing w:after="80" w:line="260" w:lineRule="auto"/>
+            </w:pPr>
+            <w:r>
+              <w:rPr>
                 <w:b/>
                 <w:bCs/>
                 <w:color w:val="2E9E6B"/>
                 <w:sz w:val="30"/>
                 <w:szCs w:val="30"/>
               </w:rPr>
-              <w:t xml:space="preserve">Next steps</w:t>
-            </w:r>
-          </w:p>
-          <w:p>
-            <w:pPr>
-              <w:spacing w:after="0" w:before="0" w:line="260"/>
-              <w:jc w:val="left"/>
-            </w:pPr>
-            <w:r>
-              <w:rPr>
-                <w:rFonts w:ascii="Calibri" w:cs="Calibri" w:eastAsia="Calibri" w:hAnsi="Calibri"/>
-                <w:sz w:val="23"/>
-                <w:szCs w:val="23"/>
-              </w:rPr>
-              <w:t xml:space="preserve">Merge detections along the blur direction, drop the white hem from the pad mask, fit partial circles at the image border, and use rim colour to catch grey buttons.</w:t>
+              <w:t>Next steps</w:t>
+            </w:r>
+          </w:p>
+          <w:p>
+            <w:pPr>
+              <w:spacing w:line="260" w:lineRule="auto"/>
+            </w:pPr>
+            <w:r>
+              <w:t xml:space="preserve">Merge detections along the blur direction, drop the white hem from the pad mask, fit partial circles at the image border, and use rim </w:t>
+            </w:r>
+            <w:proofErr w:type="spellStart"/>
+            <w:r>
+              <w:t>colour</w:t>
+            </w:r>
+            <w:proofErr w:type="spellEnd"/>
+            <w:r>
+              <w:t xml:space="preserve"> to catch grey buttons.</w:t>
             </w:r>
           </w:p>
         </w:tc>
       </w:tr>
     </w:tbl>
+    <w:p/>
     <w:sectPr>
-      <w:pgSz w:w="16838" w:h="23811" w:orient="portrait"/>
+      <w:pgSz w:w="16838" w:h="23811"/>
       <w:pgMar w:top="620" w:right="620" w:bottom="620" w:left="620" w:header="708" w:footer="708" w:gutter="0"/>
-      <w:pgNumType/>
+      <w:cols w:space="720"/>
       <w:docGrid w:linePitch="360"/>
     </w:sectPr>
   </w:body>
 </w:document>
 </file>
 
-<file path=word/endnotes.xml><?xml version="1.0" encoding="utf-8"?>
-<w:endnotes xmlns:wpc="http://schemas.microsoft.com/office/word/2010/wordprocessingCanvas" xmlns:mc="http://schemas.openxmlformats.org/markup-compatibility/2006" xmlns:o="urn:schemas-microsoft-com:office:office" xmlns:r="http://schemas.openxmlformats.org/officeDocument/2006/relationships" xmlns:m="http://schemas.openxmlformats.org/officeDocument/2006/math" xmlns:v="urn:schemas-microsoft-com:vml" xmlns:wp14="http://schemas.microsoft.com/office/word/2010/wordprocessingDrawing" xmlns:wp="http://schemas.openxmlformats.org/drawingml/2006/wordprocessingDrawing" xmlns:w10="urn:schemas-microsoft-com:office:word" xmlns:w="http://schemas.openxmlformats.org/wordprocessingml/2006/main" xmlns:w14="http://schemas.microsoft.com/office/word/2010/wordml" xmlns:w15="http://schemas.microsoft.com/office/word/2012/wordml" xmlns:wpg="http://schemas.microsoft.com/office/word/2010/wordprocessingGroup" xmlns:wpi="http://schemas.microsoft.com/office/word/2010/wordprocessingInk" xmlns:wne="http://schemas.microsoft.com/office/word/2006/wordml" xmlns:wps="http://schemas.microsoft.com/office/word/2010/wordprocessingShape" mc:Ignorable="w14 w15 wp14">
-  <w:endnote w:type="separator" w:id="-1">
-    <w:p>
-      <w:pPr>
-        <w:spacing w:after="0" w:line="240" w:lineRule="auto"/>
-      </w:pPr>
-      <w:r>
-        <w:rPr>
-          <w:rStyle w:val="EndnoteReference"/>
-        </w:rPr>
-        <w:endnoteRef/>
-      </w:r>
-      <w:r>
-        <w:separator/>
-      </w:r>
-    </w:p>
-  </w:endnote>
-  <w:endnote w:type="continuationSeparator" w:id="0">
-    <w:p>
-      <w:pPr>
-        <w:spacing w:after="0" w:line="240" w:lineRule="auto"/>
-      </w:pPr>
-      <w:r>
-        <w:rPr>
-          <w:rStyle w:val="EndnoteReference"/>
-        </w:rPr>
-        <w:endnoteRef/>
-      </w:r>
-      <w:r>
-        <w:continuationSeparator/>
-      </w:r>
-    </w:p>
-  </w:endnote>
-</w:endnotes>
-</file>
-
-<file path=word/footnotes.xml><?xml version="1.0" encoding="utf-8"?>
-<w:footnotes xmlns:wpc="http://schemas.microsoft.com/office/word/2010/wordprocessingCanvas" xmlns:mc="http://schemas.openxmlformats.org/markup-compatibility/2006" xmlns:o="urn:schemas-microsoft-com:office:office" xmlns:r="http://schemas.openxmlformats.org/officeDocument/2006/relationships" xmlns:m="http://schemas.openxmlformats.org/officeDocument/2006/math" xmlns:v="urn:schemas-microsoft-com:vml" xmlns:wp14="http://schemas.microsoft.com/office/word/2010/wordprocessingDrawing" xmlns:wp="http://schemas.openxmlformats.org/drawingml/2006/wordprocessingDrawing" xmlns:w10="urn:schemas-microsoft-com:office:word" xmlns:w="http://schemas.openxmlformats.org/wordprocessingml/2006/main" xmlns:w14="http://schemas.microsoft.com/office/word/2010/wordml" xmlns:w15="http://schemas.microsoft.com/office/word/2012/wordml" xmlns:wpg="http://schemas.microsoft.com/office/word/2010/wordprocessingGroup" xmlns:wpi="http://schemas.microsoft.com/office/word/2010/wordprocessingInk" xmlns:wne="http://schemas.microsoft.com/office/word/2006/wordml" xmlns:wps="http://schemas.microsoft.com/office/word/2010/wordprocessingShape" mc:Ignorable="w14 w15 wp14">
-  <w:footnote w:type="separator" w:id="-1">
-    <w:p>
-      <w:pPr>
-        <w:spacing w:after="0" w:line="240" w:lineRule="auto"/>
-      </w:pPr>
-      <w:r>
-        <w:rPr>
-          <w:rStyle w:val="FootnoteReference"/>
-        </w:rPr>
-        <w:footnoteRef/>
-      </w:r>
-      <w:r>
-        <w:separator/>
-      </w:r>
-    </w:p>
-  </w:footnote>
-  <w:footnote w:type="continuationSeparator" w:id="0">
-    <w:p>
-      <w:pPr>
-        <w:spacing w:after="0" w:line="240" w:lineRule="auto"/>
-      </w:pPr>
-      <w:r>
-        <w:rPr>
-          <w:rStyle w:val="FootnoteReference"/>
-        </w:rPr>
-        <w:footnoteRef/>
-      </w:r>
-      <w:r>
-        <w:continuationSeparator/>
-      </w:r>
-    </w:p>
-  </w:footnote>
-</w:footnotes>
-</file>
-
 <file path=word/numbering.xml><?xml version="1.0" encoding="utf-8"?>
-<w:numbering xmlns:wpc="http://schemas.microsoft.com/office/word/2010/wordprocessingCanvas" xmlns:mc="http://schemas.openxmlformats.org/markup-compatibility/2006" xmlns:o="urn:schemas-microsoft-com:office:office" xmlns:r="http://schemas.openxmlformats.org/officeDocument/2006/relationships" xmlns:m="http://schemas.openxmlformats.org/officeDocument/2006/math" xmlns:v="urn:schemas-microsoft-com:vml" xmlns:wp14="http://schemas.microsoft.com/office/word/2010/wordprocessingDrawing" xmlns:wp="http://schemas.openxmlformats.org/drawingml/2006/wordprocessingDrawing" xmlns:w10="urn:schemas-microsoft-com:office:word" xmlns:w="http://schemas.openxmlformats.org/wordprocessingml/2006/main" xmlns:w14="http://schemas.microsoft.com/office/word/2010/wordml" xmlns:w15="http://schemas.microsoft.com/office/word/2012/wordml" xmlns:wpg="http://schemas.microsoft.com/office/word/2010/wordprocessingGroup" xmlns:wpi="http://schemas.microsoft.com/office/word/2010/wordprocessingInk" xmlns:wne="http://schemas.microsoft.com/office/word/2006/wordml" xmlns:wps="http://schemas.microsoft.com/office/word/2010/wordprocessingShape" mc:Ignorable="w14 w15 wp14">
-  <w:abstractNum w:abstractNumId="1" w15:restartNumberingAfterBreak="0">
+<w:numbering xmlns:wpc="http://schemas.microsoft.com/office/word/2010/wordprocessingCanvas" xmlns:cx="http://schemas.microsoft.com/office/drawing/2014/chartex" xmlns:cx1="http://schemas.microsoft.com/office/drawing/2015/9/8/chartex" xmlns:cx2="http://schemas.microsoft.com/office/drawing/2015/10/21/chartex" xmlns:cx3="http://schemas.microsoft.com/office/drawing/2016/5/9/chartex" xmlns:cx4="http://schemas.microsoft.com/office/drawing/2016/5/10/chartex" xmlns:cx5="http://schemas.microsoft.com/office/drawing/2016/5/11/chartex" xmlns:cx6="http://schemas.microsoft.com/office/drawing/2016/5/12/chartex" xmlns:cx7="http://schemas.microsoft.com/office/drawing/2016/5/13/chartex" xmlns:cx8="http://schemas.microsoft.com/office/drawing/2016/5/14/chartex" xmlns:mc="http://schemas.openxmlformats.org/markup-compatibility/2006" xmlns:aink="http://schemas.microsoft.com/office/drawing/2016/ink" xmlns:am3d="http://schemas.microsoft.com/office/drawing/2017/model3d" xmlns:o="urn:schemas-microsoft-com:office:office" xmlns:oel="http://schemas.microsoft.com/office/2019/extlst" xmlns:r="http://schemas.openxmlformats.org/officeDocument/2006/relationships" xmlns:m="http://schemas.openxmlformats.org/officeDocument/2006/math" xmlns:v="urn:schemas-microsoft-com:vml" xmlns:wp14="http://schemas.microsoft.com/office/word/2010/wordprocessingDrawing" xmlns:wp="http://schemas.openxmlformats.org/drawingml/2006/wordprocessingDrawing" xmlns:w10="urn:schemas-microsoft-com:office:word" xmlns:w="http://schemas.openxmlformats.org/wordprocessingml/2006/main" xmlns:w14="http://schemas.microsoft.com/office/word/2010/wordml" xmlns:w15="http://schemas.microsoft.com/office/word/2012/wordml" xmlns:w16cex="http://schemas.microsoft.com/office/word/2018/wordml/cex" xmlns:w16cid="http://schemas.microsoft.com/office/word/2016/wordml/cid" xmlns:w16="http://schemas.microsoft.com/office/word/2018/wordml" xmlns:w16du="http://schemas.microsoft.com/office/word/2023/wordml/word16du" xmlns:w16sdtdh="http://schemas.microsoft.com/office/word/2020/wordml/sdtdatahash" xmlns:w16sdtfl="http://schemas.microsoft.com/office/word/2024/wordml/sdtformatlock" xmlns:w16se="http://schemas.microsoft.com/office/word/2015/wordml/symex" xmlns:wpg="http://schemas.microsoft.com/office/word/2010/wordprocessingGroup" xmlns:wpi="http://schemas.microsoft.com/office/word/2010/wordprocessingInk" xmlns:wne="http://schemas.microsoft.com/office/word/2006/wordml" xmlns:wps="http://schemas.microsoft.com/office/word/2010/wordprocessingShape" mc:Ignorable="w14 w15 w16se w16cid w16 w16cex w16sdtdh w16sdtfl w16du wp14">
+  <w:abstractNum w:abstractNumId="0" w15:restartNumberingAfterBreak="0">
+    <w:nsid w:val="196B453F"/>
     <w:multiLevelType w:val="hybridMultilevel"/>
-    <w:lvl w:ilvl="0" w:tentative="1">
+    <w:tmpl w:val="7D86DFF2"/>
+    <w:lvl w:ilvl="0" w:tplc="0B028AD0" w:tentative="1">
       <w:start w:val="1"/>
       <w:numFmt w:val="bullet"/>
       <w:lvlText w:val="●"/>
@@ -1739,7 +1695,7 @@
         <w:ind w:left="720" w:hanging="360"/>
       </w:pPr>
     </w:lvl>
-    <w:lvl w:ilvl="1" w:tentative="1">
+    <w:lvl w:ilvl="1" w:tplc="C2A23474" w:tentative="1">
       <w:start w:val="1"/>
       <w:numFmt w:val="bullet"/>
       <w:lvlText w:val="○"/>
@@ -1748,7 +1704,7 @@
         <w:ind w:left="1440" w:hanging="360"/>
       </w:pPr>
     </w:lvl>
-    <w:lvl w:ilvl="2" w:tentative="1">
+    <w:lvl w:ilvl="2" w:tplc="BC129F6A" w:tentative="1">
       <w:start w:val="1"/>
       <w:numFmt w:val="bullet"/>
       <w:lvlText w:val="■"/>
@@ -1757,7 +1713,7 @@
         <w:ind w:left="2160" w:hanging="360"/>
       </w:pPr>
     </w:lvl>
-    <w:lvl w:ilvl="3" w:tentative="1">
+    <w:lvl w:ilvl="3" w:tplc="11A2BACA" w:tentative="1">
       <w:start w:val="1"/>
       <w:numFmt w:val="bullet"/>
       <w:lvlText w:val="●"/>
@@ -1766,7 +1722,7 @@
         <w:ind w:left="2880" w:hanging="360"/>
       </w:pPr>
     </w:lvl>
-    <w:lvl w:ilvl="4" w:tentative="1">
+    <w:lvl w:ilvl="4" w:tplc="8856D424" w:tentative="1">
       <w:start w:val="1"/>
       <w:numFmt w:val="bullet"/>
       <w:lvlText w:val="○"/>
@@ -1775,7 +1731,7 @@
         <w:ind w:left="3600" w:hanging="360"/>
       </w:pPr>
     </w:lvl>
-    <w:lvl w:ilvl="5" w:tentative="1">
+    <w:lvl w:ilvl="5" w:tplc="E04C7096" w:tentative="1">
       <w:start w:val="1"/>
       <w:numFmt w:val="bullet"/>
       <w:lvlText w:val="■"/>
@@ -1784,7 +1740,7 @@
         <w:ind w:left="4320" w:hanging="360"/>
       </w:pPr>
     </w:lvl>
-    <w:lvl w:ilvl="6" w:tentative="1">
+    <w:lvl w:ilvl="6" w:tplc="A51252B0" w:tentative="1">
       <w:start w:val="1"/>
       <w:numFmt w:val="bullet"/>
       <w:lvlText w:val="●"/>
@@ -1793,7 +1749,7 @@
         <w:ind w:left="5040" w:hanging="360"/>
       </w:pPr>
     </w:lvl>
-    <w:lvl w:ilvl="7" w:tentative="1">
+    <w:lvl w:ilvl="7" w:tplc="C310CE1C" w:tentative="1">
       <w:start w:val="1"/>
       <w:numFmt w:val="bullet"/>
       <w:lvlText w:val="●"/>
@@ -1802,7 +1758,7 @@
         <w:ind w:left="5760" w:hanging="360"/>
       </w:pPr>
     </w:lvl>
-    <w:lvl w:ilvl="8" w:tentative="1">
+    <w:lvl w:ilvl="8" w:tplc="90688334" w:tentative="1">
       <w:start w:val="1"/>
       <w:numFmt w:val="bullet"/>
       <w:lvlText w:val="●"/>
@@ -1812,8 +1768,8 @@
       </w:pPr>
     </w:lvl>
   </w:abstractNum>
-  <w:num w:numId="1">
-    <w:abstractNumId w:val="1"/>
+  <w:num w:numId="1" w16cid:durableId="1962220496">
+    <w:abstractNumId w:val="0"/>
     <w:lvlOverride w:ilvl="0">
       <w:startOverride w:val="1"/>
     </w:lvlOverride>
@@ -1822,111 +1778,551 @@
 </file>
 
 <file path=word/styles.xml><?xml version="1.0" encoding="utf-8"?>
-<w:styles xmlns:mc="http://schemas.openxmlformats.org/markup-compatibility/2006" xmlns:r="http://schemas.openxmlformats.org/officeDocument/2006/relationships" xmlns:w="http://schemas.openxmlformats.org/wordprocessingml/2006/main" xmlns:w14="http://schemas.microsoft.com/office/word/2010/wordml" xmlns:w15="http://schemas.microsoft.com/office/word/2012/wordml" mc:Ignorable="w14 w15">
+<w:styles xmlns:mc="http://schemas.openxmlformats.org/markup-compatibility/2006" xmlns:r="http://schemas.openxmlformats.org/officeDocument/2006/relationships" xmlns:w="http://schemas.openxmlformats.org/wordprocessingml/2006/main" xmlns:w14="http://schemas.microsoft.com/office/word/2010/wordml" xmlns:w15="http://schemas.microsoft.com/office/word/2012/wordml" xmlns:w16cex="http://schemas.microsoft.com/office/word/2018/wordml/cex" xmlns:w16cid="http://schemas.microsoft.com/office/word/2016/wordml/cid" xmlns:w16="http://schemas.microsoft.com/office/word/2018/wordml" xmlns:w16du="http://schemas.microsoft.com/office/word/2023/wordml/word16du" xmlns:w16sdtdh="http://schemas.microsoft.com/office/word/2020/wordml/sdtdatahash" xmlns:w16sdtfl="http://schemas.microsoft.com/office/word/2024/wordml/sdtformatlock" xmlns:w16se="http://schemas.microsoft.com/office/word/2015/wordml/symex" mc:Ignorable="w14 w15 w16se w16cid w16 w16cex w16sdtdh w16sdtfl w16du">
   <w:docDefaults>
     <w:rPrDefault>
       <w:rPr>
-        <w:rFonts w:ascii="Calibri" w:cs="Calibri" w:eastAsia="Calibri" w:hAnsi="Calibri"/>
+        <w:rFonts w:ascii="Calibri" w:eastAsia="Calibri" w:hAnsi="Calibri" w:cs="Calibri"/>
         <w:sz w:val="23"/>
         <w:szCs w:val="23"/>
+        <w:lang w:val="en-US" w:eastAsia="en-US" w:bidi="he-IL"/>
       </w:rPr>
     </w:rPrDefault>
     <w:pPrDefault/>
   </w:docDefaults>
-  <w:style w:type="paragraph" w:styleId="Normal" w:default="1">
+  <w:latentStyles w:defLockedState="0" w:defUIPriority="99" w:defSemiHidden="0" w:defUnhideWhenUsed="0" w:defQFormat="0" w:count="376">
+    <w:lsdException w:name="Normal" w:uiPriority="0" w:qFormat="1"/>
+    <w:lsdException w:name="heading 1" w:uiPriority="9" w:qFormat="1"/>
+    <w:lsdException w:name="heading 2" w:semiHidden="1" w:uiPriority="9" w:unhideWhenUsed="1" w:qFormat="1"/>
+    <w:lsdException w:name="heading 3" w:semiHidden="1" w:uiPriority="9" w:unhideWhenUsed="1" w:qFormat="1"/>
+    <w:lsdException w:name="heading 4" w:semiHidden="1" w:uiPriority="9" w:unhideWhenUsed="1" w:qFormat="1"/>
+    <w:lsdException w:name="heading 5" w:semiHidden="1" w:uiPriority="9" w:unhideWhenUsed="1" w:qFormat="1"/>
+    <w:lsdException w:name="heading 6" w:semiHidden="1" w:uiPriority="9" w:unhideWhenUsed="1" w:qFormat="1"/>
+    <w:lsdException w:name="heading 7" w:semiHidden="1" w:uiPriority="9" w:unhideWhenUsed="1" w:qFormat="1"/>
+    <w:lsdException w:name="heading 8" w:semiHidden="1" w:uiPriority="9" w:unhideWhenUsed="1" w:qFormat="1"/>
+    <w:lsdException w:name="heading 9" w:semiHidden="1" w:uiPriority="9" w:unhideWhenUsed="1" w:qFormat="1"/>
+    <w:lsdException w:name="index 1" w:semiHidden="1" w:unhideWhenUsed="1"/>
+    <w:lsdException w:name="index 2" w:semiHidden="1" w:unhideWhenUsed="1"/>
+    <w:lsdException w:name="index 3" w:semiHidden="1" w:unhideWhenUsed="1"/>
+    <w:lsdException w:name="index 4" w:semiHidden="1" w:unhideWhenUsed="1"/>
+    <w:lsdException w:name="index 5" w:semiHidden="1" w:unhideWhenUsed="1"/>
+    <w:lsdException w:name="index 6" w:semiHidden="1" w:unhideWhenUsed="1"/>
+    <w:lsdException w:name="index 7" w:semiHidden="1" w:unhideWhenUsed="1"/>
+    <w:lsdException w:name="index 8" w:semiHidden="1" w:unhideWhenUsed="1"/>
+    <w:lsdException w:name="index 9" w:semiHidden="1" w:unhideWhenUsed="1"/>
+    <w:lsdException w:name="toc 1" w:semiHidden="1" w:uiPriority="39" w:unhideWhenUsed="1"/>
+    <w:lsdException w:name="toc 2" w:semiHidden="1" w:uiPriority="39" w:unhideWhenUsed="1"/>
+    <w:lsdException w:name="toc 3" w:semiHidden="1" w:uiPriority="39" w:unhideWhenUsed="1"/>
+    <w:lsdException w:name="toc 4" w:semiHidden="1" w:uiPriority="39" w:unhideWhenUsed="1"/>
+    <w:lsdException w:name="toc 5" w:semiHidden="1" w:uiPriority="39" w:unhideWhenUsed="1"/>
+    <w:lsdException w:name="toc 6" w:semiHidden="1" w:uiPriority="39" w:unhideWhenUsed="1"/>
+    <w:lsdException w:name="toc 7" w:semiHidden="1" w:uiPriority="39" w:unhideWhenUsed="1"/>
+    <w:lsdException w:name="toc 8" w:semiHidden="1" w:uiPriority="39" w:unhideWhenUsed="1"/>
+    <w:lsdException w:name="toc 9" w:semiHidden="1" w:uiPriority="39" w:unhideWhenUsed="1"/>
+    <w:lsdException w:name="Normal Indent" w:semiHidden="1" w:unhideWhenUsed="1"/>
+    <w:lsdException w:name="footnote text" w:semiHidden="1" w:unhideWhenUsed="1"/>
+    <w:lsdException w:name="annotation text" w:semiHidden="1" w:unhideWhenUsed="1"/>
+    <w:lsdException w:name="header" w:semiHidden="1" w:unhideWhenUsed="1"/>
+    <w:lsdException w:name="footer" w:semiHidden="1" w:unhideWhenUsed="1"/>
+    <w:lsdException w:name="index heading" w:semiHidden="1" w:unhideWhenUsed="1"/>
+    <w:lsdException w:name="caption" w:semiHidden="1" w:uiPriority="35" w:unhideWhenUsed="1" w:qFormat="1"/>
+    <w:lsdException w:name="table of figures" w:semiHidden="1" w:unhideWhenUsed="1"/>
+    <w:lsdException w:name="envelope address" w:semiHidden="1" w:unhideWhenUsed="1"/>
+    <w:lsdException w:name="envelope return" w:semiHidden="1" w:unhideWhenUsed="1"/>
+    <w:lsdException w:name="footnote reference" w:semiHidden="1" w:unhideWhenUsed="1"/>
+    <w:lsdException w:name="annotation reference" w:semiHidden="1" w:unhideWhenUsed="1"/>
+    <w:lsdException w:name="line number" w:semiHidden="1" w:unhideWhenUsed="1"/>
+    <w:lsdException w:name="page number" w:semiHidden="1" w:unhideWhenUsed="1"/>
+    <w:lsdException w:name="endnote reference" w:semiHidden="1" w:unhideWhenUsed="1"/>
+    <w:lsdException w:name="endnote text" w:semiHidden="1" w:unhideWhenUsed="1"/>
+    <w:lsdException w:name="table of authorities" w:semiHidden="1" w:unhideWhenUsed="1"/>
+    <w:lsdException w:name="macro" w:semiHidden="1" w:unhideWhenUsed="1"/>
+    <w:lsdException w:name="toa heading" w:semiHidden="1" w:unhideWhenUsed="1"/>
+    <w:lsdException w:name="List" w:semiHidden="1" w:unhideWhenUsed="1"/>
+    <w:lsdException w:name="List Bullet" w:semiHidden="1" w:unhideWhenUsed="1"/>
+    <w:lsdException w:name="List Number" w:semiHidden="1" w:unhideWhenUsed="1"/>
+    <w:lsdException w:name="List 2" w:semiHidden="1" w:unhideWhenUsed="1"/>
+    <w:lsdException w:name="List 3" w:semiHidden="1" w:unhideWhenUsed="1"/>
+    <w:lsdException w:name="List 4" w:semiHidden="1" w:unhideWhenUsed="1"/>
+    <w:lsdException w:name="List 5" w:semiHidden="1" w:unhideWhenUsed="1"/>
+    <w:lsdException w:name="List Bullet 2" w:semiHidden="1" w:unhideWhenUsed="1"/>
+    <w:lsdException w:name="List Bullet 3" w:semiHidden="1" w:unhideWhenUsed="1"/>
+    <w:lsdException w:name="List Bullet 4" w:semiHidden="1" w:unhideWhenUsed="1"/>
+    <w:lsdException w:name="List Bullet 5" w:semiHidden="1" w:unhideWhenUsed="1"/>
+    <w:lsdException w:name="List Number 2" w:semiHidden="1" w:unhideWhenUsed="1"/>
+    <w:lsdException w:name="List Number 3" w:semiHidden="1" w:unhideWhenUsed="1"/>
+    <w:lsdException w:name="List Number 4" w:semiHidden="1" w:unhideWhenUsed="1"/>
+    <w:lsdException w:name="List Number 5" w:semiHidden="1" w:unhideWhenUsed="1"/>
+    <w:lsdException w:name="Title" w:uiPriority="10" w:qFormat="1"/>
+    <w:lsdException w:name="Closing" w:semiHidden="1" w:unhideWhenUsed="1"/>
+    <w:lsdException w:name="Signature" w:semiHidden="1" w:unhideWhenUsed="1"/>
+    <w:lsdException w:name="Default Paragraph Font" w:semiHidden="1" w:uiPriority="1" w:unhideWhenUsed="1"/>
+    <w:lsdException w:name="Body Text" w:semiHidden="1" w:unhideWhenUsed="1"/>
+    <w:lsdException w:name="Body Text Indent" w:semiHidden="1" w:unhideWhenUsed="1"/>
+    <w:lsdException w:name="List Continue" w:semiHidden="1" w:unhideWhenUsed="1"/>
+    <w:lsdException w:name="List Continue 2" w:semiHidden="1" w:unhideWhenUsed="1"/>
+    <w:lsdException w:name="List Continue 3" w:semiHidden="1" w:unhideWhenUsed="1"/>
+    <w:lsdException w:name="List Continue 4" w:semiHidden="1" w:unhideWhenUsed="1"/>
+    <w:lsdException w:name="List Continue 5" w:semiHidden="1" w:unhideWhenUsed="1"/>
+    <w:lsdException w:name="Message Header" w:semiHidden="1" w:unhideWhenUsed="1"/>
+    <w:lsdException w:name="Subtitle" w:uiPriority="11" w:qFormat="1"/>
+    <w:lsdException w:name="Salutation" w:semiHidden="1" w:unhideWhenUsed="1"/>
+    <w:lsdException w:name="Date" w:semiHidden="1" w:unhideWhenUsed="1"/>
+    <w:lsdException w:name="Body Text First Indent" w:semiHidden="1" w:unhideWhenUsed="1"/>
+    <w:lsdException w:name="Body Text First Indent 2" w:semiHidden="1" w:unhideWhenUsed="1"/>
+    <w:lsdException w:name="Note Heading" w:semiHidden="1" w:unhideWhenUsed="1"/>
+    <w:lsdException w:name="Body Text 2" w:semiHidden="1" w:unhideWhenUsed="1"/>
+    <w:lsdException w:name="Body Text 3" w:semiHidden="1" w:unhideWhenUsed="1"/>
+    <w:lsdException w:name="Body Text Indent 2" w:semiHidden="1" w:unhideWhenUsed="1"/>
+    <w:lsdException w:name="Body Text Indent 3" w:semiHidden="1" w:unhideWhenUsed="1"/>
+    <w:lsdException w:name="Block Text" w:semiHidden="1" w:unhideWhenUsed="1"/>
+    <w:lsdException w:name="Hyperlink" w:semiHidden="1" w:unhideWhenUsed="1"/>
+    <w:lsdException w:name="FollowedHyperlink" w:semiHidden="1" w:unhideWhenUsed="1"/>
+    <w:lsdException w:name="Strong" w:uiPriority="22" w:qFormat="1"/>
+    <w:lsdException w:name="Emphasis" w:uiPriority="20" w:qFormat="1"/>
+    <w:lsdException w:name="Document Map" w:semiHidden="1" w:unhideWhenUsed="1"/>
+    <w:lsdException w:name="Plain Text" w:semiHidden="1" w:unhideWhenUsed="1"/>
+    <w:lsdException w:name="E-mail Signature" w:semiHidden="1" w:unhideWhenUsed="1"/>
+    <w:lsdException w:name="HTML Top of Form" w:semiHidden="1" w:unhideWhenUsed="1"/>
+    <w:lsdException w:name="HTML Bottom of Form" w:semiHidden="1" w:unhideWhenUsed="1"/>
+    <w:lsdException w:name="Normal (Web)" w:semiHidden="1" w:unhideWhenUsed="1"/>
+    <w:lsdException w:name="HTML Acronym" w:semiHidden="1" w:unhideWhenUsed="1"/>
+    <w:lsdException w:name="HTML Address" w:semiHidden="1" w:unhideWhenUsed="1"/>
+    <w:lsdException w:name="HTML Cite" w:semiHidden="1" w:unhideWhenUsed="1"/>
+    <w:lsdException w:name="HTML Code" w:semiHidden="1" w:unhideWhenUsed="1"/>
+    <w:lsdException w:name="HTML Definition" w:semiHidden="1" w:unhideWhenUsed="1"/>
+    <w:lsdException w:name="HTML Keyboard" w:semiHidden="1" w:unhideWhenUsed="1"/>
+    <w:lsdException w:name="HTML Preformatted" w:semiHidden="1" w:unhideWhenUsed="1"/>
+    <w:lsdException w:name="HTML Sample" w:semiHidden="1" w:unhideWhenUsed="1"/>
+    <w:lsdException w:name="HTML Typewriter" w:semiHidden="1" w:unhideWhenUsed="1"/>
+    <w:lsdException w:name="HTML Variable" w:semiHidden="1" w:unhideWhenUsed="1"/>
+    <w:lsdException w:name="Normal Table" w:semiHidden="1" w:unhideWhenUsed="1"/>
+    <w:lsdException w:name="annotation subject" w:semiHidden="1" w:unhideWhenUsed="1"/>
+    <w:lsdException w:name="No List" w:semiHidden="1" w:unhideWhenUsed="1"/>
+    <w:lsdException w:name="Outline List 1" w:semiHidden="1" w:unhideWhenUsed="1"/>
+    <w:lsdException w:name="Outline List 2" w:semiHidden="1" w:unhideWhenUsed="1"/>
+    <w:lsdException w:name="Outline List 3" w:semiHidden="1" w:unhideWhenUsed="1"/>
+    <w:lsdException w:name="Table Simple 1" w:semiHidden="1" w:unhideWhenUsed="1"/>
+    <w:lsdException w:name="Table Simple 2" w:semiHidden="1" w:unhideWhenUsed="1"/>
+    <w:lsdException w:name="Table Simple 3" w:semiHidden="1" w:unhideWhenUsed="1"/>
+    <w:lsdException w:name="Table Classic 1" w:semiHidden="1" w:unhideWhenUsed="1"/>
+    <w:lsdException w:name="Table Classic 2" w:semiHidden="1" w:unhideWhenUsed="1"/>
+    <w:lsdException w:name="Table Classic 3" w:semiHidden="1" w:unhideWhenUsed="1"/>
+    <w:lsdException w:name="Table Classic 4" w:semiHidden="1" w:unhideWhenUsed="1"/>
+    <w:lsdException w:name="Table Colorful 1" w:semiHidden="1" w:unhideWhenUsed="1"/>
+    <w:lsdException w:name="Table Colorful 2" w:semiHidden="1" w:unhideWhenUsed="1"/>
+    <w:lsdException w:name="Table Colorful 3" w:semiHidden="1" w:unhideWhenUsed="1"/>
+    <w:lsdException w:name="Table Columns 1" w:semiHidden="1" w:unhideWhenUsed="1"/>
+    <w:lsdException w:name="Table Columns 2" w:semiHidden="1" w:unhideWhenUsed="1"/>
+    <w:lsdException w:name="Table Columns 3" w:semiHidden="1" w:unhideWhenUsed="1"/>
+    <w:lsdException w:name="Table Columns 4" w:semiHidden="1" w:unhideWhenUsed="1"/>
+    <w:lsdException w:name="Table Columns 5" w:semiHidden="1" w:unhideWhenUsed="1"/>
+    <w:lsdException w:name="Table Grid 1" w:semiHidden="1" w:unhideWhenUsed="1"/>
+    <w:lsdException w:name="Table Grid 2" w:semiHidden="1" w:unhideWhenUsed="1"/>
+    <w:lsdException w:name="Table Grid 3" w:semiHidden="1" w:unhideWhenUsed="1"/>
+    <w:lsdException w:name="Table Grid 4" w:semiHidden="1" w:unhideWhenUsed="1"/>
+    <w:lsdException w:name="Table Grid 5" w:semiHidden="1" w:unhideWhenUsed="1"/>
+    <w:lsdException w:name="Table Grid 6" w:semiHidden="1" w:unhideWhenUsed="1"/>
+    <w:lsdException w:name="Table Grid 7" w:semiHidden="1" w:unhideWhenUsed="1"/>
+    <w:lsdException w:name="Table Grid 8" w:semiHidden="1" w:unhideWhenUsed="1"/>
+    <w:lsdException w:name="Table List 1" w:semiHidden="1" w:unhideWhenUsed="1"/>
+    <w:lsdException w:name="Table List 2" w:semiHidden="1" w:unhideWhenUsed="1"/>
+    <w:lsdException w:name="Table List 3" w:semiHidden="1" w:unhideWhenUsed="1"/>
+    <w:lsdException w:name="Table List 4" w:semiHidden="1" w:unhideWhenUsed="1"/>
+    <w:lsdException w:name="Table List 5" w:semiHidden="1" w:unhideWhenUsed="1"/>
+    <w:lsdException w:name="Table List 6" w:semiHidden="1" w:unhideWhenUsed="1"/>
+    <w:lsdException w:name="Table List 7" w:semiHidden="1" w:unhideWhenUsed="1"/>
+    <w:lsdException w:name="Table List 8" w:semiHidden="1" w:unhideWhenUsed="1"/>
+    <w:lsdException w:name="Table 3D effects 1" w:semiHidden="1" w:unhideWhenUsed="1"/>
+    <w:lsdException w:name="Table 3D effects 2" w:semiHidden="1" w:unhideWhenUsed="1"/>
+    <w:lsdException w:name="Table 3D effects 3" w:semiHidden="1" w:unhideWhenUsed="1"/>
+    <w:lsdException w:name="Table Contemporary" w:semiHidden="1" w:unhideWhenUsed="1"/>
+    <w:lsdException w:name="Table Elegant" w:semiHidden="1" w:unhideWhenUsed="1"/>
+    <w:lsdException w:name="Table Professional" w:semiHidden="1" w:unhideWhenUsed="1"/>
+    <w:lsdException w:name="Table Subtle 1" w:semiHidden="1" w:unhideWhenUsed="1"/>
+    <w:lsdException w:name="Table Subtle 2" w:semiHidden="1" w:unhideWhenUsed="1"/>
+    <w:lsdException w:name="Table Web 1" w:semiHidden="1" w:unhideWhenUsed="1"/>
+    <w:lsdException w:name="Table Web 2" w:semiHidden="1" w:unhideWhenUsed="1"/>
+    <w:lsdException w:name="Table Web 3" w:semiHidden="1" w:unhideWhenUsed="1"/>
+    <w:lsdException w:name="Balloon Text" w:semiHidden="1" w:unhideWhenUsed="1"/>
+    <w:lsdException w:name="Table Grid" w:uiPriority="39"/>
+    <w:lsdException w:name="Table Theme" w:semiHidden="1" w:unhideWhenUsed="1"/>
+    <w:lsdException w:name="Placeholder Text" w:semiHidden="1"/>
+    <w:lsdException w:name="No Spacing" w:uiPriority="1" w:qFormat="1"/>
+    <w:lsdException w:name="Light Shading" w:uiPriority="60"/>
+    <w:lsdException w:name="Light List" w:uiPriority="61"/>
+    <w:lsdException w:name="Light Grid" w:uiPriority="62"/>
+    <w:lsdException w:name="Medium Shading 1" w:uiPriority="63"/>
+    <w:lsdException w:name="Medium Shading 2" w:uiPriority="64"/>
+    <w:lsdException w:name="Medium List 1" w:uiPriority="65"/>
+    <w:lsdException w:name="Medium List 2" w:uiPriority="66"/>
+    <w:lsdException w:name="Medium Grid 1" w:uiPriority="67"/>
+    <w:lsdException w:name="Medium Grid 2" w:uiPriority="68"/>
+    <w:lsdException w:name="Medium Grid 3" w:uiPriority="69"/>
+    <w:lsdException w:name="Dark List" w:uiPriority="70"/>
+    <w:lsdException w:name="Colorful Shading" w:uiPriority="71"/>
+    <w:lsdException w:name="Colorful List" w:uiPriority="72"/>
+    <w:lsdException w:name="Colorful Grid" w:uiPriority="73"/>
+    <w:lsdException w:name="Light Shading Accent 1" w:uiPriority="60"/>
+    <w:lsdException w:name="Light List Accent 1" w:uiPriority="61"/>
+    <w:lsdException w:name="Light Grid Accent 1" w:uiPriority="62"/>
+    <w:lsdException w:name="Medium Shading 1 Accent 1" w:uiPriority="63"/>
+    <w:lsdException w:name="Medium Shading 2 Accent 1" w:uiPriority="64"/>
+    <w:lsdException w:name="Medium List 1 Accent 1" w:uiPriority="65"/>
+    <w:lsdException w:name="Revision" w:semiHidden="1"/>
+    <w:lsdException w:name="List Paragraph" w:uiPriority="34" w:qFormat="1"/>
+    <w:lsdException w:name="Quote" w:uiPriority="29" w:qFormat="1"/>
+    <w:lsdException w:name="Intense Quote" w:uiPriority="30" w:qFormat="1"/>
+    <w:lsdException w:name="Medium List 2 Accent 1" w:uiPriority="66"/>
+    <w:lsdException w:name="Medium Grid 1 Accent 1" w:uiPriority="67"/>
+    <w:lsdException w:name="Medium Grid 2 Accent 1" w:uiPriority="68"/>
+    <w:lsdException w:name="Medium Grid 3 Accent 1" w:uiPriority="69"/>
+    <w:lsdException w:name="Dark List Accent 1" w:uiPriority="70"/>
+    <w:lsdException w:name="Colorful Shading Accent 1" w:uiPriority="71"/>
+    <w:lsdException w:name="Colorful List Accent 1" w:uiPriority="72"/>
+    <w:lsdException w:name="Colorful Grid Accent 1" w:uiPriority="73"/>
+    <w:lsdException w:name="Light Shading Accent 2" w:uiPriority="60"/>
+    <w:lsdException w:name="Light List Accent 2" w:uiPriority="61"/>
+    <w:lsdException w:name="Light Grid Accent 2" w:uiPriority="62"/>
+    <w:lsdException w:name="Medium Shading 1 Accent 2" w:uiPriority="63"/>
+    <w:lsdException w:name="Medium Shading 2 Accent 2" w:uiPriority="64"/>
+    <w:lsdException w:name="Medium List 1 Accent 2" w:uiPriority="65"/>
+    <w:lsdException w:name="Medium List 2 Accent 2" w:uiPriority="66"/>
+    <w:lsdException w:name="Medium Grid 1 Accent 2" w:uiPriority="67"/>
+    <w:lsdException w:name="Medium Grid 2 Accent 2" w:uiPriority="68"/>
+    <w:lsdException w:name="Medium Grid 3 Accent 2" w:uiPriority="69"/>
+    <w:lsdException w:name="Dark List Accent 2" w:uiPriority="70"/>
+    <w:lsdException w:name="Colorful Shading Accent 2" w:uiPriority="71"/>
+    <w:lsdException w:name="Colorful List Accent 2" w:uiPriority="72"/>
+    <w:lsdException w:name="Colorful Grid Accent 2" w:uiPriority="73"/>
+    <w:lsdException w:name="Light Shading Accent 3" w:uiPriority="60"/>
+    <w:lsdException w:name="Light List Accent 3" w:uiPriority="61"/>
+    <w:lsdException w:name="Light Grid Accent 3" w:uiPriority="62"/>
+    <w:lsdException w:name="Medium Shading 1 Accent 3" w:uiPriority="63"/>
+    <w:lsdException w:name="Medium Shading 2 Accent 3" w:uiPriority="64"/>
+    <w:lsdException w:name="Medium List 1 Accent 3" w:uiPriority="65"/>
+    <w:lsdException w:name="Medium List 2 Accent 3" w:uiPriority="66"/>
+    <w:lsdException w:name="Medium Grid 1 Accent 3" w:uiPriority="67"/>
+    <w:lsdException w:name="Medium Grid 2 Accent 3" w:uiPriority="68"/>
+    <w:lsdException w:name="Medium Grid 3 Accent 3" w:uiPriority="69"/>
+    <w:lsdException w:name="Dark List Accent 3" w:uiPriority="70"/>
+    <w:lsdException w:name="Colorful Shading Accent 3" w:uiPriority="71"/>
+    <w:lsdException w:name="Colorful List Accent 3" w:uiPriority="72"/>
+    <w:lsdException w:name="Colorful Grid Accent 3" w:uiPriority="73"/>
+    <w:lsdException w:name="Light Shading Accent 4" w:uiPriority="60"/>
+    <w:lsdException w:name="Light List Accent 4" w:uiPriority="61"/>
+    <w:lsdException w:name="Light Grid Accent 4" w:uiPriority="62"/>
+    <w:lsdException w:name="Medium Shading 1 Accent 4" w:uiPriority="63"/>
+    <w:lsdException w:name="Medium Shading 2 Accent 4" w:uiPriority="64"/>
+    <w:lsdException w:name="Medium List 1 Accent 4" w:uiPriority="65"/>
+    <w:lsdException w:name="Medium List 2 Accent 4" w:uiPriority="66"/>
+    <w:lsdException w:name="Medium Grid 1 Accent 4" w:uiPriority="67"/>
+    <w:lsdException w:name="Medium Grid 2 Accent 4" w:uiPriority="68"/>
+    <w:lsdException w:name="Medium Grid 3 Accent 4" w:uiPriority="69"/>
+    <w:lsdException w:name="Dark List Accent 4" w:uiPriority="70"/>
+    <w:lsdException w:name="Colorful Shading Accent 4" w:uiPriority="71"/>
+    <w:lsdException w:name="Colorful List Accent 4" w:uiPriority="72"/>
+    <w:lsdException w:name="Colorful Grid Accent 4" w:uiPriority="73"/>
+    <w:lsdException w:name="Light Shading Accent 5" w:uiPriority="60"/>
+    <w:lsdException w:name="Light List Accent 5" w:uiPriority="61"/>
+    <w:lsdException w:name="Light Grid Accent 5" w:uiPriority="62"/>
+    <w:lsdException w:name="Medium Shading 1 Accent 5" w:uiPriority="63"/>
+    <w:lsdException w:name="Medium Shading 2 Accent 5" w:uiPriority="64"/>
+    <w:lsdException w:name="Medium List 1 Accent 5" w:uiPriority="65"/>
+    <w:lsdException w:name="Medium List 2 Accent 5" w:uiPriority="66"/>
+    <w:lsdException w:name="Medium Grid 1 Accent 5" w:uiPriority="67"/>
+    <w:lsdException w:name="Medium Grid 2 Accent 5" w:uiPriority="68"/>
+    <w:lsdException w:name="Medium Grid 3 Accent 5" w:uiPriority="69"/>
+    <w:lsdException w:name="Dark List Accent 5" w:uiPriority="70"/>
+    <w:lsdException w:name="Colorful Shading Accent 5" w:uiPriority="71"/>
+    <w:lsdException w:name="Colorful List Accent 5" w:uiPriority="72"/>
+    <w:lsdException w:name="Colorful Grid Accent 5" w:uiPriority="73"/>
+    <w:lsdException w:name="Light Shading Accent 6" w:uiPriority="60"/>
+    <w:lsdException w:name="Light List Accent 6" w:uiPriority="61"/>
+    <w:lsdException w:name="Light Grid Accent 6" w:uiPriority="62"/>
+    <w:lsdException w:name="Medium Shading 1 Accent 6" w:uiPriority="63"/>
+    <w:lsdException w:name="Medium Shading 2 Accent 6" w:uiPriority="64"/>
+    <w:lsdException w:name="Medium List 1 Accent 6" w:uiPriority="65"/>
+    <w:lsdException w:name="Medium List 2 Accent 6" w:uiPriority="66"/>
+    <w:lsdException w:name="Medium Grid 1 Accent 6" w:uiPriority="67"/>
+    <w:lsdException w:name="Medium Grid 2 Accent 6" w:uiPriority="68"/>
+    <w:lsdException w:name="Medium Grid 3 Accent 6" w:uiPriority="69"/>
+    <w:lsdException w:name="Dark List Accent 6" w:uiPriority="70"/>
+    <w:lsdException w:name="Colorful Shading Accent 6" w:uiPriority="71"/>
+    <w:lsdException w:name="Colorful List Accent 6" w:uiPriority="72"/>
+    <w:lsdException w:name="Colorful Grid Accent 6" w:uiPriority="73"/>
+    <w:lsdException w:name="Subtle Emphasis" w:uiPriority="19" w:qFormat="1"/>
+    <w:lsdException w:name="Intense Emphasis" w:uiPriority="21" w:qFormat="1"/>
+    <w:lsdException w:name="Subtle Reference" w:uiPriority="31" w:qFormat="1"/>
+    <w:lsdException w:name="Intense Reference" w:uiPriority="32" w:qFormat="1"/>
+    <w:lsdException w:name="Book Title" w:uiPriority="33" w:qFormat="1"/>
+    <w:lsdException w:name="Bibliography" w:semiHidden="1" w:uiPriority="37" w:unhideWhenUsed="1"/>
+    <w:lsdException w:name="TOC Heading" w:semiHidden="1" w:uiPriority="39" w:unhideWhenUsed="1" w:qFormat="1"/>
+    <w:lsdException w:name="Plain Table 1" w:uiPriority="41"/>
+    <w:lsdException w:name="Plain Table 2" w:uiPriority="42"/>
+    <w:lsdException w:name="Plain Table 3" w:uiPriority="43"/>
+    <w:lsdException w:name="Plain Table 4" w:uiPriority="44"/>
+    <w:lsdException w:name="Plain Table 5" w:uiPriority="45"/>
+    <w:lsdException w:name="Grid Table Light" w:uiPriority="40"/>
+    <w:lsdException w:name="Grid Table 1 Light" w:uiPriority="46"/>
+    <w:lsdException w:name="Grid Table 2" w:uiPriority="47"/>
+    <w:lsdException w:name="Grid Table 3" w:uiPriority="48"/>
+    <w:lsdException w:name="Grid Table 4" w:uiPriority="49"/>
+    <w:lsdException w:name="Grid Table 5 Dark" w:uiPriority="50"/>
+    <w:lsdException w:name="Grid Table 6 Colorful" w:uiPriority="51"/>
+    <w:lsdException w:name="Grid Table 7 Colorful" w:uiPriority="52"/>
+    <w:lsdException w:name="Grid Table 1 Light Accent 1" w:uiPriority="46"/>
+    <w:lsdException w:name="Grid Table 2 Accent 1" w:uiPriority="47"/>
+    <w:lsdException w:name="Grid Table 3 Accent 1" w:uiPriority="48"/>
+    <w:lsdException w:name="Grid Table 4 Accent 1" w:uiPriority="49"/>
+    <w:lsdException w:name="Grid Table 5 Dark Accent 1" w:uiPriority="50"/>
+    <w:lsdException w:name="Grid Table 6 Colorful Accent 1" w:uiPriority="51"/>
+    <w:lsdException w:name="Grid Table 7 Colorful Accent 1" w:uiPriority="52"/>
+    <w:lsdException w:name="Grid Table 1 Light Accent 2" w:uiPriority="46"/>
+    <w:lsdException w:name="Grid Table 2 Accent 2" w:uiPriority="47"/>
+    <w:lsdException w:name="Grid Table 3 Accent 2" w:uiPriority="48"/>
+    <w:lsdException w:name="Grid Table 4 Accent 2" w:uiPriority="49"/>
+    <w:lsdException w:name="Grid Table 5 Dark Accent 2" w:uiPriority="50"/>
+    <w:lsdException w:name="Grid Table 6 Colorful Accent 2" w:uiPriority="51"/>
+    <w:lsdException w:name="Grid Table 7 Colorful Accent 2" w:uiPriority="52"/>
+    <w:lsdException w:name="Grid Table 1 Light Accent 3" w:uiPriority="46"/>
+    <w:lsdException w:name="Grid Table 2 Accent 3" w:uiPriority="47"/>
+    <w:lsdException w:name="Grid Table 3 Accent 3" w:uiPriority="48"/>
+    <w:lsdException w:name="Grid Table 4 Accent 3" w:uiPriority="49"/>
+    <w:lsdException w:name="Grid Table 5 Dark Accent 3" w:uiPriority="50"/>
+    <w:lsdException w:name="Grid Table 6 Colorful Accent 3" w:uiPriority="51"/>
+    <w:lsdException w:name="Grid Table 7 Colorful Accent 3" w:uiPriority="52"/>
+    <w:lsdException w:name="Grid Table 1 Light Accent 4" w:uiPriority="46"/>
+    <w:lsdException w:name="Grid Table 2 Accent 4" w:uiPriority="47"/>
+    <w:lsdException w:name="Grid Table 3 Accent 4" w:uiPriority="48"/>
+    <w:lsdException w:name="Grid Table 4 Accent 4" w:uiPriority="49"/>
+    <w:lsdException w:name="Grid Table 5 Dark Accent 4" w:uiPriority="50"/>
+    <w:lsdException w:name="Grid Table 6 Colorful Accent 4" w:uiPriority="51"/>
+    <w:lsdException w:name="Grid Table 7 Colorful Accent 4" w:uiPriority="52"/>
+    <w:lsdException w:name="Grid Table 1 Light Accent 5" w:uiPriority="46"/>
+    <w:lsdException w:name="Grid Table 2 Accent 5" w:uiPriority="47"/>
+    <w:lsdException w:name="Grid Table 3 Accent 5" w:uiPriority="48"/>
+    <w:lsdException w:name="Grid Table 4 Accent 5" w:uiPriority="49"/>
+    <w:lsdException w:name="Grid Table 5 Dark Accent 5" w:uiPriority="50"/>
+    <w:lsdException w:name="Grid Table 6 Colorful Accent 5" w:uiPriority="51"/>
+    <w:lsdException w:name="Grid Table 7 Colorful Accent 5" w:uiPriority="52"/>
+    <w:lsdException w:name="Grid Table 1 Light Accent 6" w:uiPriority="46"/>
+    <w:lsdException w:name="Grid Table 2 Accent 6" w:uiPriority="47"/>
+    <w:lsdException w:name="Grid Table 3 Accent 6" w:uiPriority="48"/>
+    <w:lsdException w:name="Grid Table 4 Accent 6" w:uiPriority="49"/>
+    <w:lsdException w:name="Grid Table 5 Dark Accent 6" w:uiPriority="50"/>
+    <w:lsdException w:name="Grid Table 6 Colorful Accent 6" w:uiPriority="51"/>
+    <w:lsdException w:name="Grid Table 7 Colorful Accent 6" w:uiPriority="52"/>
+    <w:lsdException w:name="List Table 1 Light" w:uiPriority="46"/>
+    <w:lsdException w:name="List Table 2" w:uiPriority="47"/>
+    <w:lsdException w:name="List Table 3" w:uiPriority="48"/>
+    <w:lsdException w:name="List Table 4" w:uiPriority="49"/>
+    <w:lsdException w:name="List Table 5 Dark" w:uiPriority="50"/>
+    <w:lsdException w:name="List Table 6 Colorful" w:uiPriority="51"/>
+    <w:lsdException w:name="List Table 7 Colorful" w:uiPriority="52"/>
+    <w:lsdException w:name="List Table 1 Light Accent 1" w:uiPriority="46"/>
+    <w:lsdException w:name="List Table 2 Accent 1" w:uiPriority="47"/>
+    <w:lsdException w:name="List Table 3 Accent 1" w:uiPriority="48"/>
+    <w:lsdException w:name="List Table 4 Accent 1" w:uiPriority="49"/>
+    <w:lsdException w:name="List Table 5 Dark Accent 1" w:uiPriority="50"/>
+    <w:lsdException w:name="List Table 6 Colorful Accent 1" w:uiPriority="51"/>
+    <w:lsdException w:name="List Table 7 Colorful Accent 1" w:uiPriority="52"/>
+    <w:lsdException w:name="List Table 1 Light Accent 2" w:uiPriority="46"/>
+    <w:lsdException w:name="List Table 2 Accent 2" w:uiPriority="47"/>
+    <w:lsdException w:name="List Table 3 Accent 2" w:uiPriority="48"/>
+    <w:lsdException w:name="List Table 4 Accent 2" w:uiPriority="49"/>
+    <w:lsdException w:name="List Table 5 Dark Accent 2" w:uiPriority="50"/>
+    <w:lsdException w:name="List Table 6 Colorful Accent 2" w:uiPriority="51"/>
+    <w:lsdException w:name="List Table 7 Colorful Accent 2" w:uiPriority="52"/>
+    <w:lsdException w:name="List Table 1 Light Accent 3" w:uiPriority="46"/>
+    <w:lsdException w:name="List Table 2 Accent 3" w:uiPriority="47"/>
+    <w:lsdException w:name="List Table 3 Accent 3" w:uiPriority="48"/>
+    <w:lsdException w:name="List Table 4 Accent 3" w:uiPriority="49"/>
+    <w:lsdException w:name="List Table 5 Dark Accent 3" w:uiPriority="50"/>
+    <w:lsdException w:name="List Table 6 Colorful Accent 3" w:uiPriority="51"/>
+    <w:lsdException w:name="List Table 7 Colorful Accent 3" w:uiPriority="52"/>
+    <w:lsdException w:name="List Table 1 Light Accent 4" w:uiPriority="46"/>
+    <w:lsdException w:name="List Table 2 Accent 4" w:uiPriority="47"/>
+    <w:lsdException w:name="List Table 3 Accent 4" w:uiPriority="48"/>
+    <w:lsdException w:name="List Table 4 Accent 4" w:uiPriority="49"/>
+    <w:lsdException w:name="List Table 5 Dark Accent 4" w:uiPriority="50"/>
+    <w:lsdException w:name="List Table 6 Colorful Accent 4" w:uiPriority="51"/>
+    <w:lsdException w:name="List Table 7 Colorful Accent 4" w:uiPriority="52"/>
+    <w:lsdException w:name="List Table 1 Light Accent 5" w:uiPriority="46"/>
+    <w:lsdException w:name="List Table 2 Accent 5" w:uiPriority="47"/>
+    <w:lsdException w:name="List Table 3 Accent 5" w:uiPriority="48"/>
+    <w:lsdException w:name="List Table 4 Accent 5" w:uiPriority="49"/>
+    <w:lsdException w:name="List Table 5 Dark Accent 5" w:uiPriority="50"/>
+    <w:lsdException w:name="List Table 6 Colorful Accent 5" w:uiPriority="51"/>
+    <w:lsdException w:name="List Table 7 Colorful Accent 5" w:uiPriority="52"/>
+    <w:lsdException w:name="List Table 1 Light Accent 6" w:uiPriority="46"/>
+    <w:lsdException w:name="List Table 2 Accent 6" w:uiPriority="47"/>
+    <w:lsdException w:name="List Table 3 Accent 6" w:uiPriority="48"/>
+    <w:lsdException w:name="List Table 4 Accent 6" w:uiPriority="49"/>
+    <w:lsdException w:name="List Table 5 Dark Accent 6" w:uiPriority="50"/>
+    <w:lsdException w:name="List Table 6 Colorful Accent 6" w:uiPriority="51"/>
+    <w:lsdException w:name="List Table 7 Colorful Accent 6" w:uiPriority="52"/>
+    <w:lsdException w:name="Mention" w:semiHidden="1" w:unhideWhenUsed="1"/>
+    <w:lsdException w:name="Smart Hyperlink" w:semiHidden="1" w:unhideWhenUsed="1"/>
+    <w:lsdException w:name="Hashtag" w:semiHidden="1" w:unhideWhenUsed="1"/>
+    <w:lsdException w:name="Unresolved Mention" w:semiHidden="1" w:unhideWhenUsed="1"/>
+    <w:lsdException w:name="Smart Link" w:semiHidden="1" w:unhideWhenUsed="1"/>
+  </w:latentStyles>
+  <w:style w:type="paragraph" w:default="1" w:styleId="a">
     <w:name w:val="Normal"/>
     <w:qFormat/>
   </w:style>
-  <w:style w:type="paragraph" w:styleId="Title">
+  <w:style w:type="paragraph" w:styleId="1">
+    <w:name w:val="heading 1"/>
+    <w:basedOn w:val="a"/>
+    <w:next w:val="a"/>
+    <w:uiPriority w:val="9"/>
+    <w:qFormat/>
+    <w:pPr>
+      <w:outlineLvl w:val="0"/>
+    </w:pPr>
+    <w:rPr>
+      <w:color w:val="2E74B5"/>
+      <w:sz w:val="32"/>
+      <w:szCs w:val="32"/>
+    </w:rPr>
+  </w:style>
+  <w:style w:type="paragraph" w:styleId="2">
+    <w:name w:val="heading 2"/>
+    <w:basedOn w:val="a"/>
+    <w:next w:val="a"/>
+    <w:uiPriority w:val="9"/>
+    <w:semiHidden/>
+    <w:unhideWhenUsed/>
+    <w:qFormat/>
+    <w:pPr>
+      <w:outlineLvl w:val="1"/>
+    </w:pPr>
+    <w:rPr>
+      <w:color w:val="2E74B5"/>
+      <w:sz w:val="26"/>
+      <w:szCs w:val="26"/>
+    </w:rPr>
+  </w:style>
+  <w:style w:type="paragraph" w:styleId="3">
+    <w:name w:val="heading 3"/>
+    <w:basedOn w:val="a"/>
+    <w:next w:val="a"/>
+    <w:uiPriority w:val="9"/>
+    <w:semiHidden/>
+    <w:unhideWhenUsed/>
+    <w:qFormat/>
+    <w:pPr>
+      <w:outlineLvl w:val="2"/>
+    </w:pPr>
+    <w:rPr>
+      <w:color w:val="1F4D78"/>
+      <w:sz w:val="24"/>
+      <w:szCs w:val="24"/>
+    </w:rPr>
+  </w:style>
+  <w:style w:type="paragraph" w:styleId="4">
+    <w:name w:val="heading 4"/>
+    <w:basedOn w:val="a"/>
+    <w:next w:val="a"/>
+    <w:uiPriority w:val="9"/>
+    <w:semiHidden/>
+    <w:unhideWhenUsed/>
+    <w:qFormat/>
+    <w:pPr>
+      <w:outlineLvl w:val="3"/>
+    </w:pPr>
+    <w:rPr>
+      <w:i/>
+      <w:iCs/>
+      <w:color w:val="2E74B5"/>
+    </w:rPr>
+  </w:style>
+  <w:style w:type="paragraph" w:styleId="5">
+    <w:name w:val="heading 5"/>
+    <w:basedOn w:val="a"/>
+    <w:next w:val="a"/>
+    <w:uiPriority w:val="9"/>
+    <w:semiHidden/>
+    <w:unhideWhenUsed/>
+    <w:qFormat/>
+    <w:pPr>
+      <w:outlineLvl w:val="4"/>
+    </w:pPr>
+    <w:rPr>
+      <w:color w:val="2E74B5"/>
+    </w:rPr>
+  </w:style>
+  <w:style w:type="paragraph" w:styleId="6">
+    <w:name w:val="heading 6"/>
+    <w:basedOn w:val="a"/>
+    <w:next w:val="a"/>
+    <w:uiPriority w:val="9"/>
+    <w:semiHidden/>
+    <w:unhideWhenUsed/>
+    <w:qFormat/>
+    <w:pPr>
+      <w:outlineLvl w:val="5"/>
+    </w:pPr>
+    <w:rPr>
+      <w:color w:val="1F4D78"/>
+    </w:rPr>
+  </w:style>
+  <w:style w:type="character" w:default="1" w:styleId="a0">
+    <w:name w:val="Default Paragraph Font"/>
+    <w:uiPriority w:val="1"/>
+    <w:semiHidden/>
+    <w:unhideWhenUsed/>
+  </w:style>
+  <w:style w:type="table" w:default="1" w:styleId="a1">
+    <w:name w:val="Normal Table"/>
+    <w:uiPriority w:val="99"/>
+    <w:semiHidden/>
+    <w:unhideWhenUsed/>
+    <w:tblPr>
+      <w:tblInd w:w="0" w:type="dxa"/>
+      <w:tblCellMar>
+        <w:top w:w="0" w:type="dxa"/>
+        <w:left w:w="108" w:type="dxa"/>
+        <w:bottom w:w="0" w:type="dxa"/>
+        <w:right w:w="108" w:type="dxa"/>
+      </w:tblCellMar>
+    </w:tblPr>
+  </w:style>
+  <w:style w:type="numbering" w:default="1" w:styleId="a2">
+    <w:name w:val="No List"/>
+    <w:uiPriority w:val="99"/>
+    <w:semiHidden/>
+    <w:unhideWhenUsed/>
+  </w:style>
+  <w:style w:type="paragraph" w:styleId="a3">
     <w:name w:val="Title"/>
-    <w:basedOn w:val="Normal"/>
-    <w:next w:val="Normal"/>
+    <w:basedOn w:val="a"/>
+    <w:next w:val="a"/>
+    <w:uiPriority w:val="10"/>
     <w:qFormat/>
     <w:rPr>
       <w:sz w:val="56"/>
       <w:szCs w:val="56"/>
     </w:rPr>
   </w:style>
-  <w:style w:type="paragraph" w:styleId="Heading1">
-    <w:name w:val="Heading 1"/>
-    <w:basedOn w:val="Normal"/>
-    <w:next w:val="Normal"/>
-    <w:qFormat/>
-    <w:rPr>
-      <w:color w:val="2E74B5"/>
-      <w:sz w:val="32"/>
-      <w:szCs w:val="32"/>
-    </w:rPr>
-  </w:style>
-  <w:style w:type="paragraph" w:styleId="Heading2">
-    <w:name w:val="Heading 2"/>
-    <w:basedOn w:val="Normal"/>
-    <w:next w:val="Normal"/>
-    <w:qFormat/>
-    <w:rPr>
-      <w:color w:val="2E74B5"/>
-      <w:sz w:val="26"/>
-      <w:szCs w:val="26"/>
-    </w:rPr>
-  </w:style>
-  <w:style w:type="paragraph" w:styleId="Heading3">
-    <w:name w:val="Heading 3"/>
-    <w:basedOn w:val="Normal"/>
-    <w:next w:val="Normal"/>
-    <w:qFormat/>
-    <w:rPr>
-      <w:color w:val="1F4D78"/>
-      <w:sz w:val="24"/>
-      <w:szCs w:val="24"/>
-    </w:rPr>
-  </w:style>
-  <w:style w:type="paragraph" w:styleId="Heading4">
-    <w:name w:val="Heading 4"/>
-    <w:basedOn w:val="Normal"/>
-    <w:next w:val="Normal"/>
-    <w:qFormat/>
-    <w:rPr>
-      <w:i/>
-      <w:iCs/>
-      <w:color w:val="2E74B5"/>
-    </w:rPr>
-  </w:style>
-  <w:style w:type="paragraph" w:styleId="Heading5">
-    <w:name w:val="Heading 5"/>
-    <w:basedOn w:val="Normal"/>
-    <w:next w:val="Normal"/>
-    <w:qFormat/>
-    <w:rPr>
-      <w:color w:val="2E74B5"/>
-    </w:rPr>
-  </w:style>
-  <w:style w:type="paragraph" w:styleId="Heading6">
-    <w:name w:val="Heading 6"/>
-    <w:basedOn w:val="Normal"/>
-    <w:next w:val="Normal"/>
-    <w:qFormat/>
-    <w:rPr>
-      <w:color w:val="1F4D78"/>
-    </w:rPr>
-  </w:style>
-  <w:style w:type="paragraph" w:styleId="Strong">
-    <w:name w:val="Strong"/>
-    <w:basedOn w:val="Normal"/>
-    <w:next w:val="Normal"/>
+  <w:style w:type="paragraph" w:customStyle="1" w:styleId="10">
+    <w:name w:val="חזק1"/>
+    <w:basedOn w:val="a"/>
+    <w:next w:val="a"/>
     <w:qFormat/>
     <w:rPr>
       <w:b/>
       <w:bCs/>
     </w:rPr>
   </w:style>
-  <w:style w:type="paragraph" w:styleId="ListParagraph">
+  <w:style w:type="paragraph" w:styleId="a4">
     <w:name w:val="List Paragraph"/>
-    <w:basedOn w:val="Normal"/>
+    <w:basedOn w:val="a"/>
     <w:qFormat/>
   </w:style>
   <w:style w:type="character" w:styleId="Hyperlink">
     <w:name w:val="Hyperlink"/>
-    <w:basedOn w:val="DefaultParagraphFont"/>
     <w:uiPriority w:val="99"/>
     <w:unhideWhenUsed/>
     <w:rPr>
@@ -1934,9 +2330,8 @@
       <w:u w:val="single"/>
     </w:rPr>
   </w:style>
-  <w:style w:type="character" w:styleId="FootnoteReference">
+  <w:style w:type="character" w:styleId="a5">
     <w:name w:val="footnote reference"/>
-    <w:basedOn w:val="DefaultParagraphFont"/>
     <w:uiPriority w:val="99"/>
     <w:semiHidden/>
     <w:unhideWhenUsed/>
@@ -1944,25 +2339,10 @@
       <w:vertAlign w:val="superscript"/>
     </w:rPr>
   </w:style>
-  <w:style w:type="paragraph" w:styleId="FootnoteText">
+  <w:style w:type="paragraph" w:styleId="a6">
     <w:name w:val="footnote text"/>
-    <w:basedOn w:val="Normal"/>
-    <w:link w:val="FootnoteTextChar"/>
-    <w:uiPriority w:val="99"/>
-    <w:semiHidden/>
-    <w:unhideWhenUsed/>
-    <w:pPr>
-      <w:spacing w:after="0" w:line="240" w:lineRule="auto"/>
-    </w:pPr>
-    <w:rPr>
-      <w:sz w:val="20"/>
-      <w:szCs w:val="20"/>
-    </w:rPr>
-  </w:style>
-  <w:style w:type="character" w:styleId="FootnoteTextChar">
-    <w:name w:val="Footnote Text Char"/>
-    <w:basedOn w:val="DefaultParagraphFont"/>
-    <w:link w:val="FootnoteText"/>
+    <w:basedOn w:val="a"/>
+    <w:link w:val="a7"/>
     <w:uiPriority w:val="99"/>
     <w:semiHidden/>
     <w:unhideWhenUsed/>
@@ -1971,9 +2351,19 @@
       <w:szCs w:val="20"/>
     </w:rPr>
   </w:style>
-  <w:style w:type="character" w:styleId="EndnoteReference">
+  <w:style w:type="character" w:customStyle="1" w:styleId="a7">
+    <w:name w:val="טקסט הערת שוליים תו"/>
+    <w:link w:val="a6"/>
+    <w:uiPriority w:val="99"/>
+    <w:semiHidden/>
+    <w:unhideWhenUsed/>
+    <w:rPr>
+      <w:sz w:val="20"/>
+      <w:szCs w:val="20"/>
+    </w:rPr>
+  </w:style>
+  <w:style w:type="character" w:styleId="a8">
     <w:name w:val="endnote reference"/>
-    <w:basedOn w:val="DefaultParagraphFont"/>
     <w:uiPriority w:val="99"/>
     <w:semiHidden/>
     <w:unhideWhenUsed/>
@@ -1981,25 +2371,21 @@
       <w:vertAlign w:val="superscript"/>
     </w:rPr>
   </w:style>
-  <w:style w:type="paragraph" w:styleId="EndnoteText">
+  <w:style w:type="paragraph" w:styleId="a9">
     <w:name w:val="endnote text"/>
-    <w:basedOn w:val="Normal"/>
-    <w:link w:val="EndnoteTextChar"/>
+    <w:basedOn w:val="a"/>
+    <w:link w:val="aa"/>
     <w:uiPriority w:val="99"/>
     <w:semiHidden/>
     <w:unhideWhenUsed/>
-    <w:pPr>
-      <w:spacing w:after="0" w:line="240" w:lineRule="auto"/>
-    </w:pPr>
     <w:rPr>
       <w:sz w:val="20"/>
       <w:szCs w:val="20"/>
     </w:rPr>
   </w:style>
-  <w:style w:type="character" w:styleId="EndnoteTextChar">
-    <w:name w:val="Endnote Text Char"/>
-    <w:basedOn w:val="DefaultParagraphFont"/>
-    <w:link w:val="EndnoteText"/>
+  <w:style w:type="character" w:customStyle="1" w:styleId="aa">
+    <w:name w:val="טקסט הערת סיום תו"/>
+    <w:link w:val="a9"/>
     <w:uiPriority w:val="99"/>
     <w:semiHidden/>
     <w:unhideWhenUsed/>
@@ -2163,7 +2549,7 @@
         <a:solidFill>
           <a:schemeClr val="phClr"/>
         </a:solidFill>
-        <a:gradFill rotWithShape="true">
+        <a:gradFill rotWithShape="1">
           <a:gsLst>
             <a:gs pos="0">
               <a:schemeClr val="phClr">
@@ -2187,9 +2573,9 @@
               </a:schemeClr>
             </a:gs>
           </a:gsLst>
-          <a:lin ang="5400000" scaled="false"/>
+          <a:lin ang="5400000" scaled="0"/>
         </a:gradFill>
-        <a:gradFill rotWithShape="true">
+        <a:gradFill rotWithShape="1">
           <a:gsLst>
             <a:gs pos="0">
               <a:schemeClr val="phClr">
@@ -2213,7 +2599,7 @@
               </a:schemeClr>
             </a:gs>
           </a:gsLst>
-          <a:lin ang="5400000" scaled="false"/>
+          <a:lin ang="5400000" scaled="0"/>
         </a:gradFill>
       </a:fillStyleLst>
       <a:lnStyleLst>
@@ -2248,7 +2634,7 @@
         </a:effectStyle>
         <a:effectStyle>
           <a:effectLst>
-            <a:outerShdw blurRad="57150" dist="19050" dir="5400000" algn="ctr" rotWithShape="false">
+            <a:outerShdw blurRad="57150" dist="19050" dir="5400000" algn="ctr" rotWithShape="0">
               <a:srgbClr val="000000">
                 <a:alpha val="63000"/>
               </a:srgbClr>
@@ -2266,7 +2652,7 @@
             <a:satMod val="170000"/>
           </a:schemeClr>
         </a:solidFill>
-        <a:gradFill rotWithShape="true">
+        <a:gradFill rotWithShape="1">
           <a:gsLst>
             <a:gs pos="0">
               <a:schemeClr val="phClr">
@@ -2291,7 +2677,7 @@
               </a:schemeClr>
             </a:gs>
           </a:gsLst>
-          <a:lin ang="5400000" scaled="false"/>
+          <a:lin ang="5400000" scaled="0"/>
         </a:gradFill>
       </a:bgFillStyleLst>
     </a:fmtScheme>

--- a/report/Every_Coin_Counts_Poster.docx
+++ b/report/Every_Coin_Counts_Poster.docx
@@ -24,12 +24,6 @@
         <w:gridCol w:w="5303"/>
       </w:tblGrid>
       <w:tr>
-        <w:tblPrEx>
-          <w:tblCellMar>
-            <w:top w:w="0" w:type="dxa"/>
-            <w:bottom w:w="0" w:type="dxa"/>
-          </w:tblCellMar>
-        </w:tblPrEx>
         <w:tc>
           <w:tcPr>
             <w:tcW w:w="10295" w:type="dxa"/>
@@ -61,31 +55,7 @@
                 <w:sz w:val="22"/>
                 <w:szCs w:val="22"/>
               </w:rPr>
-              <w:t xml:space="preserve">IMAGE </w:t>
-            </w:r>
-            <w:proofErr w:type="gramStart"/>
-            <w:r>
-              <w:rPr>
-                <w:b/>
-                <w:bCs/>
-                <w:color w:val="A9E3C6"/>
-                <w:spacing w:val="40"/>
-                <w:sz w:val="22"/>
-                <w:szCs w:val="22"/>
-              </w:rPr>
-              <w:t>PROCESSING  ·</w:t>
-            </w:r>
-            <w:proofErr w:type="gramEnd"/>
-            <w:r>
-              <w:rPr>
-                <w:b/>
-                <w:bCs/>
-                <w:color w:val="A9E3C6"/>
-                <w:spacing w:val="40"/>
-                <w:sz w:val="22"/>
-                <w:szCs w:val="22"/>
-              </w:rPr>
-              <w:t xml:space="preserve">  FINAL PROJECT</w:t>
+              <w:t>IMAGE PROCESSING  ·  FINAL PROJECT</w:t>
             </w:r>
           </w:p>
           <w:p>
@@ -198,7 +168,15 @@
                 <w:sz w:val="26"/>
                 <w:szCs w:val="26"/>
               </w:rPr>
-              <w:t>Dr. Cornel Lusting</w:t>
+              <w:t xml:space="preserve">Dr. Cornel </w:t>
+            </w:r>
+            <w:r>
+              <w:rPr>
+                <w:color w:val="FFFFFF"/>
+                <w:sz w:val="26"/>
+                <w:szCs w:val="26"/>
+              </w:rPr>
+              <w:t>Lustig</w:t>
             </w:r>
           </w:p>
           <w:p>
@@ -216,59 +194,7 @@
                 <w:sz w:val="22"/>
                 <w:szCs w:val="22"/>
               </w:rPr>
-              <w:t xml:space="preserve">Holon </w:t>
-            </w:r>
-            <w:proofErr w:type="gramStart"/>
-            <w:r>
-              <w:rPr>
-                <w:color w:val="D6E4F5"/>
-                <w:sz w:val="22"/>
-                <w:szCs w:val="22"/>
-              </w:rPr>
-              <w:t>institute</w:t>
-            </w:r>
-            <w:proofErr w:type="gramEnd"/>
-            <w:r>
-              <w:rPr>
-                <w:color w:val="D6E4F5"/>
-                <w:sz w:val="22"/>
-                <w:szCs w:val="22"/>
-              </w:rPr>
-              <w:t xml:space="preserve"> of Technology </w:t>
-            </w:r>
-            <w:proofErr w:type="gramStart"/>
-            <w:r>
-              <w:rPr>
-                <w:color w:val="D6E4F5"/>
-                <w:sz w:val="22"/>
-                <w:szCs w:val="22"/>
-              </w:rPr>
-              <w:t>HIT</w:t>
-            </w:r>
-            <w:r>
-              <w:rPr>
-                <w:color w:val="D6E4F5"/>
-                <w:sz w:val="22"/>
-                <w:szCs w:val="22"/>
-              </w:rPr>
-              <w:t xml:space="preserve">  ·</w:t>
-            </w:r>
-            <w:proofErr w:type="gramEnd"/>
-            <w:r>
-              <w:rPr>
-                <w:color w:val="D6E4F5"/>
-                <w:sz w:val="22"/>
-                <w:szCs w:val="22"/>
-              </w:rPr>
-              <w:t xml:space="preserve"> </w:t>
-            </w:r>
-            <w:r>
-              <w:rPr>
-                <w:color w:val="D6E4F5"/>
-                <w:sz w:val="22"/>
-                <w:szCs w:val="22"/>
-              </w:rPr>
-              <w:t>summer 2026</w:t>
+              <w:t>Holon institute of Technology HIT  · summer 2026</w:t>
             </w:r>
           </w:p>
         </w:tc>
@@ -306,12 +232,6 @@
         <w:gridCol w:w="3901"/>
       </w:tblGrid>
       <w:tr>
-        <w:tblPrEx>
-          <w:tblCellMar>
-            <w:top w:w="0" w:type="dxa"/>
-            <w:bottom w:w="0" w:type="dxa"/>
-          </w:tblCellMar>
-        </w:tblPrEx>
         <w:tc>
           <w:tcPr>
             <w:tcW w:w="3899" w:type="dxa"/>
@@ -560,25 +480,7 @@
                 <w:sz w:val="19"/>
                 <w:szCs w:val="19"/>
               </w:rPr>
-              <w:t xml:space="preserve">only 7 with no </w:t>
-            </w:r>
-            <w:proofErr w:type="gramStart"/>
-            <w:r>
-              <w:rPr>
-                <w:color w:val="5F6B7A"/>
-                <w:sz w:val="19"/>
-                <w:szCs w:val="19"/>
-              </w:rPr>
-              <w:t>mistake</w:t>
-            </w:r>
-            <w:proofErr w:type="gramEnd"/>
-            <w:r>
-              <w:rPr>
-                <w:color w:val="5F6B7A"/>
-                <w:sz w:val="19"/>
-                <w:szCs w:val="19"/>
-              </w:rPr>
-              <w:t xml:space="preserve"> at all</w:t>
+              <w:t>only 7 with no mistake at all</w:t>
             </w:r>
           </w:p>
         </w:tc>
@@ -612,12 +514,6 @@
         <w:gridCol w:w="8375"/>
       </w:tblGrid>
       <w:tr>
-        <w:tblPrEx>
-          <w:tblCellMar>
-            <w:top w:w="0" w:type="dxa"/>
-            <w:bottom w:w="0" w:type="dxa"/>
-          </w:tblCellMar>
-        </w:tblPrEx>
         <w:tc>
           <w:tcPr>
             <w:tcW w:w="6863" w:type="dxa"/>
@@ -658,13 +554,8 @@
               <w:spacing w:after="100" w:line="260" w:lineRule="auto"/>
             </w:pPr>
             <w:r>
-              <w:t xml:space="preserve">People count coins </w:t>
-            </w:r>
-            <w:proofErr w:type="gramStart"/>
-            <w:r>
-              <w:t>at a glance</w:t>
-            </w:r>
-            <w:proofErr w:type="gramEnd"/>
+              <w:t>People count coins at a glance</w:t>
+            </w:r>
             <w:r>
               <w:t>; a computer sees only pixels. Our phone photos add three traps: a white pad full of folds and seams, dark or motion-blurred shots, and buttons the size of a coin mixed in.</w:t>
             </w:r>
@@ -673,7 +564,6 @@
             <w:pPr>
               <w:spacing w:after="100" w:line="260" w:lineRule="auto"/>
             </w:pPr>
-            <w:proofErr w:type="gramStart"/>
             <w:r>
               <w:rPr>
                 <w:b/>
@@ -683,18 +573,13 @@
               <w:t xml:space="preserve">Question  </w:t>
             </w:r>
             <w:r>
-              <w:t>Can</w:t>
-            </w:r>
-            <w:proofErr w:type="gramEnd"/>
-            <w:r>
-              <w:t xml:space="preserve"> fixed classical rules, with no training, count only the coins under these conditions?</w:t>
+              <w:t>Can fixed classical rules, with no training, count only the coins under these conditions?</w:t>
             </w:r>
           </w:p>
           <w:p>
             <w:pPr>
               <w:spacing w:after="100" w:line="260" w:lineRule="auto"/>
             </w:pPr>
-            <w:proofErr w:type="gramStart"/>
             <w:r>
               <w:rPr>
                 <w:b/>
@@ -704,17 +589,8 @@
               <w:t xml:space="preserve">Data  </w:t>
             </w:r>
             <w:r>
-              <w:t>26</w:t>
-            </w:r>
-            <w:proofErr w:type="gramEnd"/>
-            <w:r>
-              <w:t xml:space="preserve"> photos · 328 coins · 12 buttons, hand-counted and split into clean, noisy (dark / blurred) and damaged (piles</w:t>
-            </w:r>
-            <w:proofErr w:type="gramStart"/>
-            <w:r>
-              <w:t>, cut</w:t>
-            </w:r>
-            <w:proofErr w:type="gramEnd"/>
+              <w:t>26 photos · 328 coins · 12 buttons, hand-counted and split into clean, noisy (dark / blurred) and damaged (piles, cut</w:t>
+            </w:r>
             <w:r>
               <w:t xml:space="preserve"> coins, buttons). Then every circle the program drew was checked: coin (TP), not a coin (FP) or a coin without a circle (FN).</w:t>
             </w:r>
@@ -919,15 +795,7 @@
               <w:t xml:space="preserve">Touching coins: </w:t>
             </w:r>
             <w:r>
-              <w:t xml:space="preserve">Hough circles split what </w:t>
-            </w:r>
-            <w:proofErr w:type="spellStart"/>
-            <w:r>
-              <w:t>LoG</w:t>
-            </w:r>
-            <w:proofErr w:type="spellEnd"/>
-            <w:r>
-              <w:t xml:space="preserve"> merges.</w:t>
+              <w:t>Hough circles split what LoG merges.</w:t>
             </w:r>
           </w:p>
           <w:p>
@@ -950,11 +818,9 @@
               </w:rPr>
               <w:t xml:space="preserve">Buttons: </w:t>
             </w:r>
-            <w:proofErr w:type="gramStart"/>
             <w:r>
               <w:t>black-hat</w:t>
             </w:r>
-            <w:proofErr w:type="gramEnd"/>
             <w:r>
               <w:t xml:space="preserve"> reveals sewing holes; blue or pink objects are never coins.</w:t>
             </w:r>
@@ -1046,25 +912,7 @@
           <w:sz w:val="19"/>
           <w:szCs w:val="19"/>
         </w:rPr>
-        <w:t xml:space="preserve">Input → foreground map → pad mask → </w:t>
-      </w:r>
-      <w:proofErr w:type="spellStart"/>
-      <w:r>
-        <w:rPr>
-          <w:color w:val="5F6B7A"/>
-          <w:sz w:val="19"/>
-          <w:szCs w:val="19"/>
-        </w:rPr>
-        <w:t>LoG</w:t>
-      </w:r>
-      <w:proofErr w:type="spellEnd"/>
-      <w:r>
-        <w:rPr>
-          <w:color w:val="5F6B7A"/>
-          <w:sz w:val="19"/>
-          <w:szCs w:val="19"/>
-        </w:rPr>
-        <w:t xml:space="preserve"> response → raw peaks (mostly folds) → 14 coins after verification.</w:t>
+        <w:t>Input → foreground map → pad mask → LoG response → raw peaks (mostly folds) → 14 coins after verification.</w:t>
       </w:r>
     </w:p>
     <w:tbl>
@@ -1092,12 +940,6 @@
         <w:gridCol w:w="5000"/>
       </w:tblGrid>
       <w:tr>
-        <w:tblPrEx>
-          <w:tblCellMar>
-            <w:top w:w="0" w:type="dxa"/>
-            <w:bottom w:w="0" w:type="dxa"/>
-          </w:tblCellMar>
-        </w:tblPrEx>
         <w:tc>
           <w:tcPr>
             <w:tcW w:w="4999" w:type="dxa"/>
@@ -1193,25 +1035,7 @@
                 <w:sz w:val="19"/>
                 <w:szCs w:val="19"/>
               </w:rPr>
-              <w:t xml:space="preserve">Three clean photos with no </w:t>
-            </w:r>
-            <w:proofErr w:type="gramStart"/>
-            <w:r>
-              <w:rPr>
-                <w:color w:val="5F6B7A"/>
-                <w:sz w:val="19"/>
-                <w:szCs w:val="19"/>
-              </w:rPr>
-              <w:t>mistake</w:t>
-            </w:r>
-            <w:proofErr w:type="gramEnd"/>
-            <w:r>
-              <w:rPr>
-                <w:color w:val="5F6B7A"/>
-                <w:sz w:val="19"/>
-                <w:szCs w:val="19"/>
-              </w:rPr>
-              <w:t>.</w:t>
+              <w:t>Three clean photos with no mistake.</w:t>
             </w:r>
           </w:p>
           <w:p>
@@ -1477,23 +1301,7 @@
               <w:spacing w:after="100" w:line="260" w:lineRule="auto"/>
             </w:pPr>
             <w:r>
-              <w:t xml:space="preserve">9 of 12 buttons rejected by </w:t>
-            </w:r>
-            <w:proofErr w:type="spellStart"/>
-            <w:r>
-              <w:t>colour</w:t>
-            </w:r>
-            <w:proofErr w:type="spellEnd"/>
-            <w:r>
-              <w:t xml:space="preserve"> or sewing holes (</w:t>
-            </w:r>
-            <w:proofErr w:type="gramStart"/>
-            <w:r>
-              <w:t>black-hat</w:t>
-            </w:r>
-            <w:proofErr w:type="gramEnd"/>
-            <w:r>
-              <w:t>); 2 grey buttons passed as coins.</w:t>
+              <w:t>9 of 12 buttons rejected by colour or sewing holes (black-hat); 2 grey buttons passed as coins.</w:t>
             </w:r>
           </w:p>
         </w:tc>
@@ -1527,12 +1335,6 @@
         <w:gridCol w:w="5200"/>
       </w:tblGrid>
       <w:tr>
-        <w:tblPrEx>
-          <w:tblCellMar>
-            <w:top w:w="0" w:type="dxa"/>
-            <w:bottom w:w="0" w:type="dxa"/>
-          </w:tblCellMar>
-        </w:tblPrEx>
         <w:tc>
           <w:tcPr>
             <w:tcW w:w="5199" w:type="dxa"/>
@@ -1655,15 +1457,7 @@
               <w:spacing w:line="260" w:lineRule="auto"/>
             </w:pPr>
             <w:r>
-              <w:t xml:space="preserve">Merge detections along the blur direction, drop the white hem from the pad mask, fit partial circles at the image border, and use rim </w:t>
-            </w:r>
-            <w:proofErr w:type="spellStart"/>
-            <w:r>
-              <w:t>colour</w:t>
-            </w:r>
-            <w:proofErr w:type="spellEnd"/>
-            <w:r>
-              <w:t xml:space="preserve"> to catch grey buttons.</w:t>
+              <w:t>Merge detections along the blur direction, drop the white hem from the pad mask, fit partial circles at the image border, and use rim colour to catch grey buttons.</w:t>
             </w:r>
           </w:p>
         </w:tc>

--- a/report/Every_Coin_Counts_Poster.docx
+++ b/report/Every_Coin_Counts_Poster.docx
@@ -554,10 +554,13 @@
               <w:spacing w:after="100" w:line="260" w:lineRule="auto"/>
             </w:pPr>
             <w:r>
-              <w:t>People count coins at a glance</w:t>
-            </w:r>
-            <w:r>
-              <w:t>; a computer sees only pixels. Our phone photos add three traps: a white pad full of folds and seams, dark or motion-blurred shots, and buttons the size of a coin mixed in.</w:t>
+              <w:t xml:space="preserve">People count coins at a glance; a computer sees only pixels. </w:t>
+            </w:r>
+            <w:r>
+              <w:t>My phone photos</w:t>
+            </w:r>
+            <w:r>
+              <w:t xml:space="preserve"> add three traps: a white pad full of folds and seams, dark or motion-blurred shots, and buttons the size of a coin mixed in.</w:t>
             </w:r>
           </w:p>
           <w:p>
@@ -589,10 +592,7 @@
               <w:t xml:space="preserve">Data  </w:t>
             </w:r>
             <w:r>
-              <w:t>26 photos · 328 coins · 12 buttons, hand-counted and split into clean, noisy (dark / blurred) and damaged (piles, cut</w:t>
-            </w:r>
-            <w:r>
-              <w:t xml:space="preserve"> coins, buttons). Then every circle the program drew was checked: coin (TP), not a coin (FP) or a coin without a circle (FN).</w:t>
+              <w:t>26 photos · 328 coins · 12 buttons, hand-counted and split into clean, noisy (dark / blurred) and damaged (piles, cut coins, buttons). Then every circle the program drew was checked: coin (TP), not a coin (FP) or a coin without a circle (FN).</w:t>
             </w:r>
           </w:p>
         </w:tc>
@@ -819,10 +819,7 @@
               <w:t xml:space="preserve">Buttons: </w:t>
             </w:r>
             <w:r>
-              <w:t>black-hat</w:t>
-            </w:r>
-            <w:r>
-              <w:t xml:space="preserve"> reveals sewing holes; blue or pink objects are never coins.</w:t>
+              <w:t>black-hat reveals sewing holes; blue or pink objects are never coins.</w:t>
             </w:r>
           </w:p>
         </w:tc>
